--- a/zht/docx/34.content.docx
+++ b/zht/docx/34.content.docx
@@ -28,22 +28,6 @@
       </w:r>
     </w:p>
     <w:p>
-      <w:pPr>
-        <w:pStyle w:val="Heading2"/>
-      </w:pPr>
-      <w:r>
-        <w:rPr>
-          <w:lang w:val="zh_TW" w:bidi="zh_TW"/>
-        </w:rPr>
-        <w:t>License Information</w:t>
-      </w:r>
-      <w:r>
-        <w:rPr>
-          <w:lang w:val="zh_TW" w:bidi="zh_TW"/>
-        </w:rPr>
-      </w:r>
-    </w:p>
-    <w:p>
       <w:pPr/>
       <w:r>
         <w:rPr>
@@ -55,19 +39,21 @@
           <w:b/>
           <w:lang w:val="zh_TW" w:bidi="zh_TW"/>
         </w:rPr>
-        <w:t>研讀筆記 (Tyndale)</w:t>
-      </w:r>
-      <w:r>
-        <w:rPr>
-          <w:lang w:val="zh_TW" w:bidi="zh_TW"/>
-        </w:rPr>
-        <w:t xml:space="preserve"> (Chinese (Traditional)) is based on</w:t>
-      </w:r>
-      <w:r>
-        <w:rPr>
-          <w:lang w:val="zh_TW" w:bidi="zh_TW"/>
-        </w:rPr>
-        <w:t xml:space="preserve">: </w:t>
+        <w:t>Aquifer Open Study Notes</w:t>
+      </w:r>
+    </w:p>
+    <w:p>
+      <w:pPr/>
+      <w:r>
+        <w:rPr>
+          <w:lang w:val="zh_TW" w:bidi="zh_TW"/>
+        </w:rPr>
+      </w:r>
+      <w:r>
+        <w:rPr>
+          <w:lang w:val="zh_TW" w:bidi="zh_TW"/>
+        </w:rPr>
+        <w:t xml:space="preserve">This work is an adaptation of </w:t>
       </w:r>
       <w:r>
         <w:rPr>
@@ -79,48 +65,19 @@
         <w:rPr>
           <w:lang w:val="zh_TW" w:bidi="zh_TW"/>
         </w:rPr>
-        <w:t xml:space="preserve">, </w:t>
-      </w:r>
-      <w:hyperlink r:id="rId13">
-        <w:r>
-          <w:rPr>
-            <w:lang w:val="zh_TW" w:bidi="zh_TW"/>
-          </w:rPr>
-          <w:rPr>
-            <w:color w:val="0000EE"/>
-            <w:u w:val="single"/>
-          </w:rPr>
-          <w:t>Tyndale House Publishers</w:t>
-        </w:r>
-      </w:hyperlink>
-      <w:r>
-        <w:rPr>
-          <w:lang w:val="zh_TW" w:bidi="zh_TW"/>
-        </w:rPr>
-        <w:t xml:space="preserve">, 2019, which is licensed under a </w:t>
-      </w:r>
-      <w:hyperlink r:id="rId14">
-        <w:r>
-          <w:rPr>
-            <w:lang w:val="zh_TW" w:bidi="zh_TW"/>
-          </w:rPr>
-          <w:rPr>
-            <w:color w:val="0000EE"/>
-            <w:u w:val="single"/>
-          </w:rPr>
-          <w:t>CC BY-SA 4.0 license</w:t>
-        </w:r>
-      </w:hyperlink>
-      <w:r>
-        <w:rPr>
-          <w:lang w:val="zh_TW" w:bidi="zh_TW"/>
-        </w:rPr>
-        <w:t>.</w:t>
-      </w:r>
-      <w:r>
-        <w:rPr>
-          <w:lang w:val="zh_TW" w:bidi="zh_TW"/>
-        </w:rPr>
+        <w:t xml:space="preserve"> © 2023 Tyndale House Publishers, licensed under the CC BY-SA 4.0 license. The adaptation, </w:t>
+      </w:r>
+      <w:r>
+        <w:rPr>
+          <w:lang w:val="zh_TW" w:bidi="zh_TW"/>
+        </w:rPr>
+        <w:t>Aquifer Open Study Notes</w:t>
+      </w:r>
+      <w:r>
+        <w:rPr>
+          <w:lang w:val="zh_TW" w:bidi="zh_TW"/>
+        </w:rPr>
+        <w:t>, was created by Mission Mutual and is also licensed under CC BY-SA 4.0.</w:t>
       </w:r>
     </w:p>
     <w:p>
@@ -134,7 +91,7 @@
         <w:rPr>
           <w:lang w:val="zh_TW" w:bidi="zh_TW"/>
         </w:rPr>
-        <w:t>This PDF version is provided under the same license.</w:t>
+        <w:t>This resource has been adapted into multiple languages, including English, Tok Pisin, Arabic (عربي), French (Français), Hindi (हिंदी), Indonesian (Bahasa Indonesia), Portuguese (Português), Russian (Русский), Spanish (Español), Swahili (Kiswahili), and Simplified Chinese (简体中文).</w:t>
       </w:r>
       <w:r>
         <w:rPr>
@@ -306,43 +263,43 @@
         </w:rPr>
         <w:t>：這個開場與其它先知書類似（參</w:t>
       </w:r>
+      <w:hyperlink r:id="rId13">
+        <w:r>
+          <w:rPr>
+            <w:lang w:val="zh_TW" w:bidi="zh_TW"/>
+          </w:rPr>
+          <w:rPr>
+            <w:color w:val="0000EE"/>
+            <w:u w:val="single"/>
+          </w:rPr>
+          <w:t>俄1:1</w:t>
+        </w:r>
+      </w:hyperlink>
+      <w:r>
+        <w:rPr>
+          <w:lang w:val="zh_TW" w:bidi="zh_TW"/>
+        </w:rPr>
+        <w:t>；</w:t>
+      </w:r>
+      <w:hyperlink r:id="rId14">
+        <w:r>
+          <w:rPr>
+            <w:lang w:val="zh_TW" w:bidi="zh_TW"/>
+          </w:rPr>
+          <w:rPr>
+            <w:color w:val="0000EE"/>
+            <w:u w:val="single"/>
+          </w:rPr>
+          <w:t>哈1:1</w:t>
+        </w:r>
+      </w:hyperlink>
+      <w:r>
+        <w:rPr>
+          <w:lang w:val="zh_TW" w:bidi="zh_TW"/>
+        </w:rPr>
+        <w:t>；</w:t>
+      </w:r>
       <w:hyperlink r:id="rId15">
-        <w:r>
-          <w:rPr>
-            <w:lang w:val="zh_TW" w:bidi="zh_TW"/>
-          </w:rPr>
-          <w:rPr>
-            <w:color w:val="0000EE"/>
-            <w:u w:val="single"/>
-          </w:rPr>
-          <w:t>俄1:1</w:t>
-        </w:r>
-      </w:hyperlink>
-      <w:r>
-        <w:rPr>
-          <w:lang w:val="zh_TW" w:bidi="zh_TW"/>
-        </w:rPr>
-        <w:t>；</w:t>
-      </w:r>
-      <w:hyperlink r:id="rId16">
-        <w:r>
-          <w:rPr>
-            <w:lang w:val="zh_TW" w:bidi="zh_TW"/>
-          </w:rPr>
-          <w:rPr>
-            <w:color w:val="0000EE"/>
-            <w:u w:val="single"/>
-          </w:rPr>
-          <w:t>哈1:1</w:t>
-        </w:r>
-      </w:hyperlink>
-      <w:r>
-        <w:rPr>
-          <w:lang w:val="zh_TW" w:bidi="zh_TW"/>
-        </w:rPr>
-        <w:t>；</w:t>
-      </w:r>
-      <w:hyperlink r:id="rId17">
         <w:r>
           <w:rPr>
             <w:lang w:val="zh_TW" w:bidi="zh_TW"/>
@@ -396,7 +353,7 @@
         </w:rPr>
         <w:t>那鴻這個名字的意思是「安慰」或「鼓勵」。他預言的一個重要主題是：藉著尼尼微的傾倒，神要使祂的子民得著鼓勵（</w:t>
       </w:r>
-      <w:hyperlink r:id="rId18">
+      <w:hyperlink r:id="rId16">
         <w:r>
           <w:rPr>
             <w:lang w:val="zh_TW" w:bidi="zh_TW"/>
@@ -414,7 +371,7 @@
         </w:rPr>
         <w:t>；見</w:t>
       </w:r>
-      <w:hyperlink r:id="rId19">
+      <w:hyperlink r:id="rId17">
         <w:r>
           <w:rPr>
             <w:lang w:val="zh_TW" w:bidi="zh_TW"/>
@@ -522,6 +479,42 @@
         </w:rPr>
         <w:t>）：神熱切地保護祂子民的福祉，也熱切渴望他們對祂忠誠（見</w:t>
       </w:r>
+      <w:hyperlink r:id="rId18">
+        <w:r>
+          <w:rPr>
+            <w:lang w:val="zh_TW" w:bidi="zh_TW"/>
+          </w:rPr>
+          <w:rPr>
+            <w:color w:val="0000EE"/>
+            <w:u w:val="single"/>
+          </w:rPr>
+          <w:t>出20:4–5</w:t>
+        </w:r>
+      </w:hyperlink>
+      <w:r>
+        <w:rPr>
+          <w:lang w:val="zh_TW" w:bidi="zh_TW"/>
+        </w:rPr>
+        <w:t>；</w:t>
+      </w:r>
+      <w:hyperlink r:id="rId19">
+        <w:r>
+          <w:rPr>
+            <w:lang w:val="zh_TW" w:bidi="zh_TW"/>
+          </w:rPr>
+          <w:rPr>
+            <w:color w:val="0000EE"/>
+            <w:u w:val="single"/>
+          </w:rPr>
+          <w:t>申4:23–24</w:t>
+        </w:r>
+      </w:hyperlink>
+      <w:r>
+        <w:rPr>
+          <w:lang w:val="zh_TW" w:bidi="zh_TW"/>
+        </w:rPr>
+        <w:t>；</w:t>
+      </w:r>
       <w:hyperlink r:id="rId20">
         <w:r>
           <w:rPr>
@@ -531,7 +524,7 @@
             <w:color w:val="0000EE"/>
             <w:u w:val="single"/>
           </w:rPr>
-          <w:t>出20:4–5</w:t>
+          <w:t>6:4</w:t>
         </w:r>
       </w:hyperlink>
       <w:r>
@@ -541,42 +534,6 @@
         <w:t>；</w:t>
       </w:r>
       <w:hyperlink r:id="rId21">
-        <w:r>
-          <w:rPr>
-            <w:lang w:val="zh_TW" w:bidi="zh_TW"/>
-          </w:rPr>
-          <w:rPr>
-            <w:color w:val="0000EE"/>
-            <w:u w:val="single"/>
-          </w:rPr>
-          <w:t>申4:23–24</w:t>
-        </w:r>
-      </w:hyperlink>
-      <w:r>
-        <w:rPr>
-          <w:lang w:val="zh_TW" w:bidi="zh_TW"/>
-        </w:rPr>
-        <w:t>；</w:t>
-      </w:r>
-      <w:hyperlink r:id="rId22">
-        <w:r>
-          <w:rPr>
-            <w:lang w:val="zh_TW" w:bidi="zh_TW"/>
-          </w:rPr>
-          <w:rPr>
-            <w:color w:val="0000EE"/>
-            <w:u w:val="single"/>
-          </w:rPr>
-          <w:t>6:4</w:t>
-        </w:r>
-      </w:hyperlink>
-      <w:r>
-        <w:rPr>
-          <w:lang w:val="zh_TW" w:bidi="zh_TW"/>
-        </w:rPr>
-        <w:t>；</w:t>
-      </w:r>
-      <w:hyperlink r:id="rId23">
         <w:r>
           <w:rPr>
             <w:lang w:val="zh_TW" w:bidi="zh_TW"/>
@@ -612,6 +569,42 @@
         </w:rPr>
         <w:t>神的報應和忿怒不可與人類「報復」的心態混為一談。祂的作為源自祂的聖潔（</w:t>
       </w:r>
+      <w:hyperlink r:id="rId22">
+        <w:r>
+          <w:rPr>
+            <w:lang w:val="zh_TW" w:bidi="zh_TW"/>
+          </w:rPr>
+          <w:rPr>
+            <w:color w:val="0000EE"/>
+            <w:u w:val="single"/>
+          </w:rPr>
+          <w:t>耶50:28–29</w:t>
+        </w:r>
+      </w:hyperlink>
+      <w:r>
+        <w:rPr>
+          <w:lang w:val="zh_TW" w:bidi="zh_TW"/>
+        </w:rPr>
+        <w:t>）、公義（</w:t>
+      </w:r>
+      <w:hyperlink r:id="rId23">
+        <w:r>
+          <w:rPr>
+            <w:lang w:val="zh_TW" w:bidi="zh_TW"/>
+          </w:rPr>
+          <w:rPr>
+            <w:color w:val="0000EE"/>
+            <w:u w:val="single"/>
+          </w:rPr>
+          <w:t>賽63:1–9</w:t>
+        </w:r>
+      </w:hyperlink>
+      <w:r>
+        <w:rPr>
+          <w:lang w:val="zh_TW" w:bidi="zh_TW"/>
+        </w:rPr>
+        <w:t>），以及祂對子民的約的信實（</w:t>
+      </w:r>
       <w:hyperlink r:id="rId24">
         <w:r>
           <w:rPr>
@@ -621,14 +614,14 @@
             <w:color w:val="0000EE"/>
             <w:u w:val="single"/>
           </w:rPr>
-          <w:t>耶50:28–29</w:t>
-        </w:r>
-      </w:hyperlink>
-      <w:r>
-        <w:rPr>
-          <w:lang w:val="zh_TW" w:bidi="zh_TW"/>
-        </w:rPr>
-        <w:t>）、公義（</w:t>
+          <w:t>利26:23–25</w:t>
+        </w:r>
+      </w:hyperlink>
+      <w:r>
+        <w:rPr>
+          <w:lang w:val="zh_TW" w:bidi="zh_TW"/>
+        </w:rPr>
+        <w:t>；</w:t>
       </w:r>
       <w:hyperlink r:id="rId25">
         <w:r>
@@ -639,14 +632,110 @@
             <w:color w:val="0000EE"/>
             <w:u w:val="single"/>
           </w:rPr>
-          <w:t>賽63:1–9</w:t>
-        </w:r>
-      </w:hyperlink>
-      <w:r>
-        <w:rPr>
-          <w:lang w:val="zh_TW" w:bidi="zh_TW"/>
-        </w:rPr>
-        <w:t>），以及祂對子民的約的信實（</w:t>
+          <w:t>賽1:24–26</w:t>
+        </w:r>
+      </w:hyperlink>
+      <w:r>
+        <w:rPr>
+          <w:lang w:val="zh_TW" w:bidi="zh_TW"/>
+        </w:rPr>
+        <w:t>）。祂的報復從不是武斷的。</w:t>
+      </w:r>
+      <w:r>
+        <w:rPr>
+          <w:lang w:val="zh_TW" w:bidi="zh_TW"/>
+        </w:rPr>
+      </w:r>
+      <w:r>
+        <w:rPr>
+          <w:lang w:val="zh_TW" w:bidi="zh_TW"/>
+        </w:rPr>
+      </w:r>
+    </w:p>
+    <w:p>
+      <w:pPr/>
+      <w:r>
+        <w:rPr>
+          <w:lang w:val="zh_TW" w:bidi="zh_TW"/>
+        </w:rPr>
+      </w:r>
+    </w:p>
+    <w:p>
+      <w:pPr>
+        <w:pStyle w:val="Heading2"/>
+      </w:pPr>
+      <w:r>
+        <w:rPr>
+          <w:lang w:val="zh_TW" w:bidi="zh_TW"/>
+        </w:rPr>
+        <w:t>那鴻書 1:2–6</w:t>
+      </w:r>
+      <w:r>
+        <w:rPr>
+          <w:lang w:val="zh_TW" w:bidi="zh_TW"/>
+        </w:rPr>
+      </w:r>
+    </w:p>
+    <w:p>
+      <w:pPr/>
+      <w:r>
+        <w:rPr>
+          <w:lang w:val="zh_TW" w:bidi="zh_TW"/>
+        </w:rPr>
+      </w:r>
+      <w:r>
+        <w:rPr>
+          <w:lang w:val="zh_TW" w:bidi="zh_TW"/>
+        </w:rPr>
+        <w:t>這首詩的第一節取材自紀念以色列出埃及的聖經經文。這個信息是，全地受造之物都在神主權的大能之下，祂必定懲罰一切敵對祂的人。</w:t>
+      </w:r>
+      <w:r>
+        <w:rPr>
+          <w:lang w:val="zh_TW" w:bidi="zh_TW"/>
+        </w:rPr>
+      </w:r>
+      <w:r>
+        <w:rPr>
+          <w:lang w:val="zh_TW" w:bidi="zh_TW"/>
+        </w:rPr>
+      </w:r>
+    </w:p>
+    <w:p>
+      <w:pPr/>
+      <w:r>
+        <w:rPr>
+          <w:lang w:val="zh_TW" w:bidi="zh_TW"/>
+        </w:rPr>
+      </w:r>
+    </w:p>
+    <w:p>
+      <w:pPr>
+        <w:pStyle w:val="Heading2"/>
+      </w:pPr>
+      <w:r>
+        <w:rPr>
+          <w:lang w:val="zh_TW" w:bidi="zh_TW"/>
+        </w:rPr>
+        <w:t>那鴻書 1:2–11</w:t>
+      </w:r>
+      <w:r>
+        <w:rPr>
+          <w:lang w:val="zh_TW" w:bidi="zh_TW"/>
+        </w:rPr>
+      </w:r>
+    </w:p>
+    <w:p>
+      <w:pPr/>
+      <w:r>
+        <w:rPr>
+          <w:lang w:val="zh_TW" w:bidi="zh_TW"/>
+        </w:rPr>
+      </w:r>
+      <w:r>
+        <w:rPr>
+          <w:lang w:val="zh_TW" w:bidi="zh_TW"/>
+        </w:rPr>
+        <w:t>這首短的兩節詩（</w:t>
       </w:r>
       <w:hyperlink r:id="rId26">
         <w:r>
@@ -657,148 +746,16 @@
             <w:color w:val="0000EE"/>
             <w:u w:val="single"/>
           </w:rPr>
-          <w:t>利26:23–25</w:t>
-        </w:r>
-      </w:hyperlink>
-      <w:r>
-        <w:rPr>
-          <w:lang w:val="zh_TW" w:bidi="zh_TW"/>
-        </w:rPr>
-        <w:t>；</w:t>
+          <w:t>1:2–6</w:t>
+        </w:r>
+      </w:hyperlink>
+      <w:r>
+        <w:rPr>
+          <w:lang w:val="zh_TW" w:bidi="zh_TW"/>
+        </w:rPr>
+        <w:t>、</w:t>
       </w:r>
       <w:hyperlink r:id="rId27">
-        <w:r>
-          <w:rPr>
-            <w:lang w:val="zh_TW" w:bidi="zh_TW"/>
-          </w:rPr>
-          <w:rPr>
-            <w:color w:val="0000EE"/>
-            <w:u w:val="single"/>
-          </w:rPr>
-          <w:t>賽1:24–26</w:t>
-        </w:r>
-      </w:hyperlink>
-      <w:r>
-        <w:rPr>
-          <w:lang w:val="zh_TW" w:bidi="zh_TW"/>
-        </w:rPr>
-        <w:t>）。祂的報復從不是武斷的。</w:t>
-      </w:r>
-      <w:r>
-        <w:rPr>
-          <w:lang w:val="zh_TW" w:bidi="zh_TW"/>
-        </w:rPr>
-      </w:r>
-      <w:r>
-        <w:rPr>
-          <w:lang w:val="zh_TW" w:bidi="zh_TW"/>
-        </w:rPr>
-      </w:r>
-    </w:p>
-    <w:p>
-      <w:pPr/>
-      <w:r>
-        <w:rPr>
-          <w:lang w:val="zh_TW" w:bidi="zh_TW"/>
-        </w:rPr>
-      </w:r>
-    </w:p>
-    <w:p>
-      <w:pPr>
-        <w:pStyle w:val="Heading2"/>
-      </w:pPr>
-      <w:r>
-        <w:rPr>
-          <w:lang w:val="zh_TW" w:bidi="zh_TW"/>
-        </w:rPr>
-        <w:t>那鴻書 1:2–6</w:t>
-      </w:r>
-      <w:r>
-        <w:rPr>
-          <w:lang w:val="zh_TW" w:bidi="zh_TW"/>
-        </w:rPr>
-      </w:r>
-    </w:p>
-    <w:p>
-      <w:pPr/>
-      <w:r>
-        <w:rPr>
-          <w:lang w:val="zh_TW" w:bidi="zh_TW"/>
-        </w:rPr>
-      </w:r>
-      <w:r>
-        <w:rPr>
-          <w:lang w:val="zh_TW" w:bidi="zh_TW"/>
-        </w:rPr>
-        <w:t>這首詩的第一節取材自紀念以色列出埃及的聖經經文。這個信息是，全地受造之物都在神主權的大能之下，祂必定懲罰一切敵對祂的人。</w:t>
-      </w:r>
-      <w:r>
-        <w:rPr>
-          <w:lang w:val="zh_TW" w:bidi="zh_TW"/>
-        </w:rPr>
-      </w:r>
-      <w:r>
-        <w:rPr>
-          <w:lang w:val="zh_TW" w:bidi="zh_TW"/>
-        </w:rPr>
-      </w:r>
-    </w:p>
-    <w:p>
-      <w:pPr/>
-      <w:r>
-        <w:rPr>
-          <w:lang w:val="zh_TW" w:bidi="zh_TW"/>
-        </w:rPr>
-      </w:r>
-    </w:p>
-    <w:p>
-      <w:pPr>
-        <w:pStyle w:val="Heading2"/>
-      </w:pPr>
-      <w:r>
-        <w:rPr>
-          <w:lang w:val="zh_TW" w:bidi="zh_TW"/>
-        </w:rPr>
-        <w:t>那鴻書 1:2–11</w:t>
-      </w:r>
-      <w:r>
-        <w:rPr>
-          <w:lang w:val="zh_TW" w:bidi="zh_TW"/>
-        </w:rPr>
-      </w:r>
-    </w:p>
-    <w:p>
-      <w:pPr/>
-      <w:r>
-        <w:rPr>
-          <w:lang w:val="zh_TW" w:bidi="zh_TW"/>
-        </w:rPr>
-      </w:r>
-      <w:r>
-        <w:rPr>
-          <w:lang w:val="zh_TW" w:bidi="zh_TW"/>
-        </w:rPr>
-        <w:t>這首短的兩節詩（</w:t>
-      </w:r>
-      <w:hyperlink r:id="rId28">
-        <w:r>
-          <w:rPr>
-            <w:lang w:val="zh_TW" w:bidi="zh_TW"/>
-          </w:rPr>
-          <w:rPr>
-            <w:color w:val="0000EE"/>
-            <w:u w:val="single"/>
-          </w:rPr>
-          <w:t>1:2–6</w:t>
-        </w:r>
-      </w:hyperlink>
-      <w:r>
-        <w:rPr>
-          <w:lang w:val="zh_TW" w:bidi="zh_TW"/>
-        </w:rPr>
-        <w:t>、</w:t>
-      </w:r>
-      <w:hyperlink r:id="rId29">
         <w:r>
           <w:rPr>
             <w:lang w:val="zh_TW" w:bidi="zh_TW"/>
@@ -874,6 +831,42 @@
         </w:rPr>
         <w:t>：神對悖逆的忍耐與祂信實的慈愛息息相關（</w:t>
       </w:r>
+      <w:hyperlink r:id="rId28">
+        <w:r>
+          <w:rPr>
+            <w:lang w:val="zh_TW" w:bidi="zh_TW"/>
+          </w:rPr>
+          <w:rPr>
+            <w:color w:val="0000EE"/>
+            <w:u w:val="single"/>
+          </w:rPr>
+          <w:t>出34:6</w:t>
+        </w:r>
+      </w:hyperlink>
+      <w:r>
+        <w:rPr>
+          <w:lang w:val="zh_TW" w:bidi="zh_TW"/>
+        </w:rPr>
+        <w:t>；</w:t>
+      </w:r>
+      <w:hyperlink r:id="rId29">
+        <w:r>
+          <w:rPr>
+            <w:lang w:val="zh_TW" w:bidi="zh_TW"/>
+          </w:rPr>
+          <w:rPr>
+            <w:color w:val="0000EE"/>
+            <w:u w:val="single"/>
+          </w:rPr>
+          <w:t>民14:18</w:t>
+        </w:r>
+      </w:hyperlink>
+      <w:r>
+        <w:rPr>
+          <w:lang w:val="zh_TW" w:bidi="zh_TW"/>
+        </w:rPr>
+        <w:t>；</w:t>
+      </w:r>
       <w:hyperlink r:id="rId30">
         <w:r>
           <w:rPr>
@@ -883,7 +876,7 @@
             <w:color w:val="0000EE"/>
             <w:u w:val="single"/>
           </w:rPr>
-          <w:t>出34:6</w:t>
+          <w:t>詩103:8</w:t>
         </w:r>
       </w:hyperlink>
       <w:r>
@@ -901,7 +894,55 @@
             <w:color w:val="0000EE"/>
             <w:u w:val="single"/>
           </w:rPr>
-          <w:t>民14:18</w:t>
+          <w:t>珥2:13</w:t>
+        </w:r>
+      </w:hyperlink>
+      <w:r>
+        <w:rPr>
+          <w:lang w:val="zh_TW" w:bidi="zh_TW"/>
+        </w:rPr>
+        <w:t>）。這特質曾令約拿失望，因他希望尼尼微立刻被毀（</w:t>
+      </w:r>
+      <w:hyperlink r:id="rId32">
+        <w:r>
+          <w:rPr>
+            <w:lang w:val="zh_TW" w:bidi="zh_TW"/>
+          </w:rPr>
+          <w:rPr>
+            <w:color w:val="0000EE"/>
+            <w:u w:val="single"/>
+          </w:rPr>
+          <w:t>拿4:2</w:t>
+        </w:r>
+      </w:hyperlink>
+      <w:r>
+        <w:rPr>
+          <w:lang w:val="zh_TW" w:bidi="zh_TW"/>
+        </w:rPr>
+        <w:t>）。因為神是</w:t>
+      </w:r>
+      <w:r>
+        <w:rPr>
+          <w:lang w:val="zh_TW" w:bidi="zh_TW"/>
+        </w:rPr>
+        <w:t>忍耐的</w:t>
+      </w:r>
+      <w:r>
+        <w:rPr>
+          <w:lang w:val="zh_TW" w:bidi="zh_TW"/>
+        </w:rPr>
+        <w:t>神，所以祂有時會延遲執行罪人當受的刑罰（</w:t>
+      </w:r>
+      <w:hyperlink r:id="rId33">
+        <w:r>
+          <w:rPr>
+            <w:lang w:val="zh_TW" w:bidi="zh_TW"/>
+          </w:rPr>
+          <w:rPr>
+            <w:color w:val="0000EE"/>
+            <w:u w:val="single"/>
+          </w:rPr>
+          <w:t>尼9:29–30</w:t>
         </w:r>
       </w:hyperlink>
       <w:r>
@@ -910,16 +951,16 @@
         </w:rPr>
         <w:t>；</w:t>
       </w:r>
-      <w:hyperlink r:id="rId32">
-        <w:r>
-          <w:rPr>
-            <w:lang w:val="zh_TW" w:bidi="zh_TW"/>
-          </w:rPr>
-          <w:rPr>
-            <w:color w:val="0000EE"/>
-            <w:u w:val="single"/>
-          </w:rPr>
-          <w:t>詩103:8</w:t>
+      <w:hyperlink r:id="rId34">
+        <w:r>
+          <w:rPr>
+            <w:lang w:val="zh_TW" w:bidi="zh_TW"/>
+          </w:rPr>
+          <w:rPr>
+            <w:color w:val="0000EE"/>
+            <w:u w:val="single"/>
+          </w:rPr>
+          <w:t>羅2:4</w:t>
         </w:r>
       </w:hyperlink>
       <w:r>
@@ -928,54 +969,6 @@
         </w:rPr>
         <w:t>；</w:t>
       </w:r>
-      <w:hyperlink r:id="rId33">
-        <w:r>
-          <w:rPr>
-            <w:lang w:val="zh_TW" w:bidi="zh_TW"/>
-          </w:rPr>
-          <w:rPr>
-            <w:color w:val="0000EE"/>
-            <w:u w:val="single"/>
-          </w:rPr>
-          <w:t>珥2:13</w:t>
-        </w:r>
-      </w:hyperlink>
-      <w:r>
-        <w:rPr>
-          <w:lang w:val="zh_TW" w:bidi="zh_TW"/>
-        </w:rPr>
-        <w:t>）。這特質曾令約拿失望，因他希望尼尼微立刻被毀（</w:t>
-      </w:r>
-      <w:hyperlink r:id="rId34">
-        <w:r>
-          <w:rPr>
-            <w:lang w:val="zh_TW" w:bidi="zh_TW"/>
-          </w:rPr>
-          <w:rPr>
-            <w:color w:val="0000EE"/>
-            <w:u w:val="single"/>
-          </w:rPr>
-          <w:t>拿4:2</w:t>
-        </w:r>
-      </w:hyperlink>
-      <w:r>
-        <w:rPr>
-          <w:lang w:val="zh_TW" w:bidi="zh_TW"/>
-        </w:rPr>
-        <w:t>）。因為神是</w:t>
-      </w:r>
-      <w:r>
-        <w:rPr>
-          <w:lang w:val="zh_TW" w:bidi="zh_TW"/>
-        </w:rPr>
-        <w:t>忍耐的</w:t>
-      </w:r>
-      <w:r>
-        <w:rPr>
-          <w:lang w:val="zh_TW" w:bidi="zh_TW"/>
-        </w:rPr>
-        <w:t>神，所以祂有時會延遲執行罪人當受的刑罰（</w:t>
-      </w:r>
       <w:hyperlink r:id="rId35">
         <w:r>
           <w:rPr>
@@ -985,7 +978,25 @@
             <w:color w:val="0000EE"/>
             <w:u w:val="single"/>
           </w:rPr>
-          <w:t>尼9:29–30</w:t>
+          <w:t>彼後3:9</w:t>
+        </w:r>
+      </w:hyperlink>
+      <w:r>
+        <w:rPr>
+          <w:lang w:val="zh_TW" w:bidi="zh_TW"/>
+        </w:rPr>
+        <w:t>）；但那些持續犯罪的人最終必面對神的審判（</w:t>
+      </w:r>
+      <w:hyperlink r:id="rId36">
+        <w:r>
+          <w:rPr>
+            <w:lang w:val="zh_TW" w:bidi="zh_TW"/>
+          </w:rPr>
+          <w:rPr>
+            <w:color w:val="0000EE"/>
+            <w:u w:val="single"/>
+          </w:rPr>
+          <w:t>出34:7</w:t>
         </w:r>
       </w:hyperlink>
       <w:r>
@@ -994,16 +1005,16 @@
         </w:rPr>
         <w:t>；</w:t>
       </w:r>
-      <w:hyperlink r:id="rId36">
-        <w:r>
-          <w:rPr>
-            <w:lang w:val="zh_TW" w:bidi="zh_TW"/>
-          </w:rPr>
-          <w:rPr>
-            <w:color w:val="0000EE"/>
-            <w:u w:val="single"/>
-          </w:rPr>
-          <w:t>羅2:4</w:t>
+      <w:hyperlink r:id="rId37">
+        <w:r>
+          <w:rPr>
+            <w:lang w:val="zh_TW" w:bidi="zh_TW"/>
+          </w:rPr>
+          <w:rPr>
+            <w:color w:val="0000EE"/>
+            <w:u w:val="single"/>
+          </w:rPr>
+          <w:t>羅14:10</w:t>
         </w:r>
       </w:hyperlink>
       <w:r>
@@ -1012,24 +1023,6 @@
         </w:rPr>
         <w:t>；</w:t>
       </w:r>
-      <w:hyperlink r:id="rId37">
-        <w:r>
-          <w:rPr>
-            <w:lang w:val="zh_TW" w:bidi="zh_TW"/>
-          </w:rPr>
-          <w:rPr>
-            <w:color w:val="0000EE"/>
-            <w:u w:val="single"/>
-          </w:rPr>
-          <w:t>彼後3:9</w:t>
-        </w:r>
-      </w:hyperlink>
-      <w:r>
-        <w:rPr>
-          <w:lang w:val="zh_TW" w:bidi="zh_TW"/>
-        </w:rPr>
-        <w:t>）；但那些持續犯罪的人最終必面對神的審判（</w:t>
-      </w:r>
       <w:hyperlink r:id="rId38">
         <w:r>
           <w:rPr>
@@ -1039,7 +1032,7 @@
             <w:color w:val="0000EE"/>
             <w:u w:val="single"/>
           </w:rPr>
-          <w:t>出34:7</w:t>
+          <w:t>林後5:10</w:t>
         </w:r>
       </w:hyperlink>
       <w:r>
@@ -1049,42 +1042,6 @@
         <w:t>；</w:t>
       </w:r>
       <w:hyperlink r:id="rId39">
-        <w:r>
-          <w:rPr>
-            <w:lang w:val="zh_TW" w:bidi="zh_TW"/>
-          </w:rPr>
-          <w:rPr>
-            <w:color w:val="0000EE"/>
-            <w:u w:val="single"/>
-          </w:rPr>
-          <w:t>羅14:10</w:t>
-        </w:r>
-      </w:hyperlink>
-      <w:r>
-        <w:rPr>
-          <w:lang w:val="zh_TW" w:bidi="zh_TW"/>
-        </w:rPr>
-        <w:t>；</w:t>
-      </w:r>
-      <w:hyperlink r:id="rId40">
-        <w:r>
-          <w:rPr>
-            <w:lang w:val="zh_TW" w:bidi="zh_TW"/>
-          </w:rPr>
-          <w:rPr>
-            <w:color w:val="0000EE"/>
-            <w:u w:val="single"/>
-          </w:rPr>
-          <w:t>林後5:10</w:t>
-        </w:r>
-      </w:hyperlink>
-      <w:r>
-        <w:rPr>
-          <w:lang w:val="zh_TW" w:bidi="zh_TW"/>
-        </w:rPr>
-        <w:t>；</w:t>
-      </w:r>
-      <w:hyperlink r:id="rId41">
         <w:r>
           <w:rPr>
             <w:lang w:val="zh_TW" w:bidi="zh_TW"/>
@@ -1126,7 +1083,7 @@
         </w:rPr>
         <w:t>：這意象描述了神對惡人施行審判時的忿怒（另見</w:t>
       </w:r>
-      <w:hyperlink r:id="rId42">
+      <w:hyperlink r:id="rId40">
         <w:r>
           <w:rPr>
             <w:lang w:val="zh_TW" w:bidi="zh_TW"/>
@@ -1196,6 +1153,42 @@
         </w:rPr>
         <w:t>正如雲彩（</w:t>
       </w:r>
+      <w:hyperlink r:id="rId41">
+        <w:r>
+          <w:rPr>
+            <w:lang w:val="zh_TW" w:bidi="zh_TW"/>
+          </w:rPr>
+          <w:rPr>
+            <w:color w:val="0000EE"/>
+            <w:u w:val="single"/>
+          </w:rPr>
+          <w:t>1:3</w:t>
+        </w:r>
+      </w:hyperlink>
+      <w:r>
+        <w:rPr>
+          <w:lang w:val="zh_TW" w:bidi="zh_TW"/>
+        </w:rPr>
+        <w:t>）和山（</w:t>
+      </w:r>
+      <w:hyperlink r:id="rId42">
+        <w:r>
+          <w:rPr>
+            <w:lang w:val="zh_TW" w:bidi="zh_TW"/>
+          </w:rPr>
+          <w:rPr>
+            <w:color w:val="0000EE"/>
+            <w:u w:val="single"/>
+          </w:rPr>
+          <w:t>1:5</w:t>
+        </w:r>
+      </w:hyperlink>
+      <w:r>
+        <w:rPr>
+          <w:lang w:val="zh_TW" w:bidi="zh_TW"/>
+        </w:rPr>
+        <w:t>）一樣，海和江河也在神主權的掌管之下。舊約聖經中的先知常提及神在出埃及時對海和江河所行的作為（</w:t>
+      </w:r>
       <w:hyperlink r:id="rId43">
         <w:r>
           <w:rPr>
@@ -1205,14 +1198,14 @@
             <w:color w:val="0000EE"/>
             <w:u w:val="single"/>
           </w:rPr>
-          <w:t>1:3</w:t>
-        </w:r>
-      </w:hyperlink>
-      <w:r>
-        <w:rPr>
-          <w:lang w:val="zh_TW" w:bidi="zh_TW"/>
-        </w:rPr>
-        <w:t>）和山（</w:t>
+          <w:t>出15:8–10</w:t>
+        </w:r>
+      </w:hyperlink>
+      <w:r>
+        <w:rPr>
+          <w:lang w:val="zh_TW" w:bidi="zh_TW"/>
+        </w:rPr>
+        <w:t>；</w:t>
       </w:r>
       <w:hyperlink r:id="rId44">
         <w:r>
@@ -1223,14 +1216,14 @@
             <w:color w:val="0000EE"/>
             <w:u w:val="single"/>
           </w:rPr>
-          <w:t>1:5</w:t>
-        </w:r>
-      </w:hyperlink>
-      <w:r>
-        <w:rPr>
-          <w:lang w:val="zh_TW" w:bidi="zh_TW"/>
-        </w:rPr>
-        <w:t>）一樣，海和江河也在神主權的掌管之下。舊約聖經中的先知常提及神在出埃及時對海和江河所行的作為（</w:t>
+          <w:t>撒下22:16</w:t>
+        </w:r>
+      </w:hyperlink>
+      <w:r>
+        <w:rPr>
+          <w:lang w:val="zh_TW" w:bidi="zh_TW"/>
+        </w:rPr>
+        <w:t>；</w:t>
       </w:r>
       <w:hyperlink r:id="rId45">
         <w:r>
@@ -1241,7 +1234,25 @@
             <w:color w:val="0000EE"/>
             <w:u w:val="single"/>
           </w:rPr>
-          <w:t>出15:8–10</w:t>
+          <w:t>詩66:6</w:t>
+        </w:r>
+      </w:hyperlink>
+      <w:r>
+        <w:rPr>
+          <w:lang w:val="zh_TW" w:bidi="zh_TW"/>
+        </w:rPr>
+        <w:t>，</w:t>
+      </w:r>
+      <w:hyperlink r:id="rId46">
+        <w:r>
+          <w:rPr>
+            <w:lang w:val="zh_TW" w:bidi="zh_TW"/>
+          </w:rPr>
+          <w:rPr>
+            <w:color w:val="0000EE"/>
+            <w:u w:val="single"/>
+          </w:rPr>
+          <w:t>77:16</w:t>
         </w:r>
       </w:hyperlink>
       <w:r>
@@ -1250,61 +1261,7 @@
         </w:rPr>
         <w:t>；</w:t>
       </w:r>
-      <w:hyperlink r:id="rId46">
-        <w:r>
-          <w:rPr>
-            <w:lang w:val="zh_TW" w:bidi="zh_TW"/>
-          </w:rPr>
-          <w:rPr>
-            <w:color w:val="0000EE"/>
-            <w:u w:val="single"/>
-          </w:rPr>
-          <w:t>撒下22:16</w:t>
-        </w:r>
-      </w:hyperlink>
-      <w:r>
-        <w:rPr>
-          <w:lang w:val="zh_TW" w:bidi="zh_TW"/>
-        </w:rPr>
-        <w:t>；</w:t>
-      </w:r>
       <w:hyperlink r:id="rId47">
-        <w:r>
-          <w:rPr>
-            <w:lang w:val="zh_TW" w:bidi="zh_TW"/>
-          </w:rPr>
-          <w:rPr>
-            <w:color w:val="0000EE"/>
-            <w:u w:val="single"/>
-          </w:rPr>
-          <w:t>詩66:6</w:t>
-        </w:r>
-      </w:hyperlink>
-      <w:r>
-        <w:rPr>
-          <w:lang w:val="zh_TW" w:bidi="zh_TW"/>
-        </w:rPr>
-        <w:t>，</w:t>
-      </w:r>
-      <w:hyperlink r:id="rId48">
-        <w:r>
-          <w:rPr>
-            <w:lang w:val="zh_TW" w:bidi="zh_TW"/>
-          </w:rPr>
-          <w:rPr>
-            <w:color w:val="0000EE"/>
-            <w:u w:val="single"/>
-          </w:rPr>
-          <w:t>77:16</w:t>
-        </w:r>
-      </w:hyperlink>
-      <w:r>
-        <w:rPr>
-          <w:lang w:val="zh_TW" w:bidi="zh_TW"/>
-        </w:rPr>
-        <w:t>；</w:t>
-      </w:r>
-      <w:hyperlink r:id="rId49">
         <w:r>
           <w:rPr>
             <w:lang w:val="zh_TW" w:bidi="zh_TW"/>
@@ -1340,7 +1297,7 @@
         </w:rPr>
         <w:t>巴珊位於加利利海的東方，以肥沃的牧場聞名，適合牧養牛群（參</w:t>
       </w:r>
-      <w:hyperlink r:id="rId50">
+      <w:hyperlink r:id="rId48">
         <w:r>
           <w:rPr>
             <w:lang w:val="zh_TW" w:bidi="zh_TW"/>
@@ -1376,7 +1333,7 @@
         </w:rPr>
         <w:t>迦密位於迦南中部的地中海沿岸，以其美景與豐產著稱（</w:t>
       </w:r>
-      <w:hyperlink r:id="rId51">
+      <w:hyperlink r:id="rId49">
         <w:r>
           <w:rPr>
             <w:lang w:val="zh_TW" w:bidi="zh_TW"/>
@@ -1394,7 +1351,7 @@
         </w:rPr>
         <w:t>；</w:t>
       </w:r>
-      <w:hyperlink r:id="rId52">
+      <w:hyperlink r:id="rId50">
         <w:r>
           <w:rPr>
             <w:lang w:val="zh_TW" w:bidi="zh_TW"/>
@@ -1430,6 +1387,90 @@
         </w:rPr>
         <w:t>黎巴嫩以其巨大的香柏樹而聞名（</w:t>
       </w:r>
+      <w:hyperlink r:id="rId51">
+        <w:r>
+          <w:rPr>
+            <w:lang w:val="zh_TW" w:bidi="zh_TW"/>
+          </w:rPr>
+          <w:rPr>
+            <w:color w:val="0000EE"/>
+            <w:u w:val="single"/>
+          </w:rPr>
+          <w:t>王上5:6–18</w:t>
+        </w:r>
+      </w:hyperlink>
+      <w:r>
+        <w:rPr>
+          <w:lang w:val="zh_TW" w:bidi="zh_TW"/>
+        </w:rPr>
+        <w:t>）。那鴻列舉這些地方，是要表明即使是地上最肥沃、最富饒的地方，也不能抵擋神審判的權能。</w:t>
+      </w:r>
+      <w:r>
+        <w:rPr>
+          <w:lang w:val="zh_TW" w:bidi="zh_TW"/>
+        </w:rPr>
+      </w:r>
+      <w:r>
+        <w:rPr>
+          <w:lang w:val="zh_TW" w:bidi="zh_TW"/>
+        </w:rPr>
+      </w:r>
+    </w:p>
+    <w:p>
+      <w:pPr/>
+      <w:r>
+        <w:rPr>
+          <w:lang w:val="zh_TW" w:bidi="zh_TW"/>
+        </w:rPr>
+      </w:r>
+    </w:p>
+    <w:p>
+      <w:pPr>
+        <w:pStyle w:val="Heading2"/>
+      </w:pPr>
+      <w:r>
+        <w:rPr>
+          <w:lang w:val="zh_TW" w:bidi="zh_TW"/>
+        </w:rPr>
+        <w:t>那鴻書 1:5</w:t>
+      </w:r>
+      <w:r>
+        <w:rPr>
+          <w:lang w:val="zh_TW" w:bidi="zh_TW"/>
+        </w:rPr>
+      </w:r>
+    </w:p>
+    <w:p>
+      <w:pPr/>
+      <w:r>
+        <w:rPr>
+          <w:lang w:val="zh_TW" w:bidi="zh_TW"/>
+        </w:rPr>
+      </w:r>
+      <w:r>
+        <w:rPr>
+          <w:lang w:val="zh_TW" w:bidi="zh_TW"/>
+        </w:rPr>
+        <w:t>舊約聖經中的詩歌常提到大地震動，以紀念出埃及時期的事件（例，</w:t>
+      </w:r>
+      <w:hyperlink r:id="rId52">
+        <w:r>
+          <w:rPr>
+            <w:lang w:val="zh_TW" w:bidi="zh_TW"/>
+          </w:rPr>
+          <w:rPr>
+            <w:color w:val="0000EE"/>
+            <w:u w:val="single"/>
+          </w:rPr>
+          <w:t>詩18:7</w:t>
+        </w:r>
+      </w:hyperlink>
+      <w:r>
+        <w:rPr>
+          <w:lang w:val="zh_TW" w:bidi="zh_TW"/>
+        </w:rPr>
+        <w:t>；</w:t>
+      </w:r>
       <w:hyperlink r:id="rId53">
         <w:r>
           <w:rPr>
@@ -1439,14 +1480,32 @@
             <w:color w:val="0000EE"/>
             <w:u w:val="single"/>
           </w:rPr>
-          <w:t>王上5:6–18</w:t>
-        </w:r>
-      </w:hyperlink>
-      <w:r>
-        <w:rPr>
-          <w:lang w:val="zh_TW" w:bidi="zh_TW"/>
-        </w:rPr>
-        <w:t>）。那鴻列舉這些地方，是要表明即使是地上最肥沃、最富饒的地方，也不能抵擋神審判的權能。</w:t>
+          <w:t>哈3:6</w:t>
+        </w:r>
+      </w:hyperlink>
+      <w:r>
+        <w:rPr>
+          <w:lang w:val="zh_TW" w:bidi="zh_TW"/>
+        </w:rPr>
+        <w:t>；見</w:t>
+      </w:r>
+      <w:hyperlink r:id="rId54">
+        <w:r>
+          <w:rPr>
+            <w:lang w:val="zh_TW" w:bidi="zh_TW"/>
+          </w:rPr>
+          <w:rPr>
+            <w:color w:val="0000EE"/>
+            <w:u w:val="single"/>
+          </w:rPr>
+          <w:t>出19:18</w:t>
+        </w:r>
+      </w:hyperlink>
+      <w:r>
+        <w:rPr>
+          <w:lang w:val="zh_TW" w:bidi="zh_TW"/>
+        </w:rPr>
+        <w:t>）。</w:t>
       </w:r>
       <w:r>
         <w:rPr>
@@ -1475,7 +1534,7 @@
         <w:rPr>
           <w:lang w:val="zh_TW" w:bidi="zh_TW"/>
         </w:rPr>
-        <w:t>那鴻書 1:5</w:t>
+        <w:t>那鴻書 1:6</w:t>
       </w:r>
       <w:r>
         <w:rPr>
@@ -1494,18 +1553,354 @@
         <w:rPr>
           <w:lang w:val="zh_TW" w:bidi="zh_TW"/>
         </w:rPr>
-        <w:t>舊約聖經中的詩歌常提到大地震動，以紀念出埃及時期的事件（例，</w:t>
-      </w:r>
-      <w:hyperlink r:id="rId54">
-        <w:r>
-          <w:rPr>
-            <w:lang w:val="zh_TW" w:bidi="zh_TW"/>
-          </w:rPr>
-          <w:rPr>
-            <w:color w:val="0000EE"/>
-            <w:u w:val="single"/>
-          </w:rPr>
-          <w:t>詩18:7</w:t>
+        <w:t>此處譯為忿怒的希伯來文詞重複了在</w:t>
+      </w:r>
+      <w:hyperlink r:id="rId55">
+        <w:r>
+          <w:rPr>
+            <w:lang w:val="zh_TW" w:bidi="zh_TW"/>
+          </w:rPr>
+          <w:rPr>
+            <w:color w:val="0000EE"/>
+            <w:u w:val="single"/>
+          </w:rPr>
+          <w:t>一章2節</w:t>
+        </w:r>
+      </w:hyperlink>
+      <w:r>
+        <w:rPr>
+          <w:lang w:val="zh_TW" w:bidi="zh_TW"/>
+        </w:rPr>
+        <w:t>出現的詞。此詞的重複使</w:t>
+      </w:r>
+      <w:hyperlink r:id="rId26">
+        <w:r>
+          <w:rPr>
+            <w:lang w:val="zh_TW" w:bidi="zh_TW"/>
+          </w:rPr>
+          <w:rPr>
+            <w:color w:val="0000EE"/>
+            <w:u w:val="single"/>
+          </w:rPr>
+          <w:t>一章2至6節</w:t>
+        </w:r>
+      </w:hyperlink>
+      <w:r>
+        <w:rPr>
+          <w:lang w:val="zh_TW" w:bidi="zh_TW"/>
+        </w:rPr>
+        <w:t>成為一個完整的詩歌段落。</w:t>
+      </w:r>
+      <w:r>
+        <w:rPr>
+          <w:lang w:val="zh_TW" w:bidi="zh_TW"/>
+        </w:rPr>
+      </w:r>
+      <w:r>
+        <w:rPr>
+          <w:lang w:val="zh_TW" w:bidi="zh_TW"/>
+        </w:rPr>
+      </w:r>
+    </w:p>
+    <w:p>
+      <w:pPr/>
+      <w:r>
+        <w:rPr>
+          <w:lang w:val="zh_TW" w:bidi="zh_TW"/>
+        </w:rPr>
+      </w:r>
+    </w:p>
+    <w:p>
+      <w:pPr>
+        <w:pStyle w:val="Heading2"/>
+      </w:pPr>
+      <w:r>
+        <w:rPr>
+          <w:lang w:val="zh_TW" w:bidi="zh_TW"/>
+        </w:rPr>
+        <w:t>那鴻書 1:7</w:t>
+      </w:r>
+      <w:r>
+        <w:rPr>
+          <w:lang w:val="zh_TW" w:bidi="zh_TW"/>
+        </w:rPr>
+      </w:r>
+    </w:p>
+    <w:p>
+      <w:pPr/>
+      <w:r>
+        <w:rPr>
+          <w:lang w:val="zh_TW" w:bidi="zh_TW"/>
+        </w:rPr>
+      </w:r>
+      <w:r>
+        <w:rPr>
+          <w:lang w:val="zh_TW" w:bidi="zh_TW"/>
+        </w:rPr>
+        <w:t>耶和華本為善</w:t>
+      </w:r>
+      <w:r>
+        <w:rPr>
+          <w:lang w:val="zh_TW" w:bidi="zh_TW"/>
+        </w:rPr>
+        <w:t>：神在審判惡人時行事公正，並為信靠祂的人提供避難所。在人生的試煉中，祂接納並保護他們 （</w:t>
+      </w:r>
+      <w:hyperlink r:id="rId56">
+        <w:r>
+          <w:rPr>
+            <w:lang w:val="zh_TW" w:bidi="zh_TW"/>
+          </w:rPr>
+          <w:rPr>
+            <w:color w:val="0000EE"/>
+            <w:u w:val="single"/>
+          </w:rPr>
+          <w:t>詩18:2</w:t>
+        </w:r>
+      </w:hyperlink>
+      <w:r>
+        <w:rPr>
+          <w:lang w:val="zh_TW" w:bidi="zh_TW"/>
+        </w:rPr>
+        <w:t>，</w:t>
+      </w:r>
+      <w:hyperlink r:id="rId57">
+        <w:r>
+          <w:rPr>
+            <w:lang w:val="zh_TW" w:bidi="zh_TW"/>
+          </w:rPr>
+          <w:rPr>
+            <w:color w:val="0000EE"/>
+            <w:u w:val="single"/>
+          </w:rPr>
+          <w:t>62:5–7</w:t>
+        </w:r>
+      </w:hyperlink>
+      <w:r>
+        <w:rPr>
+          <w:lang w:val="zh_TW" w:bidi="zh_TW"/>
+        </w:rPr>
+        <w:t>）。神豐富的美善能引領人悔改（</w:t>
+      </w:r>
+      <w:hyperlink r:id="rId58">
+        <w:r>
+          <w:rPr>
+            <w:lang w:val="zh_TW" w:bidi="zh_TW"/>
+          </w:rPr>
+          <w:rPr>
+            <w:color w:val="0000EE"/>
+            <w:u w:val="single"/>
+          </w:rPr>
+          <w:t>羅2:2–4</w:t>
+        </w:r>
+      </w:hyperlink>
+      <w:r>
+        <w:rPr>
+          <w:lang w:val="zh_TW" w:bidi="zh_TW"/>
+        </w:rPr>
+        <w:t>）。</w:t>
+      </w:r>
+      <w:r>
+        <w:rPr>
+          <w:lang w:val="zh_TW" w:bidi="zh_TW"/>
+        </w:rPr>
+      </w:r>
+      <w:r>
+        <w:rPr>
+          <w:lang w:val="zh_TW" w:bidi="zh_TW"/>
+        </w:rPr>
+      </w:r>
+    </w:p>
+    <w:p>
+      <w:pPr/>
+      <w:r>
+        <w:rPr>
+          <w:lang w:val="zh_TW" w:bidi="zh_TW"/>
+        </w:rPr>
+      </w:r>
+    </w:p>
+    <w:p>
+      <w:pPr>
+        <w:pStyle w:val="Heading2"/>
+      </w:pPr>
+      <w:r>
+        <w:rPr>
+          <w:lang w:val="zh_TW" w:bidi="zh_TW"/>
+        </w:rPr>
+        <w:t>那鴻書 1:7–11</w:t>
+      </w:r>
+      <w:r>
+        <w:rPr>
+          <w:lang w:val="zh_TW" w:bidi="zh_TW"/>
+        </w:rPr>
+      </w:r>
+    </w:p>
+    <w:p>
+      <w:pPr/>
+      <w:r>
+        <w:rPr>
+          <w:lang w:val="zh_TW" w:bidi="zh_TW"/>
+        </w:rPr>
+      </w:r>
+      <w:r>
+        <w:rPr>
+          <w:lang w:val="zh_TW" w:bidi="zh_TW"/>
+        </w:rPr>
+        <w:t>這第二節詩（見</w:t>
+      </w:r>
+      <w:r>
+        <w:rPr>
+          <w:lang w:val="zh_TW" w:bidi="zh_TW"/>
+        </w:rPr>
+        <w:t>1:2–11的研讀註釋</w:t>
+      </w:r>
+      <w:r>
+        <w:rPr>
+          <w:lang w:val="zh_TW" w:bidi="zh_TW"/>
+        </w:rPr>
+        <w:t>）集中描述神在對待全人類時所彰顯的主權、公義與公平。</w:t>
+      </w:r>
+      <w:r>
+        <w:rPr>
+          <w:lang w:val="zh_TW" w:bidi="zh_TW"/>
+        </w:rPr>
+      </w:r>
+      <w:r>
+        <w:rPr>
+          <w:lang w:val="zh_TW" w:bidi="zh_TW"/>
+        </w:rPr>
+      </w:r>
+    </w:p>
+    <w:p>
+      <w:pPr/>
+      <w:r>
+        <w:rPr>
+          <w:lang w:val="zh_TW" w:bidi="zh_TW"/>
+        </w:rPr>
+      </w:r>
+    </w:p>
+    <w:p>
+      <w:pPr>
+        <w:pStyle w:val="Heading2"/>
+      </w:pPr>
+      <w:r>
+        <w:rPr>
+          <w:lang w:val="zh_TW" w:bidi="zh_TW"/>
+        </w:rPr>
+        <w:t>那鴻書 1:8</w:t>
+      </w:r>
+      <w:r>
+        <w:rPr>
+          <w:lang w:val="zh_TW" w:bidi="zh_TW"/>
+        </w:rPr>
+      </w:r>
+    </w:p>
+    <w:p>
+      <w:pPr/>
+      <w:r>
+        <w:rPr>
+          <w:lang w:val="zh_TW" w:bidi="zh_TW"/>
+        </w:rPr>
+      </w:r>
+      <w:r>
+        <w:rPr>
+          <w:lang w:val="zh_TW" w:bidi="zh_TW"/>
+        </w:rPr>
+        <w:t>漲溢的洪水</w:t>
+      </w:r>
+      <w:r>
+        <w:rPr>
+          <w:lang w:val="zh_TW" w:bidi="zh_TW"/>
+        </w:rPr>
+        <w:t>：這是一個形容神審判的力量極其強大的隱喻（見</w:t>
+      </w:r>
+      <w:hyperlink r:id="rId59">
+        <w:r>
+          <w:rPr>
+            <w:lang w:val="zh_TW" w:bidi="zh_TW"/>
+          </w:rPr>
+          <w:rPr>
+            <w:color w:val="0000EE"/>
+            <w:u w:val="single"/>
+          </w:rPr>
+          <w:t>2:6</w:t>
+        </w:r>
+      </w:hyperlink>
+      <w:r>
+        <w:rPr>
+          <w:lang w:val="zh_TW" w:bidi="zh_TW"/>
+        </w:rPr>
+        <w:t>）。</w:t>
+      </w:r>
+      <w:r>
+        <w:rPr>
+          <w:lang w:val="zh_TW" w:bidi="zh_TW"/>
+        </w:rPr>
+      </w:r>
+      <w:r>
+        <w:rPr>
+          <w:lang w:val="zh_TW" w:bidi="zh_TW"/>
+        </w:rPr>
+      </w:r>
+    </w:p>
+    <w:p>
+      <w:pPr/>
+      <w:r>
+        <w:rPr>
+          <w:lang w:val="zh_TW" w:bidi="zh_TW"/>
+        </w:rPr>
+      </w:r>
+    </w:p>
+    <w:p>
+      <w:pPr>
+        <w:pStyle w:val="Heading2"/>
+      </w:pPr>
+      <w:r>
+        <w:rPr>
+          <w:lang w:val="zh_TW" w:bidi="zh_TW"/>
+        </w:rPr>
+        <w:t>那鴻書 1:9</w:t>
+      </w:r>
+      <w:r>
+        <w:rPr>
+          <w:lang w:val="zh_TW" w:bidi="zh_TW"/>
+        </w:rPr>
+      </w:r>
+    </w:p>
+    <w:p>
+      <w:pPr/>
+      <w:r>
+        <w:rPr>
+          <w:lang w:val="zh_TW" w:bidi="zh_TW"/>
+        </w:rPr>
+      </w:r>
+      <w:r>
+        <w:rPr>
+          <w:lang w:val="zh_TW" w:bidi="zh_TW"/>
+        </w:rPr>
+        <w:t>你們為何策劃（和合本譯為：</w:t>
+      </w:r>
+      <w:r>
+        <w:rPr>
+          <w:lang w:val="zh_TW" w:bidi="zh_TW"/>
+        </w:rPr>
+        <w:t>尼尼微人哪，設何謀攻擊）</w:t>
+      </w:r>
+      <w:r>
+        <w:rPr>
+          <w:lang w:val="zh_TW" w:bidi="zh_TW"/>
+        </w:rPr>
+        <w:t>：任何針對神的圖謀或計劃都不可能成功。若不符合神的計劃，人所籌算的都是徒然的（</w:t>
+      </w:r>
+      <w:hyperlink r:id="rId60">
+        <w:r>
+          <w:rPr>
+            <w:lang w:val="zh_TW" w:bidi="zh_TW"/>
+          </w:rPr>
+          <w:rPr>
+            <w:color w:val="0000EE"/>
+            <w:u w:val="single"/>
+          </w:rPr>
+          <w:t>詩2篇</w:t>
         </w:r>
       </w:hyperlink>
       <w:r>
@@ -1514,34 +1909,34 @@
         </w:rPr>
         <w:t>；</w:t>
       </w:r>
-      <w:hyperlink r:id="rId55">
-        <w:r>
-          <w:rPr>
-            <w:lang w:val="zh_TW" w:bidi="zh_TW"/>
-          </w:rPr>
-          <w:rPr>
-            <w:color w:val="0000EE"/>
-            <w:u w:val="single"/>
-          </w:rPr>
-          <w:t>哈3:6</w:t>
-        </w:r>
-      </w:hyperlink>
-      <w:r>
-        <w:rPr>
-          <w:lang w:val="zh_TW" w:bidi="zh_TW"/>
-        </w:rPr>
-        <w:t>；見</w:t>
-      </w:r>
-      <w:hyperlink r:id="rId56">
-        <w:r>
-          <w:rPr>
-            <w:lang w:val="zh_TW" w:bidi="zh_TW"/>
-          </w:rPr>
-          <w:rPr>
-            <w:color w:val="0000EE"/>
-            <w:u w:val="single"/>
-          </w:rPr>
-          <w:t>出19:18</w:t>
+      <w:hyperlink r:id="rId61">
+        <w:r>
+          <w:rPr>
+            <w:lang w:val="zh_TW" w:bidi="zh_TW"/>
+          </w:rPr>
+          <w:rPr>
+            <w:color w:val="0000EE"/>
+            <w:u w:val="single"/>
+          </w:rPr>
+          <w:t>賽14:26–27</w:t>
+        </w:r>
+      </w:hyperlink>
+      <w:r>
+        <w:rPr>
+          <w:lang w:val="zh_TW" w:bidi="zh_TW"/>
+        </w:rPr>
+        <w:t>，</w:t>
+      </w:r>
+      <w:hyperlink r:id="rId62">
+        <w:r>
+          <w:rPr>
+            <w:lang w:val="zh_TW" w:bidi="zh_TW"/>
+          </w:rPr>
+          <w:rPr>
+            <w:color w:val="0000EE"/>
+            <w:u w:val="single"/>
+          </w:rPr>
+          <w:t>23:9</w:t>
         </w:r>
       </w:hyperlink>
       <w:r>
@@ -1577,7 +1972,7 @@
         <w:rPr>
           <w:lang w:val="zh_TW" w:bidi="zh_TW"/>
         </w:rPr>
-        <w:t>那鴻書 1:6</w:t>
+        <w:t>那鴻書 1:11</w:t>
       </w:r>
       <w:r>
         <w:rPr>
@@ -1596,361 +1991,19 @@
         <w:rPr>
           <w:lang w:val="zh_TW" w:bidi="zh_TW"/>
         </w:rPr>
-        <w:t>此處譯為忿怒的希伯來文詞重複了在</w:t>
-      </w:r>
-      <w:hyperlink r:id="rId57">
-        <w:r>
-          <w:rPr>
-            <w:lang w:val="zh_TW" w:bidi="zh_TW"/>
-          </w:rPr>
-          <w:rPr>
-            <w:color w:val="0000EE"/>
-            <w:u w:val="single"/>
-          </w:rPr>
-          <w:t>一章2節</w:t>
-        </w:r>
-      </w:hyperlink>
-      <w:r>
-        <w:rPr>
-          <w:lang w:val="zh_TW" w:bidi="zh_TW"/>
-        </w:rPr>
-        <w:t>出現的詞。此詞的重複使</w:t>
-      </w:r>
-      <w:hyperlink r:id="rId28">
-        <w:r>
-          <w:rPr>
-            <w:lang w:val="zh_TW" w:bidi="zh_TW"/>
-          </w:rPr>
-          <w:rPr>
-            <w:color w:val="0000EE"/>
-            <w:u w:val="single"/>
-          </w:rPr>
-          <w:t>一章2至6節</w:t>
-        </w:r>
-      </w:hyperlink>
-      <w:r>
-        <w:rPr>
-          <w:lang w:val="zh_TW" w:bidi="zh_TW"/>
-        </w:rPr>
-        <w:t>成為一個完整的詩歌段落。</w:t>
-      </w:r>
-      <w:r>
-        <w:rPr>
-          <w:lang w:val="zh_TW" w:bidi="zh_TW"/>
-        </w:rPr>
-      </w:r>
-      <w:r>
-        <w:rPr>
-          <w:lang w:val="zh_TW" w:bidi="zh_TW"/>
-        </w:rPr>
-      </w:r>
-    </w:p>
-    <w:p>
-      <w:pPr/>
-      <w:r>
-        <w:rPr>
-          <w:lang w:val="zh_TW" w:bidi="zh_TW"/>
-        </w:rPr>
-      </w:r>
-    </w:p>
-    <w:p>
-      <w:pPr>
-        <w:pStyle w:val="Heading2"/>
-      </w:pPr>
-      <w:r>
-        <w:rPr>
-          <w:lang w:val="zh_TW" w:bidi="zh_TW"/>
-        </w:rPr>
-        <w:t>那鴻書 1:7</w:t>
-      </w:r>
-      <w:r>
-        <w:rPr>
-          <w:lang w:val="zh_TW" w:bidi="zh_TW"/>
-        </w:rPr>
-      </w:r>
-    </w:p>
-    <w:p>
-      <w:pPr/>
-      <w:r>
-        <w:rPr>
-          <w:lang w:val="zh_TW" w:bidi="zh_TW"/>
-        </w:rPr>
-      </w:r>
-      <w:r>
-        <w:rPr>
-          <w:lang w:val="zh_TW" w:bidi="zh_TW"/>
-        </w:rPr>
-        <w:t>耶和華本為善</w:t>
-      </w:r>
-      <w:r>
-        <w:rPr>
-          <w:lang w:val="zh_TW" w:bidi="zh_TW"/>
-        </w:rPr>
-        <w:t>：神在審判惡人時行事公正，並為信靠祂的人提供避難所。在人生的試煉中，祂接納並保護他們 （</w:t>
-      </w:r>
-      <w:hyperlink r:id="rId58">
-        <w:r>
-          <w:rPr>
-            <w:lang w:val="zh_TW" w:bidi="zh_TW"/>
-          </w:rPr>
-          <w:rPr>
-            <w:color w:val="0000EE"/>
-            <w:u w:val="single"/>
-          </w:rPr>
-          <w:t>詩18:2</w:t>
-        </w:r>
-      </w:hyperlink>
-      <w:r>
-        <w:rPr>
-          <w:lang w:val="zh_TW" w:bidi="zh_TW"/>
-        </w:rPr>
-        <w:t>，</w:t>
-      </w:r>
-      <w:hyperlink r:id="rId59">
-        <w:r>
-          <w:rPr>
-            <w:lang w:val="zh_TW" w:bidi="zh_TW"/>
-          </w:rPr>
-          <w:rPr>
-            <w:color w:val="0000EE"/>
-            <w:u w:val="single"/>
-          </w:rPr>
-          <w:t>62:5–7</w:t>
-        </w:r>
-      </w:hyperlink>
-      <w:r>
-        <w:rPr>
-          <w:lang w:val="zh_TW" w:bidi="zh_TW"/>
-        </w:rPr>
-        <w:t>）。神豐富的美善能引領人悔改（</w:t>
-      </w:r>
-      <w:hyperlink r:id="rId60">
-        <w:r>
-          <w:rPr>
-            <w:lang w:val="zh_TW" w:bidi="zh_TW"/>
-          </w:rPr>
-          <w:rPr>
-            <w:color w:val="0000EE"/>
-            <w:u w:val="single"/>
-          </w:rPr>
-          <w:t>羅2:2–4</w:t>
-        </w:r>
-      </w:hyperlink>
-      <w:r>
-        <w:rPr>
-          <w:lang w:val="zh_TW" w:bidi="zh_TW"/>
-        </w:rPr>
-        <w:t>）。</w:t>
-      </w:r>
-      <w:r>
-        <w:rPr>
-          <w:lang w:val="zh_TW" w:bidi="zh_TW"/>
-        </w:rPr>
-      </w:r>
-      <w:r>
-        <w:rPr>
-          <w:lang w:val="zh_TW" w:bidi="zh_TW"/>
-        </w:rPr>
-      </w:r>
-    </w:p>
-    <w:p>
-      <w:pPr/>
-      <w:r>
-        <w:rPr>
-          <w:lang w:val="zh_TW" w:bidi="zh_TW"/>
-        </w:rPr>
-      </w:r>
-    </w:p>
-    <w:p>
-      <w:pPr>
-        <w:pStyle w:val="Heading2"/>
-      </w:pPr>
-      <w:r>
-        <w:rPr>
-          <w:lang w:val="zh_TW" w:bidi="zh_TW"/>
-        </w:rPr>
-        <w:t>那鴻書 1:7–11</w:t>
-      </w:r>
-      <w:r>
-        <w:rPr>
-          <w:lang w:val="zh_TW" w:bidi="zh_TW"/>
-        </w:rPr>
-      </w:r>
-    </w:p>
-    <w:p>
-      <w:pPr/>
-      <w:r>
-        <w:rPr>
-          <w:lang w:val="zh_TW" w:bidi="zh_TW"/>
-        </w:rPr>
-      </w:r>
-      <w:r>
-        <w:rPr>
-          <w:lang w:val="zh_TW" w:bidi="zh_TW"/>
-        </w:rPr>
-        <w:t>這第二節詩（見</w:t>
-      </w:r>
-      <w:r>
-        <w:rPr>
-          <w:lang w:val="zh_TW" w:bidi="zh_TW"/>
-        </w:rPr>
-        <w:t>1:2–11的研讀註釋</w:t>
-      </w:r>
-      <w:r>
-        <w:rPr>
-          <w:lang w:val="zh_TW" w:bidi="zh_TW"/>
-        </w:rPr>
-        <w:t>）集中描述神在對待全人類時所彰顯的主權、公義與公平。</w:t>
-      </w:r>
-      <w:r>
-        <w:rPr>
-          <w:lang w:val="zh_TW" w:bidi="zh_TW"/>
-        </w:rPr>
-      </w:r>
-      <w:r>
-        <w:rPr>
-          <w:lang w:val="zh_TW" w:bidi="zh_TW"/>
-        </w:rPr>
-      </w:r>
-    </w:p>
-    <w:p>
-      <w:pPr/>
-      <w:r>
-        <w:rPr>
-          <w:lang w:val="zh_TW" w:bidi="zh_TW"/>
-        </w:rPr>
-      </w:r>
-    </w:p>
-    <w:p>
-      <w:pPr>
-        <w:pStyle w:val="Heading2"/>
-      </w:pPr>
-      <w:r>
-        <w:rPr>
-          <w:lang w:val="zh_TW" w:bidi="zh_TW"/>
-        </w:rPr>
-        <w:t>那鴻書 1:8</w:t>
-      </w:r>
-      <w:r>
-        <w:rPr>
-          <w:lang w:val="zh_TW" w:bidi="zh_TW"/>
-        </w:rPr>
-      </w:r>
-    </w:p>
-    <w:p>
-      <w:pPr/>
-      <w:r>
-        <w:rPr>
-          <w:lang w:val="zh_TW" w:bidi="zh_TW"/>
-        </w:rPr>
-      </w:r>
-      <w:r>
-        <w:rPr>
-          <w:lang w:val="zh_TW" w:bidi="zh_TW"/>
-        </w:rPr>
-        <w:t>漲溢的洪水</w:t>
-      </w:r>
-      <w:r>
-        <w:rPr>
-          <w:lang w:val="zh_TW" w:bidi="zh_TW"/>
-        </w:rPr>
-        <w:t>：這是一個形容神審判的力量極其強大的隱喻（見</w:t>
-      </w:r>
-      <w:hyperlink r:id="rId61">
-        <w:r>
-          <w:rPr>
-            <w:lang w:val="zh_TW" w:bidi="zh_TW"/>
-          </w:rPr>
-          <w:rPr>
-            <w:color w:val="0000EE"/>
-            <w:u w:val="single"/>
-          </w:rPr>
-          <w:t>2:6</w:t>
-        </w:r>
-      </w:hyperlink>
-      <w:r>
-        <w:rPr>
-          <w:lang w:val="zh_TW" w:bidi="zh_TW"/>
-        </w:rPr>
-        <w:t>）。</w:t>
-      </w:r>
-      <w:r>
-        <w:rPr>
-          <w:lang w:val="zh_TW" w:bidi="zh_TW"/>
-        </w:rPr>
-      </w:r>
-      <w:r>
-        <w:rPr>
-          <w:lang w:val="zh_TW" w:bidi="zh_TW"/>
-        </w:rPr>
-      </w:r>
-    </w:p>
-    <w:p>
-      <w:pPr/>
-      <w:r>
-        <w:rPr>
-          <w:lang w:val="zh_TW" w:bidi="zh_TW"/>
-        </w:rPr>
-      </w:r>
-    </w:p>
-    <w:p>
-      <w:pPr>
-        <w:pStyle w:val="Heading2"/>
-      </w:pPr>
-      <w:r>
-        <w:rPr>
-          <w:lang w:val="zh_TW" w:bidi="zh_TW"/>
-        </w:rPr>
-        <w:t>那鴻書 1:9</w:t>
-      </w:r>
-      <w:r>
-        <w:rPr>
-          <w:lang w:val="zh_TW" w:bidi="zh_TW"/>
-        </w:rPr>
-      </w:r>
-    </w:p>
-    <w:p>
-      <w:pPr/>
-      <w:r>
-        <w:rPr>
-          <w:lang w:val="zh_TW" w:bidi="zh_TW"/>
-        </w:rPr>
-      </w:r>
-      <w:r>
-        <w:rPr>
-          <w:lang w:val="zh_TW" w:bidi="zh_TW"/>
-        </w:rPr>
-        <w:t>你們為何策劃（和合本譯為：</w:t>
-      </w:r>
-      <w:r>
-        <w:rPr>
-          <w:lang w:val="zh_TW" w:bidi="zh_TW"/>
-        </w:rPr>
-        <w:t>尼尼微人哪，設何謀攻擊）</w:t>
-      </w:r>
-      <w:r>
-        <w:rPr>
-          <w:lang w:val="zh_TW" w:bidi="zh_TW"/>
-        </w:rPr>
-        <w:t>：任何針對神的圖謀或計劃都不可能成功。若不符合神的計劃，人所籌算的都是徒然的（</w:t>
-      </w:r>
-      <w:hyperlink r:id="rId62">
-        <w:r>
-          <w:rPr>
-            <w:lang w:val="zh_TW" w:bidi="zh_TW"/>
-          </w:rPr>
-          <w:rPr>
-            <w:color w:val="0000EE"/>
-            <w:u w:val="single"/>
-          </w:rPr>
-          <w:t>詩2篇</w:t>
-        </w:r>
-      </w:hyperlink>
-      <w:r>
-        <w:rPr>
-          <w:lang w:val="zh_TW" w:bidi="zh_TW"/>
-        </w:rPr>
-        <w:t>；</w:t>
+        <w:t>那邪惡謀士（和合本譯為：</w:t>
+      </w:r>
+      <w:r>
+        <w:rPr>
+          <w:lang w:val="zh_TW" w:bidi="zh_TW"/>
+        </w:rPr>
+        <w:t>有一人......圖謀邪惡</w:t>
+      </w:r>
+      <w:r>
+        <w:rPr>
+          <w:lang w:val="zh_TW" w:bidi="zh_TW"/>
+        </w:rPr>
+        <w:t>）就是亞述王。神也曾在希西家時代（約公元前701年；見</w:t>
       </w:r>
       <w:hyperlink r:id="rId63">
         <w:r>
@@ -1961,138 +2014,42 @@
             <w:color w:val="0000EE"/>
             <w:u w:val="single"/>
           </w:rPr>
-          <w:t>賽14:26–27</w:t>
-        </w:r>
-      </w:hyperlink>
-      <w:r>
-        <w:rPr>
-          <w:lang w:val="zh_TW" w:bidi="zh_TW"/>
-        </w:rPr>
-        <w:t>，</w:t>
+          <w:t>王下19:35–36</w:t>
+        </w:r>
+      </w:hyperlink>
+      <w:r>
+        <w:rPr>
+          <w:lang w:val="zh_TW" w:bidi="zh_TW"/>
+        </w:rPr>
+        <w:t>）對付過那位亞述王的狂妄自大。亞述的</w:t>
+      </w:r>
+      <w:r>
+        <w:rPr>
+          <w:i/>
+          <w:lang w:val="zh_TW" w:bidi="zh_TW"/>
+        </w:rPr>
+        <w:t>邪惡謀士</w:t>
+      </w:r>
+      <w:r>
+        <w:rPr>
+          <w:lang w:val="zh_TW" w:bidi="zh_TW"/>
+        </w:rPr>
+        <w:t>（</w:t>
+      </w:r>
+      <w:r>
+        <w:rPr>
+          <w:i/>
+          <w:lang w:val="zh_TW" w:bidi="zh_TW"/>
+        </w:rPr>
+        <w:t>wicked counselor</w:t>
+      </w:r>
+      <w:r>
+        <w:rPr>
+          <w:lang w:val="zh_TW" w:bidi="zh_TW"/>
+        </w:rPr>
+        <w:t>）與即將來臨的彌賽亞形成對比，那君王是「奇妙策士（Wonderful Counselor）」（</w:t>
       </w:r>
       <w:hyperlink r:id="rId64">
-        <w:r>
-          <w:rPr>
-            <w:lang w:val="zh_TW" w:bidi="zh_TW"/>
-          </w:rPr>
-          <w:rPr>
-            <w:color w:val="0000EE"/>
-            <w:u w:val="single"/>
-          </w:rPr>
-          <w:t>23:9</w:t>
-        </w:r>
-      </w:hyperlink>
-      <w:r>
-        <w:rPr>
-          <w:lang w:val="zh_TW" w:bidi="zh_TW"/>
-        </w:rPr>
-        <w:t>）。</w:t>
-      </w:r>
-      <w:r>
-        <w:rPr>
-          <w:lang w:val="zh_TW" w:bidi="zh_TW"/>
-        </w:rPr>
-      </w:r>
-      <w:r>
-        <w:rPr>
-          <w:lang w:val="zh_TW" w:bidi="zh_TW"/>
-        </w:rPr>
-      </w:r>
-    </w:p>
-    <w:p>
-      <w:pPr/>
-      <w:r>
-        <w:rPr>
-          <w:lang w:val="zh_TW" w:bidi="zh_TW"/>
-        </w:rPr>
-      </w:r>
-    </w:p>
-    <w:p>
-      <w:pPr>
-        <w:pStyle w:val="Heading2"/>
-      </w:pPr>
-      <w:r>
-        <w:rPr>
-          <w:lang w:val="zh_TW" w:bidi="zh_TW"/>
-        </w:rPr>
-        <w:t>那鴻書 1:11</w:t>
-      </w:r>
-      <w:r>
-        <w:rPr>
-          <w:lang w:val="zh_TW" w:bidi="zh_TW"/>
-        </w:rPr>
-      </w:r>
-    </w:p>
-    <w:p>
-      <w:pPr/>
-      <w:r>
-        <w:rPr>
-          <w:lang w:val="zh_TW" w:bidi="zh_TW"/>
-        </w:rPr>
-      </w:r>
-      <w:r>
-        <w:rPr>
-          <w:lang w:val="zh_TW" w:bidi="zh_TW"/>
-        </w:rPr>
-        <w:t>那邪惡謀士（和合本譯為：</w:t>
-      </w:r>
-      <w:r>
-        <w:rPr>
-          <w:lang w:val="zh_TW" w:bidi="zh_TW"/>
-        </w:rPr>
-        <w:t>有一人......圖謀邪惡</w:t>
-      </w:r>
-      <w:r>
-        <w:rPr>
-          <w:lang w:val="zh_TW" w:bidi="zh_TW"/>
-        </w:rPr>
-        <w:t>）就是亞述王。神也曾在希西家時代（約公元前701年；見</w:t>
-      </w:r>
-      <w:hyperlink r:id="rId65">
-        <w:r>
-          <w:rPr>
-            <w:lang w:val="zh_TW" w:bidi="zh_TW"/>
-          </w:rPr>
-          <w:rPr>
-            <w:color w:val="0000EE"/>
-            <w:u w:val="single"/>
-          </w:rPr>
-          <w:t>王下19:35–36</w:t>
-        </w:r>
-      </w:hyperlink>
-      <w:r>
-        <w:rPr>
-          <w:lang w:val="zh_TW" w:bidi="zh_TW"/>
-        </w:rPr>
-        <w:t>）對付過那位亞述王的狂妄自大。亞述的</w:t>
-      </w:r>
-      <w:r>
-        <w:rPr>
-          <w:i/>
-          <w:lang w:val="zh_TW" w:bidi="zh_TW"/>
-        </w:rPr>
-        <w:t>邪惡謀士</w:t>
-      </w:r>
-      <w:r>
-        <w:rPr>
-          <w:lang w:val="zh_TW" w:bidi="zh_TW"/>
-        </w:rPr>
-        <w:t>（</w:t>
-      </w:r>
-      <w:r>
-        <w:rPr>
-          <w:i/>
-          <w:lang w:val="zh_TW" w:bidi="zh_TW"/>
-        </w:rPr>
-        <w:t>wicked counselor</w:t>
-      </w:r>
-      <w:r>
-        <w:rPr>
-          <w:lang w:val="zh_TW" w:bidi="zh_TW"/>
-        </w:rPr>
-        <w:t>）與即將來臨的彌賽亞形成對比，那君王是「奇妙策士（Wonderful Counselor）」（</w:t>
-      </w:r>
-      <w:hyperlink r:id="rId66">
         <w:r>
           <w:rPr>
             <w:lang w:val="zh_TW" w:bidi="zh_TW"/>
@@ -2192,43 +2149,43 @@
         </w:rPr>
         <w:t>）」指的是猶大，神早先在亞述王西拿基立（公元前704–681年）於公元前701年對近東西部諸國發動戰役時（</w:t>
       </w:r>
+      <w:hyperlink r:id="rId65">
+        <w:r>
+          <w:rPr>
+            <w:lang w:val="zh_TW" w:bidi="zh_TW"/>
+          </w:rPr>
+          <w:rPr>
+            <w:color w:val="0000EE"/>
+            <w:u w:val="single"/>
+          </w:rPr>
+          <w:t>王下19:32–36</w:t>
+        </w:r>
+      </w:hyperlink>
+      <w:r>
+        <w:rPr>
+          <w:lang w:val="zh_TW" w:bidi="zh_TW"/>
+        </w:rPr>
+        <w:t>）懲罰過他們。雖然西拿基立未能攻下耶路撒冷，他卻在編年史中自誇擄去了耶路撒冷的進貢，以及猶大四十六座城的大量戰利品。雖然猶大此時淪為附庸國，並時刻面對亞述的威脅，但亞述並沒有擊敗南國；然而，在公元前586年，巴比倫卻擊敗了它。可悲的是，以色列與猶大都沒有聽從神持續的警告──若不悔改，就必面臨審判（</w:t>
+      </w:r>
+      <w:hyperlink r:id="rId66">
+        <w:r>
+          <w:rPr>
+            <w:lang w:val="zh_TW" w:bidi="zh_TW"/>
+          </w:rPr>
+          <w:rPr>
+            <w:color w:val="0000EE"/>
+            <w:u w:val="single"/>
+          </w:rPr>
+          <w:t>何11:5</w:t>
+        </w:r>
+      </w:hyperlink>
+      <w:r>
+        <w:rPr>
+          <w:lang w:val="zh_TW" w:bidi="zh_TW"/>
+        </w:rPr>
+        <w:t>；</w:t>
+      </w:r>
       <w:hyperlink r:id="rId67">
-        <w:r>
-          <w:rPr>
-            <w:lang w:val="zh_TW" w:bidi="zh_TW"/>
-          </w:rPr>
-          <w:rPr>
-            <w:color w:val="0000EE"/>
-            <w:u w:val="single"/>
-          </w:rPr>
-          <w:t>王下19:32–36</w:t>
-        </w:r>
-      </w:hyperlink>
-      <w:r>
-        <w:rPr>
-          <w:lang w:val="zh_TW" w:bidi="zh_TW"/>
-        </w:rPr>
-        <w:t>）懲罰過他們。雖然西拿基立未能攻下耶路撒冷，他卻在編年史中自誇擄去了耶路撒冷的進貢，以及猶大四十六座城的大量戰利品。雖然猶大此時淪為附庸國，並時刻面對亞述的威脅，但亞述並沒有擊敗南國；然而，在公元前586年，巴比倫卻擊敗了它。可悲的是，以色列與猶大都沒有聽從神持續的警告──若不悔改，就必面臨審判（</w:t>
-      </w:r>
-      <w:hyperlink r:id="rId68">
-        <w:r>
-          <w:rPr>
-            <w:lang w:val="zh_TW" w:bidi="zh_TW"/>
-          </w:rPr>
-          <w:rPr>
-            <w:color w:val="0000EE"/>
-            <w:u w:val="single"/>
-          </w:rPr>
-          <w:t>何11:5</w:t>
-        </w:r>
-      </w:hyperlink>
-      <w:r>
-        <w:rPr>
-          <w:lang w:val="zh_TW" w:bidi="zh_TW"/>
-        </w:rPr>
-        <w:t>；</w:t>
-      </w:r>
-      <w:hyperlink r:id="rId69">
         <w:r>
           <w:rPr>
             <w:lang w:val="zh_TW" w:bidi="zh_TW"/>
@@ -2310,43 +2267,43 @@
         </w:rPr>
         <w:t>）：尼尼微將被徹底毀滅。剪除一人的名，讓他沒有後代，就等於徹底毀滅他（</w:t>
       </w:r>
+      <w:hyperlink r:id="rId68">
+        <w:r>
+          <w:rPr>
+            <w:lang w:val="zh_TW" w:bidi="zh_TW"/>
+          </w:rPr>
+          <w:rPr>
+            <w:color w:val="0000EE"/>
+            <w:u w:val="single"/>
+          </w:rPr>
+          <w:t>撒上24:21</w:t>
+        </w:r>
+      </w:hyperlink>
+      <w:r>
+        <w:rPr>
+          <w:lang w:val="zh_TW" w:bidi="zh_TW"/>
+        </w:rPr>
+        <w:t>；</w:t>
+      </w:r>
+      <w:hyperlink r:id="rId69">
+        <w:r>
+          <w:rPr>
+            <w:lang w:val="zh_TW" w:bidi="zh_TW"/>
+          </w:rPr>
+          <w:rPr>
+            <w:color w:val="0000EE"/>
+            <w:u w:val="single"/>
+          </w:rPr>
+          <w:t>伯18:17</w:t>
+        </w:r>
+      </w:hyperlink>
+      <w:r>
+        <w:rPr>
+          <w:lang w:val="zh_TW" w:bidi="zh_TW"/>
+        </w:rPr>
+        <w:t>；</w:t>
+      </w:r>
       <w:hyperlink r:id="rId70">
-        <w:r>
-          <w:rPr>
-            <w:lang w:val="zh_TW" w:bidi="zh_TW"/>
-          </w:rPr>
-          <w:rPr>
-            <w:color w:val="0000EE"/>
-            <w:u w:val="single"/>
-          </w:rPr>
-          <w:t>撒上24:21</w:t>
-        </w:r>
-      </w:hyperlink>
-      <w:r>
-        <w:rPr>
-          <w:lang w:val="zh_TW" w:bidi="zh_TW"/>
-        </w:rPr>
-        <w:t>；</w:t>
-      </w:r>
-      <w:hyperlink r:id="rId71">
-        <w:r>
-          <w:rPr>
-            <w:lang w:val="zh_TW" w:bidi="zh_TW"/>
-          </w:rPr>
-          <w:rPr>
-            <w:color w:val="0000EE"/>
-            <w:u w:val="single"/>
-          </w:rPr>
-          <w:t>伯18:17</w:t>
-        </w:r>
-      </w:hyperlink>
-      <w:r>
-        <w:rPr>
-          <w:lang w:val="zh_TW" w:bidi="zh_TW"/>
-        </w:rPr>
-        <w:t>；</w:t>
-      </w:r>
-      <w:hyperlink r:id="rId72">
         <w:r>
           <w:rPr>
             <w:lang w:val="zh_TW" w:bidi="zh_TW"/>
@@ -2448,6 +2405,54 @@
         </w:rPr>
         <w:t>那鴻在預言猶大將脫離束縛（</w:t>
       </w:r>
+      <w:hyperlink r:id="rId71">
+        <w:r>
+          <w:rPr>
+            <w:lang w:val="zh_TW" w:bidi="zh_TW"/>
+          </w:rPr>
+          <w:rPr>
+            <w:color w:val="0000EE"/>
+            <w:u w:val="single"/>
+          </w:rPr>
+          <w:t>1:13</w:t>
+        </w:r>
+      </w:hyperlink>
+      <w:r>
+        <w:rPr>
+          <w:lang w:val="zh_TW" w:bidi="zh_TW"/>
+        </w:rPr>
+        <w:t>）之後，又補充了一個異象──將有報好信息的使者來臨，宣告和平得以恢復（另見</w:t>
+      </w:r>
+      <w:hyperlink r:id="rId72">
+        <w:r>
+          <w:rPr>
+            <w:lang w:val="zh_TW" w:bidi="zh_TW"/>
+          </w:rPr>
+          <w:rPr>
+            <w:color w:val="0000EE"/>
+            <w:u w:val="single"/>
+          </w:rPr>
+          <w:t>賽52:7</w:t>
+        </w:r>
+      </w:hyperlink>
+      <w:r>
+        <w:rPr>
+          <w:lang w:val="zh_TW" w:bidi="zh_TW"/>
+        </w:rPr>
+        <w:t>）。這和平的信息，就是亞述對猶大的控制將被終結，神的子民將擺脫其重擔。這事發生在約西亞在位期間（公元前640–609年），即亞述王亞述巴尼拔（Ashurbanipal）於公元前626年去世之後。這政治性的信息，預示了神最終的勝利的景象，</w:t>
+      </w:r>
+      <w:r>
+        <w:rPr>
+          <w:lang w:val="zh_TW" w:bidi="zh_TW"/>
+        </w:rPr>
+        <w:t>屆時祂的子民將藉著彌賽亞的救贖工作脫離罪的捆綁，並得到永恆的平安</w:t>
+      </w:r>
+      <w:r>
+        <w:rPr>
+          <w:lang w:val="zh_TW" w:bidi="zh_TW"/>
+        </w:rPr>
+        <w:t>（</w:t>
+      </w:r>
       <w:hyperlink r:id="rId73">
         <w:r>
           <w:rPr>
@@ -2457,14 +2462,14 @@
             <w:color w:val="0000EE"/>
             <w:u w:val="single"/>
           </w:rPr>
-          <w:t>1:13</w:t>
-        </w:r>
-      </w:hyperlink>
-      <w:r>
-        <w:rPr>
-          <w:lang w:val="zh_TW" w:bidi="zh_TW"/>
-        </w:rPr>
-        <w:t>）之後，又補充了一個異象──將有報好信息的使者來臨，宣告和平得以恢復（另見</w:t>
+          <w:t>番3:13</w:t>
+        </w:r>
+      </w:hyperlink>
+      <w:r>
+        <w:rPr>
+          <w:lang w:val="zh_TW" w:bidi="zh_TW"/>
+        </w:rPr>
+        <w:t>；</w:t>
       </w:r>
       <w:hyperlink r:id="rId74">
         <w:r>
@@ -2475,26 +2480,14 @@
             <w:color w:val="0000EE"/>
             <w:u w:val="single"/>
           </w:rPr>
-          <w:t>賽52:7</w:t>
-        </w:r>
-      </w:hyperlink>
-      <w:r>
-        <w:rPr>
-          <w:lang w:val="zh_TW" w:bidi="zh_TW"/>
-        </w:rPr>
-        <w:t>）。這和平的信息，就是亞述對猶大的控制將被終結，神的子民將擺脫其重擔。這事發生在約西亞在位期間（公元前640–609年），即亞述王亞述巴尼拔（Ashurbanipal）於公元前626年去世之後。這政治性的信息，預示了神最終的勝利的景象，</w:t>
-      </w:r>
-      <w:r>
-        <w:rPr>
-          <w:lang w:val="zh_TW" w:bidi="zh_TW"/>
-        </w:rPr>
-        <w:t>屆時祂的子民將藉著彌賽亞的救贖工作脫離罪的捆綁，並得到永恆的平安</w:t>
-      </w:r>
-      <w:r>
-        <w:rPr>
-          <w:lang w:val="zh_TW" w:bidi="zh_TW"/>
-        </w:rPr>
-        <w:t>（</w:t>
+          <w:t>路2:10–14</w:t>
+        </w:r>
+      </w:hyperlink>
+      <w:r>
+        <w:rPr>
+          <w:lang w:val="zh_TW" w:bidi="zh_TW"/>
+        </w:rPr>
+        <w:t>；</w:t>
       </w:r>
       <w:hyperlink r:id="rId75">
         <w:r>
@@ -2505,7 +2498,7 @@
             <w:color w:val="0000EE"/>
             <w:u w:val="single"/>
           </w:rPr>
-          <w:t>番3:13</w:t>
+          <w:t>徒10:34–43</w:t>
         </w:r>
       </w:hyperlink>
       <w:r>
@@ -2523,7 +2516,7 @@
             <w:color w:val="0000EE"/>
             <w:u w:val="single"/>
           </w:rPr>
-          <w:t>路2:10–14</w:t>
+          <w:t>羅10:15</w:t>
         </w:r>
       </w:hyperlink>
       <w:r>
@@ -2541,14 +2534,62 @@
             <w:color w:val="0000EE"/>
             <w:u w:val="single"/>
           </w:rPr>
-          <w:t>徒10:34–43</w:t>
-        </w:r>
-      </w:hyperlink>
-      <w:r>
-        <w:rPr>
-          <w:lang w:val="zh_TW" w:bidi="zh_TW"/>
-        </w:rPr>
-        <w:t>；</w:t>
+          <w:t>弗2:14–18</w:t>
+        </w:r>
+      </w:hyperlink>
+      <w:r>
+        <w:rPr>
+          <w:lang w:val="zh_TW" w:bidi="zh_TW"/>
+        </w:rPr>
+        <w:t>）。</w:t>
+      </w:r>
+      <w:r>
+        <w:rPr>
+          <w:lang w:val="zh_TW" w:bidi="zh_TW"/>
+        </w:rPr>
+      </w:r>
+      <w:r>
+        <w:rPr>
+          <w:lang w:val="zh_TW" w:bidi="zh_TW"/>
+        </w:rPr>
+      </w:r>
+    </w:p>
+    <w:p>
+      <w:pPr/>
+      <w:r>
+        <w:rPr>
+          <w:lang w:val="zh_TW" w:bidi="zh_TW"/>
+        </w:rPr>
+      </w:r>
+    </w:p>
+    <w:p>
+      <w:pPr>
+        <w:pStyle w:val="Heading2"/>
+      </w:pPr>
+      <w:r>
+        <w:rPr>
+          <w:lang w:val="zh_TW" w:bidi="zh_TW"/>
+        </w:rPr>
+        <w:t>那鴻書 2:1</w:t>
+      </w:r>
+      <w:r>
+        <w:rPr>
+          <w:lang w:val="zh_TW" w:bidi="zh_TW"/>
+        </w:rPr>
+      </w:r>
+    </w:p>
+    <w:p>
+      <w:pPr/>
+      <w:r>
+        <w:rPr>
+          <w:lang w:val="zh_TW" w:bidi="zh_TW"/>
+        </w:rPr>
+      </w:r>
+      <w:r>
+        <w:rPr>
+          <w:lang w:val="zh_TW" w:bidi="zh_TW"/>
+        </w:rPr>
+        <w:t>儘管尼尼微的守衛者已做好充分的準備，以城牆......道路......防禦措施和軍隊來保護這座城市，但他們的努力注定會失敗（</w:t>
       </w:r>
       <w:hyperlink r:id="rId78">
         <w:r>
@@ -2559,14 +2600,62 @@
             <w:color w:val="0000EE"/>
             <w:u w:val="single"/>
           </w:rPr>
-          <w:t>羅10:15</w:t>
-        </w:r>
-      </w:hyperlink>
-      <w:r>
-        <w:rPr>
-          <w:lang w:val="zh_TW" w:bidi="zh_TW"/>
-        </w:rPr>
-        <w:t>；</w:t>
+          <w:t>1:1–14</w:t>
+        </w:r>
+      </w:hyperlink>
+      <w:r>
+        <w:rPr>
+          <w:lang w:val="zh_TW" w:bidi="zh_TW"/>
+        </w:rPr>
+        <w:t>）。</w:t>
+      </w:r>
+      <w:r>
+        <w:rPr>
+          <w:lang w:val="zh_TW" w:bidi="zh_TW"/>
+        </w:rPr>
+      </w:r>
+      <w:r>
+        <w:rPr>
+          <w:lang w:val="zh_TW" w:bidi="zh_TW"/>
+        </w:rPr>
+      </w:r>
+    </w:p>
+    <w:p>
+      <w:pPr/>
+      <w:r>
+        <w:rPr>
+          <w:lang w:val="zh_TW" w:bidi="zh_TW"/>
+        </w:rPr>
+      </w:r>
+    </w:p>
+    <w:p>
+      <w:pPr>
+        <w:pStyle w:val="Heading2"/>
+      </w:pPr>
+      <w:r>
+        <w:rPr>
+          <w:lang w:val="zh_TW" w:bidi="zh_TW"/>
+        </w:rPr>
+        <w:t>那鴻書 2:2</w:t>
+      </w:r>
+      <w:r>
+        <w:rPr>
+          <w:lang w:val="zh_TW" w:bidi="zh_TW"/>
+        </w:rPr>
+      </w:r>
+    </w:p>
+    <w:p>
+      <w:pPr/>
+      <w:r>
+        <w:rPr>
+          <w:lang w:val="zh_TW" w:bidi="zh_TW"/>
+        </w:rPr>
+      </w:r>
+      <w:r>
+        <w:rPr>
+          <w:lang w:val="zh_TW" w:bidi="zh_TW"/>
+        </w:rPr>
+        <w:t>葡萄樹象徵神賜福祂的子民（</w:t>
       </w:r>
       <w:hyperlink r:id="rId79">
         <w:r>
@@ -2577,160 +2666,28 @@
             <w:color w:val="0000EE"/>
             <w:u w:val="single"/>
           </w:rPr>
-          <w:t>弗2:14–18</w:t>
-        </w:r>
-      </w:hyperlink>
-      <w:r>
-        <w:rPr>
-          <w:lang w:val="zh_TW" w:bidi="zh_TW"/>
-        </w:rPr>
-        <w:t>）。</w:t>
-      </w:r>
-      <w:r>
-        <w:rPr>
-          <w:lang w:val="zh_TW" w:bidi="zh_TW"/>
-        </w:rPr>
-      </w:r>
-      <w:r>
-        <w:rPr>
-          <w:lang w:val="zh_TW" w:bidi="zh_TW"/>
-        </w:rPr>
-      </w:r>
-    </w:p>
-    <w:p>
-      <w:pPr/>
-      <w:r>
-        <w:rPr>
-          <w:lang w:val="zh_TW" w:bidi="zh_TW"/>
-        </w:rPr>
-      </w:r>
-    </w:p>
-    <w:p>
-      <w:pPr>
-        <w:pStyle w:val="Heading2"/>
-      </w:pPr>
-      <w:r>
-        <w:rPr>
-          <w:lang w:val="zh_TW" w:bidi="zh_TW"/>
-        </w:rPr>
-        <w:t>那鴻書 2:1</w:t>
-      </w:r>
-      <w:r>
-        <w:rPr>
-          <w:lang w:val="zh_TW" w:bidi="zh_TW"/>
-        </w:rPr>
-      </w:r>
-    </w:p>
-    <w:p>
-      <w:pPr/>
-      <w:r>
-        <w:rPr>
-          <w:lang w:val="zh_TW" w:bidi="zh_TW"/>
-        </w:rPr>
-      </w:r>
-      <w:r>
-        <w:rPr>
-          <w:lang w:val="zh_TW" w:bidi="zh_TW"/>
-        </w:rPr>
-        <w:t>儘管尼尼微的守衛者已做好充分的準備，以城牆......道路......防禦措施和軍隊來保護這座城市，但他們的努力注定會失敗（</w:t>
+          <w:t>賽27:2–6</w:t>
+        </w:r>
+      </w:hyperlink>
+      <w:r>
+        <w:rPr>
+          <w:lang w:val="zh_TW" w:bidi="zh_TW"/>
+        </w:rPr>
+        <w:t>），而被</w:t>
+      </w:r>
+      <w:r>
+        <w:rPr>
+          <w:lang w:val="zh_TW" w:bidi="zh_TW"/>
+        </w:rPr>
+        <w:t>毀壞</w:t>
+      </w:r>
+      <w:r>
+        <w:rPr>
+          <w:lang w:val="zh_TW" w:bidi="zh_TW"/>
+        </w:rPr>
+        <w:t>的葡萄樹則反映出神先前對他們的管教（</w:t>
       </w:r>
       <w:hyperlink r:id="rId80">
-        <w:r>
-          <w:rPr>
-            <w:lang w:val="zh_TW" w:bidi="zh_TW"/>
-          </w:rPr>
-          <w:rPr>
-            <w:color w:val="0000EE"/>
-            <w:u w:val="single"/>
-          </w:rPr>
-          <w:t>1:1–14</w:t>
-        </w:r>
-      </w:hyperlink>
-      <w:r>
-        <w:rPr>
-          <w:lang w:val="zh_TW" w:bidi="zh_TW"/>
-        </w:rPr>
-        <w:t>）。</w:t>
-      </w:r>
-      <w:r>
-        <w:rPr>
-          <w:lang w:val="zh_TW" w:bidi="zh_TW"/>
-        </w:rPr>
-      </w:r>
-      <w:r>
-        <w:rPr>
-          <w:lang w:val="zh_TW" w:bidi="zh_TW"/>
-        </w:rPr>
-      </w:r>
-    </w:p>
-    <w:p>
-      <w:pPr/>
-      <w:r>
-        <w:rPr>
-          <w:lang w:val="zh_TW" w:bidi="zh_TW"/>
-        </w:rPr>
-      </w:r>
-    </w:p>
-    <w:p>
-      <w:pPr>
-        <w:pStyle w:val="Heading2"/>
-      </w:pPr>
-      <w:r>
-        <w:rPr>
-          <w:lang w:val="zh_TW" w:bidi="zh_TW"/>
-        </w:rPr>
-        <w:t>那鴻書 2:2</w:t>
-      </w:r>
-      <w:r>
-        <w:rPr>
-          <w:lang w:val="zh_TW" w:bidi="zh_TW"/>
-        </w:rPr>
-      </w:r>
-    </w:p>
-    <w:p>
-      <w:pPr/>
-      <w:r>
-        <w:rPr>
-          <w:lang w:val="zh_TW" w:bidi="zh_TW"/>
-        </w:rPr>
-      </w:r>
-      <w:r>
-        <w:rPr>
-          <w:lang w:val="zh_TW" w:bidi="zh_TW"/>
-        </w:rPr>
-        <w:t>葡萄樹象徵神賜福祂的子民（</w:t>
-      </w:r>
-      <w:hyperlink r:id="rId81">
-        <w:r>
-          <w:rPr>
-            <w:lang w:val="zh_TW" w:bidi="zh_TW"/>
-          </w:rPr>
-          <w:rPr>
-            <w:color w:val="0000EE"/>
-            <w:u w:val="single"/>
-          </w:rPr>
-          <w:t>賽27:2–6</w:t>
-        </w:r>
-      </w:hyperlink>
-      <w:r>
-        <w:rPr>
-          <w:lang w:val="zh_TW" w:bidi="zh_TW"/>
-        </w:rPr>
-        <w:t>），而被</w:t>
-      </w:r>
-      <w:r>
-        <w:rPr>
-          <w:lang w:val="zh_TW" w:bidi="zh_TW"/>
-        </w:rPr>
-        <w:t>毀壞</w:t>
-      </w:r>
-      <w:r>
-        <w:rPr>
-          <w:lang w:val="zh_TW" w:bidi="zh_TW"/>
-        </w:rPr>
-        <w:t>的葡萄樹則反映出神先前對他們的管教（</w:t>
-      </w:r>
-      <w:hyperlink r:id="rId82">
         <w:r>
           <w:rPr>
             <w:lang w:val="zh_TW" w:bidi="zh_TW"/>
@@ -2986,7 +2943,7 @@
         </w:rPr>
         <w:t>匆忙的防守行動（</w:t>
       </w:r>
-      <w:hyperlink r:id="rId83">
+      <w:hyperlink r:id="rId81">
         <w:r>
           <w:rPr>
             <w:lang w:val="zh_TW" w:bidi="zh_TW"/>
@@ -3110,6 +3067,150 @@
         </w:rPr>
         <w:t>是哀悼的常見表現（例，見</w:t>
       </w:r>
+      <w:hyperlink r:id="rId82">
+        <w:r>
+          <w:rPr>
+            <w:lang w:val="zh_TW" w:bidi="zh_TW"/>
+          </w:rPr>
+          <w:rPr>
+            <w:color w:val="0000EE"/>
+            <w:u w:val="single"/>
+          </w:rPr>
+          <w:t>路18:13</w:t>
+        </w:r>
+      </w:hyperlink>
+      <w:r>
+        <w:rPr>
+          <w:lang w:val="zh_TW" w:bidi="zh_TW"/>
+        </w:rPr>
+        <w:t>）。</w:t>
+      </w:r>
+      <w:r>
+        <w:rPr>
+          <w:lang w:val="zh_TW" w:bidi="zh_TW"/>
+        </w:rPr>
+      </w:r>
+      <w:r>
+        <w:rPr>
+          <w:lang w:val="zh_TW" w:bidi="zh_TW"/>
+        </w:rPr>
+      </w:r>
+    </w:p>
+    <w:p>
+      <w:pPr/>
+      <w:r>
+        <w:rPr>
+          <w:lang w:val="zh_TW" w:bidi="zh_TW"/>
+        </w:rPr>
+      </w:r>
+    </w:p>
+    <w:p>
+      <w:pPr>
+        <w:pStyle w:val="Heading2"/>
+      </w:pPr>
+      <w:r>
+        <w:rPr>
+          <w:lang w:val="zh_TW" w:bidi="zh_TW"/>
+        </w:rPr>
+        <w:t>那鴻書 2:8</w:t>
+      </w:r>
+      <w:r>
+        <w:rPr>
+          <w:lang w:val="zh_TW" w:bidi="zh_TW"/>
+        </w:rPr>
+      </w:r>
+    </w:p>
+    <w:p>
+      <w:pPr/>
+      <w:r>
+        <w:rPr>
+          <w:lang w:val="zh_TW" w:bidi="zh_TW"/>
+        </w:rPr>
+      </w:r>
+      <w:r>
+        <w:rPr>
+          <w:lang w:val="zh_TW" w:bidi="zh_TW"/>
+        </w:rPr>
+        <w:t>人民將會像水從被衝破的水庫中湧出般迅速逃離（見</w:t>
+      </w:r>
+      <w:r>
+        <w:rPr>
+          <w:lang w:val="zh_TW" w:bidi="zh_TW"/>
+        </w:rPr>
+        <w:t>2:6的研讀註釋</w:t>
+      </w:r>
+      <w:r>
+        <w:rPr>
+          <w:lang w:val="zh_TW" w:bidi="zh_TW"/>
+        </w:rPr>
+        <w:t>）。</w:t>
+      </w:r>
+      <w:r>
+        <w:rPr>
+          <w:lang w:val="zh_TW" w:bidi="zh_TW"/>
+        </w:rPr>
+      </w:r>
+      <w:r>
+        <w:rPr>
+          <w:lang w:val="zh_TW" w:bidi="zh_TW"/>
+        </w:rPr>
+      </w:r>
+    </w:p>
+    <w:p>
+      <w:pPr/>
+      <w:r>
+        <w:rPr>
+          <w:lang w:val="zh_TW" w:bidi="zh_TW"/>
+        </w:rPr>
+      </w:r>
+    </w:p>
+    <w:p>
+      <w:pPr>
+        <w:pStyle w:val="Heading2"/>
+      </w:pPr>
+      <w:r>
+        <w:rPr>
+          <w:lang w:val="zh_TW" w:bidi="zh_TW"/>
+        </w:rPr>
+        <w:t>那鴻書 2:9</w:t>
+      </w:r>
+      <w:r>
+        <w:rPr>
+          <w:lang w:val="zh_TW" w:bidi="zh_TW"/>
+        </w:rPr>
+      </w:r>
+    </w:p>
+    <w:p>
+      <w:pPr/>
+      <w:r>
+        <w:rPr>
+          <w:lang w:val="zh_TW" w:bidi="zh_TW"/>
+        </w:rPr>
+      </w:r>
+      <w:r>
+        <w:rPr>
+          <w:lang w:val="zh_TW" w:bidi="zh_TW"/>
+        </w:rPr>
+        <w:t>亞述首都曾以貿易、進貢和戰利品積聚了來自列國的巨大且數不清的財富，但這些財富轉瞬即逝。殘暴的侵略和邪惡或許能暫時得逞，但最終必被毀滅（</w:t>
+      </w:r>
+      <w:hyperlink r:id="rId83">
+        <w:r>
+          <w:rPr>
+            <w:lang w:val="zh_TW" w:bidi="zh_TW"/>
+          </w:rPr>
+          <w:rPr>
+            <w:color w:val="0000EE"/>
+            <w:u w:val="single"/>
+          </w:rPr>
+          <w:t>箴13:22</w:t>
+        </w:r>
+      </w:hyperlink>
+      <w:r>
+        <w:rPr>
+          <w:lang w:val="zh_TW" w:bidi="zh_TW"/>
+        </w:rPr>
+        <w:t>；</w:t>
+      </w:r>
       <w:hyperlink r:id="rId84">
         <w:r>
           <w:rPr>
@@ -3119,7 +3220,25 @@
             <w:color w:val="0000EE"/>
             <w:u w:val="single"/>
           </w:rPr>
-          <w:t>路18:13</w:t>
+          <w:t>俄1:15</w:t>
+        </w:r>
+      </w:hyperlink>
+      <w:r>
+        <w:rPr>
+          <w:lang w:val="zh_TW" w:bidi="zh_TW"/>
+        </w:rPr>
+        <w:t>；</w:t>
+      </w:r>
+      <w:hyperlink r:id="rId85">
+        <w:r>
+          <w:rPr>
+            <w:lang w:val="zh_TW" w:bidi="zh_TW"/>
+          </w:rPr>
+          <w:rPr>
+            <w:color w:val="0000EE"/>
+            <w:u w:val="single"/>
+          </w:rPr>
+          <w:t>路12:16–20</w:t>
         </w:r>
       </w:hyperlink>
       <w:r>
@@ -3155,7 +3274,7 @@
         <w:rPr>
           <w:lang w:val="zh_TW" w:bidi="zh_TW"/>
         </w:rPr>
-        <w:t>那鴻書 2:8</w:t>
+        <w:t>那鴻書 2:10</w:t>
       </w:r>
       <w:r>
         <w:rPr>
@@ -3174,19 +3293,31 @@
         <w:rPr>
           <w:lang w:val="zh_TW" w:bidi="zh_TW"/>
         </w:rPr>
-        <w:t>人民將會像水從被衝破的水庫中湧出般迅速逃離（見</w:t>
-      </w:r>
-      <w:r>
-        <w:rPr>
-          <w:lang w:val="zh_TW" w:bidi="zh_TW"/>
-        </w:rPr>
-        <w:t>2:6的研讀註釋</w:t>
-      </w:r>
-      <w:r>
-        <w:rPr>
-          <w:lang w:val="zh_TW" w:bidi="zh_TW"/>
-        </w:rPr>
-        <w:t>）。</w:t>
+        <w:t>掠奪、空蕩、毀滅（和合本譯為：</w:t>
+      </w:r>
+      <w:r>
+        <w:rPr>
+          <w:lang w:val="zh_TW" w:bidi="zh_TW"/>
+        </w:rPr>
+        <w:t>空虛荒涼）</w:t>
+      </w:r>
+      <w:r>
+        <w:rPr>
+          <w:lang w:val="zh_TW" w:bidi="zh_TW"/>
+        </w:rPr>
+        <w:t>：此處希伯來文以頭韻來增強語氣——buqah umbuqah umbullaqah。若譯成英文，其效果類似於「devastated, despoiled, and destroyed（</w:t>
+      </w:r>
+      <w:r>
+        <w:rPr>
+          <w:lang w:val="zh_TW" w:bidi="zh_TW"/>
+        </w:rPr>
+        <w:t>被破壞、被掠奪、被毀滅）</w:t>
+      </w:r>
+      <w:r>
+        <w:rPr>
+          <w:lang w:val="zh_TW" w:bidi="zh_TW"/>
+        </w:rPr>
+        <w:t>」。</w:t>
       </w:r>
       <w:r>
         <w:rPr>
@@ -3215,7 +3346,7 @@
         <w:rPr>
           <w:lang w:val="zh_TW" w:bidi="zh_TW"/>
         </w:rPr>
-        <w:t>那鴻書 2:9</w:t>
+        <w:t>那鴻書 2:11–13</w:t>
       </w:r>
       <w:r>
         <w:rPr>
@@ -3234,25 +3365,7 @@
         <w:rPr>
           <w:lang w:val="zh_TW" w:bidi="zh_TW"/>
         </w:rPr>
-        <w:t>亞述首都曾以貿易、進貢和戰利品積聚了來自列國的巨大且數不清的財富，但這些財富轉瞬即逝。殘暴的侵略和邪惡或許能暫時得逞，但最終必被毀滅（</w:t>
-      </w:r>
-      <w:hyperlink r:id="rId85">
-        <w:r>
-          <w:rPr>
-            <w:lang w:val="zh_TW" w:bidi="zh_TW"/>
-          </w:rPr>
-          <w:rPr>
-            <w:color w:val="0000EE"/>
-            <w:u w:val="single"/>
-          </w:rPr>
-          <w:t>箴13:22</w:t>
-        </w:r>
-      </w:hyperlink>
-      <w:r>
-        <w:rPr>
-          <w:lang w:val="zh_TW" w:bidi="zh_TW"/>
-        </w:rPr>
-        <w:t>；</w:t>
+        <w:t>在描述尼尼微的滅亡（</w:t>
       </w:r>
       <w:hyperlink r:id="rId86">
         <w:r>
@@ -3263,14 +3376,14 @@
             <w:color w:val="0000EE"/>
             <w:u w:val="single"/>
           </w:rPr>
-          <w:t>俄1:15</w:t>
-        </w:r>
-      </w:hyperlink>
-      <w:r>
-        <w:rPr>
-          <w:lang w:val="zh_TW" w:bidi="zh_TW"/>
-        </w:rPr>
-        <w:t>；</w:t>
+          <w:t>2:1–10</w:t>
+        </w:r>
+      </w:hyperlink>
+      <w:r>
+        <w:rPr>
+          <w:lang w:val="zh_TW" w:bidi="zh_TW"/>
+        </w:rPr>
+        <w:t>）之後，那鴻加入了三首諷刺詩中的第一首（另見</w:t>
       </w:r>
       <w:hyperlink r:id="rId87">
         <w:r>
@@ -3281,14 +3394,57 @@
             <w:color w:val="0000EE"/>
             <w:u w:val="single"/>
           </w:rPr>
-          <w:t>路12:16–20</w:t>
-        </w:r>
-      </w:hyperlink>
-      <w:r>
-        <w:rPr>
-          <w:lang w:val="zh_TW" w:bidi="zh_TW"/>
-        </w:rPr>
-        <w:t>）。</w:t>
+          <w:t>3:8–13</w:t>
+        </w:r>
+      </w:hyperlink>
+      <w:r>
+        <w:rPr>
+          <w:lang w:val="zh_TW" w:bidi="zh_TW"/>
+        </w:rPr>
+        <w:t>，</w:t>
+      </w:r>
+      <w:hyperlink r:id="rId88">
+        <w:r>
+          <w:rPr>
+            <w:lang w:val="zh_TW" w:bidi="zh_TW"/>
+          </w:rPr>
+          <w:rPr>
+            <w:color w:val="0000EE"/>
+            <w:u w:val="single"/>
+          </w:rPr>
+          <w:t>14–19</w:t>
+        </w:r>
+      </w:hyperlink>
+      <w:r>
+        <w:rPr>
+          <w:lang w:val="zh_TW" w:bidi="zh_TW"/>
+        </w:rPr>
+        <w:t>；這在古代近東是常見的文學形式）。在尖銳的諷刺中，他將尼尼微比喻為獅子的</w:t>
+      </w:r>
+      <w:r>
+        <w:rPr>
+          <w:lang w:val="zh_TW" w:bidi="zh_TW"/>
+        </w:rPr>
+        <w:t>洞</w:t>
+      </w:r>
+      <w:r>
+        <w:rPr>
+          <w:lang w:val="zh_TW" w:bidi="zh_TW"/>
+        </w:rPr>
+        <w:t>。西拿基立王和其他亞述王曾將自己比喻為獅子</w:t>
+      </w:r>
+      <w:r>
+        <w:rPr>
+          <w:i/>
+          <w:lang w:val="zh_TW" w:bidi="zh_TW"/>
+        </w:rPr>
+        <w:t>，</w:t>
+      </w:r>
+      <w:r>
+        <w:rPr>
+          <w:lang w:val="zh_TW" w:bidi="zh_TW"/>
+        </w:rPr>
+        <w:t>甚至用獅子和自己獵獅的藝術圖像裝飾宮殿。然而，當神成為它的敵人時，尼尼微將不再是那無敵的掠食者的巢穴。</w:t>
       </w:r>
       <w:r>
         <w:rPr>
@@ -3317,7 +3473,7 @@
         <w:rPr>
           <w:lang w:val="zh_TW" w:bidi="zh_TW"/>
         </w:rPr>
-        <w:t>那鴻書 2:10</w:t>
+        <w:t>那鴻書 2:13</w:t>
       </w:r>
       <w:r>
         <w:rPr>
@@ -3336,208 +3492,9 @@
         <w:rPr>
           <w:lang w:val="zh_TW" w:bidi="zh_TW"/>
         </w:rPr>
-        <w:t>掠奪、空蕩、毀滅（和合本譯為：</w:t>
-      </w:r>
-      <w:r>
-        <w:rPr>
-          <w:lang w:val="zh_TW" w:bidi="zh_TW"/>
-        </w:rPr>
-        <w:t>空虛荒涼）</w:t>
-      </w:r>
-      <w:r>
-        <w:rPr>
-          <w:lang w:val="zh_TW" w:bidi="zh_TW"/>
-        </w:rPr>
-        <w:t>：此處希伯來文以頭韻來增強語氣——buqah umbuqah umbullaqah。若譯成英文，其效果類似於「devastated, despoiled, and destroyed（</w:t>
-      </w:r>
-      <w:r>
-        <w:rPr>
-          <w:lang w:val="zh_TW" w:bidi="zh_TW"/>
-        </w:rPr>
-        <w:t>被破壞、被掠奪、被毀滅）</w:t>
-      </w:r>
-      <w:r>
-        <w:rPr>
-          <w:lang w:val="zh_TW" w:bidi="zh_TW"/>
-        </w:rPr>
-        <w:t>」。</w:t>
-      </w:r>
-      <w:r>
-        <w:rPr>
-          <w:lang w:val="zh_TW" w:bidi="zh_TW"/>
-        </w:rPr>
-      </w:r>
-      <w:r>
-        <w:rPr>
-          <w:lang w:val="zh_TW" w:bidi="zh_TW"/>
-        </w:rPr>
-      </w:r>
-    </w:p>
-    <w:p>
-      <w:pPr/>
-      <w:r>
-        <w:rPr>
-          <w:lang w:val="zh_TW" w:bidi="zh_TW"/>
-        </w:rPr>
-      </w:r>
-    </w:p>
-    <w:p>
-      <w:pPr>
-        <w:pStyle w:val="Heading2"/>
-      </w:pPr>
-      <w:r>
-        <w:rPr>
-          <w:lang w:val="zh_TW" w:bidi="zh_TW"/>
-        </w:rPr>
-        <w:t>那鴻書 2:11–13</w:t>
-      </w:r>
-      <w:r>
-        <w:rPr>
-          <w:lang w:val="zh_TW" w:bidi="zh_TW"/>
-        </w:rPr>
-      </w:r>
-    </w:p>
-    <w:p>
-      <w:pPr/>
-      <w:r>
-        <w:rPr>
-          <w:lang w:val="zh_TW" w:bidi="zh_TW"/>
-        </w:rPr>
-      </w:r>
-      <w:r>
-        <w:rPr>
-          <w:lang w:val="zh_TW" w:bidi="zh_TW"/>
-        </w:rPr>
-        <w:t>在描述尼尼微的滅亡（</w:t>
-      </w:r>
-      <w:hyperlink r:id="rId88">
-        <w:r>
-          <w:rPr>
-            <w:lang w:val="zh_TW" w:bidi="zh_TW"/>
-          </w:rPr>
-          <w:rPr>
-            <w:color w:val="0000EE"/>
-            <w:u w:val="single"/>
-          </w:rPr>
-          <w:t>2:1–10</w:t>
-        </w:r>
-      </w:hyperlink>
-      <w:r>
-        <w:rPr>
-          <w:lang w:val="zh_TW" w:bidi="zh_TW"/>
-        </w:rPr>
-        <w:t>）之後，那鴻加入了三首諷刺詩中的第一首（另見</w:t>
+        <w:t>亞述驕傲的使者的聲音，可見於</w:t>
       </w:r>
       <w:hyperlink r:id="rId89">
-        <w:r>
-          <w:rPr>
-            <w:lang w:val="zh_TW" w:bidi="zh_TW"/>
-          </w:rPr>
-          <w:rPr>
-            <w:color w:val="0000EE"/>
-            <w:u w:val="single"/>
-          </w:rPr>
-          <w:t>3:8–13</w:t>
-        </w:r>
-      </w:hyperlink>
-      <w:r>
-        <w:rPr>
-          <w:lang w:val="zh_TW" w:bidi="zh_TW"/>
-        </w:rPr>
-        <w:t>，</w:t>
-      </w:r>
-      <w:hyperlink r:id="rId90">
-        <w:r>
-          <w:rPr>
-            <w:lang w:val="zh_TW" w:bidi="zh_TW"/>
-          </w:rPr>
-          <w:rPr>
-            <w:color w:val="0000EE"/>
-            <w:u w:val="single"/>
-          </w:rPr>
-          <w:t>14–19</w:t>
-        </w:r>
-      </w:hyperlink>
-      <w:r>
-        <w:rPr>
-          <w:lang w:val="zh_TW" w:bidi="zh_TW"/>
-        </w:rPr>
-        <w:t>；這在古代近東是常見的文學形式）。在尖銳的諷刺中，他將尼尼微比喻為獅子的</w:t>
-      </w:r>
-      <w:r>
-        <w:rPr>
-          <w:lang w:val="zh_TW" w:bidi="zh_TW"/>
-        </w:rPr>
-        <w:t>洞</w:t>
-      </w:r>
-      <w:r>
-        <w:rPr>
-          <w:lang w:val="zh_TW" w:bidi="zh_TW"/>
-        </w:rPr>
-        <w:t>。西拿基立王和其他亞述王曾將自己比喻為獅子</w:t>
-      </w:r>
-      <w:r>
-        <w:rPr>
-          <w:i/>
-          <w:lang w:val="zh_TW" w:bidi="zh_TW"/>
-        </w:rPr>
-        <w:t>，</w:t>
-      </w:r>
-      <w:r>
-        <w:rPr>
-          <w:lang w:val="zh_TW" w:bidi="zh_TW"/>
-        </w:rPr>
-        <w:t>甚至用獅子和自己獵獅的藝術圖像裝飾宮殿。然而，當神成為它的敵人時，尼尼微將不再是那無敵的掠食者的巢穴。</w:t>
-      </w:r>
-      <w:r>
-        <w:rPr>
-          <w:lang w:val="zh_TW" w:bidi="zh_TW"/>
-        </w:rPr>
-      </w:r>
-      <w:r>
-        <w:rPr>
-          <w:lang w:val="zh_TW" w:bidi="zh_TW"/>
-        </w:rPr>
-      </w:r>
-    </w:p>
-    <w:p>
-      <w:pPr/>
-      <w:r>
-        <w:rPr>
-          <w:lang w:val="zh_TW" w:bidi="zh_TW"/>
-        </w:rPr>
-      </w:r>
-    </w:p>
-    <w:p>
-      <w:pPr>
-        <w:pStyle w:val="Heading2"/>
-      </w:pPr>
-      <w:r>
-        <w:rPr>
-          <w:lang w:val="zh_TW" w:bidi="zh_TW"/>
-        </w:rPr>
-        <w:t>那鴻書 2:13</w:t>
-      </w:r>
-      <w:r>
-        <w:rPr>
-          <w:lang w:val="zh_TW" w:bidi="zh_TW"/>
-        </w:rPr>
-      </w:r>
-    </w:p>
-    <w:p>
-      <w:pPr/>
-      <w:r>
-        <w:rPr>
-          <w:lang w:val="zh_TW" w:bidi="zh_TW"/>
-        </w:rPr>
-      </w:r>
-      <w:r>
-        <w:rPr>
-          <w:lang w:val="zh_TW" w:bidi="zh_TW"/>
-        </w:rPr>
-        <w:t>亞述驕傲的使者的聲音，可見於</w:t>
-      </w:r>
-      <w:hyperlink r:id="rId91">
         <w:r>
           <w:rPr>
             <w:lang w:val="zh_TW" w:bidi="zh_TW"/>
@@ -3733,6 +3690,42 @@
         </w:rPr>
         <w:t>：亞述以財富和安全、繁榮的承諾誘惑列國，卻以軍事武力和經濟剝削加害他們。因此，他們所受的懲罰，是對其所行之事理所當然的公義報應（見</w:t>
       </w:r>
+      <w:hyperlink r:id="rId90">
+        <w:r>
+          <w:rPr>
+            <w:lang w:val="zh_TW" w:bidi="zh_TW"/>
+          </w:rPr>
+          <w:rPr>
+            <w:color w:val="0000EE"/>
+            <w:u w:val="single"/>
+          </w:rPr>
+          <w:t>箴24:12</w:t>
+        </w:r>
+      </w:hyperlink>
+      <w:r>
+        <w:rPr>
+          <w:lang w:val="zh_TW" w:bidi="zh_TW"/>
+        </w:rPr>
+        <w:t>；</w:t>
+      </w:r>
+      <w:hyperlink r:id="rId91">
+        <w:r>
+          <w:rPr>
+            <w:lang w:val="zh_TW" w:bidi="zh_TW"/>
+          </w:rPr>
+          <w:rPr>
+            <w:color w:val="0000EE"/>
+            <w:u w:val="single"/>
+          </w:rPr>
+          <w:t>珥3:4–8</w:t>
+        </w:r>
+      </w:hyperlink>
+      <w:r>
+        <w:rPr>
+          <w:lang w:val="zh_TW" w:bidi="zh_TW"/>
+        </w:rPr>
+        <w:t>；</w:t>
+      </w:r>
       <w:hyperlink r:id="rId92">
         <w:r>
           <w:rPr>
@@ -3742,7 +3735,139 @@
             <w:color w:val="0000EE"/>
             <w:u w:val="single"/>
           </w:rPr>
-          <w:t>箴24:12</w:t>
+          <w:t>啟18:6</w:t>
+        </w:r>
+      </w:hyperlink>
+      <w:r>
+        <w:rPr>
+          <w:lang w:val="zh_TW" w:bidi="zh_TW"/>
+        </w:rPr>
+        <w:t>，</w:t>
+      </w:r>
+      <w:hyperlink r:id="rId93">
+        <w:r>
+          <w:rPr>
+            <w:lang w:val="zh_TW" w:bidi="zh_TW"/>
+          </w:rPr>
+          <w:rPr>
+            <w:color w:val="0000EE"/>
+            <w:u w:val="single"/>
+          </w:rPr>
+          <w:t>20:12</w:t>
+        </w:r>
+      </w:hyperlink>
+      <w:r>
+        <w:rPr>
+          <w:lang w:val="zh_TW" w:bidi="zh_TW"/>
+        </w:rPr>
+        <w:t>）。</w:t>
+      </w:r>
+      <w:r>
+        <w:rPr>
+          <w:lang w:val="zh_TW" w:bidi="zh_TW"/>
+        </w:rPr>
+      </w:r>
+      <w:r>
+        <w:rPr>
+          <w:lang w:val="zh_TW" w:bidi="zh_TW"/>
+        </w:rPr>
+      </w:r>
+    </w:p>
+    <w:p>
+      <w:pPr/>
+      <w:r>
+        <w:rPr>
+          <w:lang w:val="zh_TW" w:bidi="zh_TW"/>
+        </w:rPr>
+      </w:r>
+    </w:p>
+    <w:p>
+      <w:pPr>
+        <w:pStyle w:val="Heading2"/>
+      </w:pPr>
+      <w:r>
+        <w:rPr>
+          <w:lang w:val="zh_TW" w:bidi="zh_TW"/>
+        </w:rPr>
+        <w:t>那鴻書 3:5</w:t>
+      </w:r>
+      <w:r>
+        <w:rPr>
+          <w:lang w:val="zh_TW" w:bidi="zh_TW"/>
+        </w:rPr>
+      </w:r>
+    </w:p>
+    <w:p>
+      <w:pPr/>
+      <w:r>
+        <w:rPr>
+          <w:lang w:val="zh_TW" w:bidi="zh_TW"/>
+        </w:rPr>
+      </w:r>
+      <w:r>
+        <w:rPr>
+          <w:lang w:val="zh_TW" w:bidi="zh_TW"/>
+        </w:rPr>
+        <w:t>神兩次對尼尼微說：</w:t>
+      </w:r>
+      <w:r>
+        <w:rPr>
+          <w:lang w:val="zh_TW" w:bidi="zh_TW"/>
+        </w:rPr>
+        <w:t>我與你為敵</w:t>
+      </w:r>
+      <w:r>
+        <w:rPr>
+          <w:lang w:val="zh_TW" w:bidi="zh_TW"/>
+        </w:rPr>
+        <w:t>（另見</w:t>
+      </w:r>
+      <w:hyperlink r:id="rId94">
+        <w:r>
+          <w:rPr>
+            <w:lang w:val="zh_TW" w:bidi="zh_TW"/>
+          </w:rPr>
+          <w:rPr>
+            <w:color w:val="0000EE"/>
+            <w:u w:val="single"/>
+          </w:rPr>
+          <w:t>2:13</w:t>
+        </w:r>
+      </w:hyperlink>
+      <w:r>
+        <w:rPr>
+          <w:lang w:val="zh_TW" w:bidi="zh_TW"/>
+        </w:rPr>
+        <w:t>）。尼尼微所受的審判就像是歷史的警戒，提醒世人耶和華憎惡罪惡，並必照著人的行為報應個人和列國（</w:t>
+      </w:r>
+      <w:hyperlink r:id="rId95">
+        <w:r>
+          <w:rPr>
+            <w:lang w:val="zh_TW" w:bidi="zh_TW"/>
+          </w:rPr>
+          <w:rPr>
+            <w:color w:val="0000EE"/>
+            <w:u w:val="single"/>
+          </w:rPr>
+          <w:t>詩9:7–8</w:t>
+        </w:r>
+      </w:hyperlink>
+      <w:r>
+        <w:rPr>
+          <w:lang w:val="zh_TW" w:bidi="zh_TW"/>
+        </w:rPr>
+        <w:t>，</w:t>
+      </w:r>
+      <w:hyperlink r:id="rId96">
+        <w:r>
+          <w:rPr>
+            <w:lang w:val="zh_TW" w:bidi="zh_TW"/>
+          </w:rPr>
+          <w:rPr>
+            <w:color w:val="0000EE"/>
+            <w:u w:val="single"/>
+          </w:rPr>
+          <w:t>62:12</w:t>
         </w:r>
       </w:hyperlink>
       <w:r>
@@ -3751,16 +3876,16 @@
         </w:rPr>
         <w:t>；</w:t>
       </w:r>
-      <w:hyperlink r:id="rId93">
-        <w:r>
-          <w:rPr>
-            <w:lang w:val="zh_TW" w:bidi="zh_TW"/>
-          </w:rPr>
-          <w:rPr>
-            <w:color w:val="0000EE"/>
-            <w:u w:val="single"/>
-          </w:rPr>
-          <w:t>珥3:4–8</w:t>
+      <w:hyperlink r:id="rId97">
+        <w:r>
+          <w:rPr>
+            <w:lang w:val="zh_TW" w:bidi="zh_TW"/>
+          </w:rPr>
+          <w:rPr>
+            <w:color w:val="0000EE"/>
+            <w:u w:val="single"/>
+          </w:rPr>
+          <w:t>耶46:28</w:t>
         </w:r>
       </w:hyperlink>
       <w:r>
@@ -3769,138 +3894,6 @@
         </w:rPr>
         <w:t>；</w:t>
       </w:r>
-      <w:hyperlink r:id="rId94">
-        <w:r>
-          <w:rPr>
-            <w:lang w:val="zh_TW" w:bidi="zh_TW"/>
-          </w:rPr>
-          <w:rPr>
-            <w:color w:val="0000EE"/>
-            <w:u w:val="single"/>
-          </w:rPr>
-          <w:t>啟18:6</w:t>
-        </w:r>
-      </w:hyperlink>
-      <w:r>
-        <w:rPr>
-          <w:lang w:val="zh_TW" w:bidi="zh_TW"/>
-        </w:rPr>
-        <w:t>，</w:t>
-      </w:r>
-      <w:hyperlink r:id="rId95">
-        <w:r>
-          <w:rPr>
-            <w:lang w:val="zh_TW" w:bidi="zh_TW"/>
-          </w:rPr>
-          <w:rPr>
-            <w:color w:val="0000EE"/>
-            <w:u w:val="single"/>
-          </w:rPr>
-          <w:t>20:12</w:t>
-        </w:r>
-      </w:hyperlink>
-      <w:r>
-        <w:rPr>
-          <w:lang w:val="zh_TW" w:bidi="zh_TW"/>
-        </w:rPr>
-        <w:t>）。</w:t>
-      </w:r>
-      <w:r>
-        <w:rPr>
-          <w:lang w:val="zh_TW" w:bidi="zh_TW"/>
-        </w:rPr>
-      </w:r>
-      <w:r>
-        <w:rPr>
-          <w:lang w:val="zh_TW" w:bidi="zh_TW"/>
-        </w:rPr>
-      </w:r>
-    </w:p>
-    <w:p>
-      <w:pPr/>
-      <w:r>
-        <w:rPr>
-          <w:lang w:val="zh_TW" w:bidi="zh_TW"/>
-        </w:rPr>
-      </w:r>
-    </w:p>
-    <w:p>
-      <w:pPr>
-        <w:pStyle w:val="Heading2"/>
-      </w:pPr>
-      <w:r>
-        <w:rPr>
-          <w:lang w:val="zh_TW" w:bidi="zh_TW"/>
-        </w:rPr>
-        <w:t>那鴻書 3:5</w:t>
-      </w:r>
-      <w:r>
-        <w:rPr>
-          <w:lang w:val="zh_TW" w:bidi="zh_TW"/>
-        </w:rPr>
-      </w:r>
-    </w:p>
-    <w:p>
-      <w:pPr/>
-      <w:r>
-        <w:rPr>
-          <w:lang w:val="zh_TW" w:bidi="zh_TW"/>
-        </w:rPr>
-      </w:r>
-      <w:r>
-        <w:rPr>
-          <w:lang w:val="zh_TW" w:bidi="zh_TW"/>
-        </w:rPr>
-        <w:t>神兩次對尼尼微說：</w:t>
-      </w:r>
-      <w:r>
-        <w:rPr>
-          <w:lang w:val="zh_TW" w:bidi="zh_TW"/>
-        </w:rPr>
-        <w:t>我與你為敵</w:t>
-      </w:r>
-      <w:r>
-        <w:rPr>
-          <w:lang w:val="zh_TW" w:bidi="zh_TW"/>
-        </w:rPr>
-        <w:t>（另見</w:t>
-      </w:r>
-      <w:hyperlink r:id="rId96">
-        <w:r>
-          <w:rPr>
-            <w:lang w:val="zh_TW" w:bidi="zh_TW"/>
-          </w:rPr>
-          <w:rPr>
-            <w:color w:val="0000EE"/>
-            <w:u w:val="single"/>
-          </w:rPr>
-          <w:t>2:13</w:t>
-        </w:r>
-      </w:hyperlink>
-      <w:r>
-        <w:rPr>
-          <w:lang w:val="zh_TW" w:bidi="zh_TW"/>
-        </w:rPr>
-        <w:t>）。尼尼微所受的審判就像是歷史的警戒，提醒世人耶和華憎惡罪惡，並必照著人的行為報應個人和列國（</w:t>
-      </w:r>
-      <w:hyperlink r:id="rId97">
-        <w:r>
-          <w:rPr>
-            <w:lang w:val="zh_TW" w:bidi="zh_TW"/>
-          </w:rPr>
-          <w:rPr>
-            <w:color w:val="0000EE"/>
-            <w:u w:val="single"/>
-          </w:rPr>
-          <w:t>詩9:7–8</w:t>
-        </w:r>
-      </w:hyperlink>
-      <w:r>
-        <w:rPr>
-          <w:lang w:val="zh_TW" w:bidi="zh_TW"/>
-        </w:rPr>
-        <w:t>，</w:t>
-      </w:r>
       <w:hyperlink r:id="rId98">
         <w:r>
           <w:rPr>
@@ -3910,52 +3903,16 @@
             <w:color w:val="0000EE"/>
             <w:u w:val="single"/>
           </w:rPr>
-          <w:t>62:12</w:t>
-        </w:r>
-      </w:hyperlink>
-      <w:r>
-        <w:rPr>
-          <w:lang w:val="zh_TW" w:bidi="zh_TW"/>
-        </w:rPr>
-        <w:t>；</w:t>
+          <w:t>徒17:31</w:t>
+        </w:r>
+      </w:hyperlink>
+      <w:r>
+        <w:rPr>
+          <w:lang w:val="zh_TW" w:bidi="zh_TW"/>
+        </w:rPr>
+        <w:t>）。有一天，神公義的審判必臨到全地一切悖逆祂的人（</w:t>
       </w:r>
       <w:hyperlink r:id="rId99">
-        <w:r>
-          <w:rPr>
-            <w:lang w:val="zh_TW" w:bidi="zh_TW"/>
-          </w:rPr>
-          <w:rPr>
-            <w:color w:val="0000EE"/>
-            <w:u w:val="single"/>
-          </w:rPr>
-          <w:t>耶46:28</w:t>
-        </w:r>
-      </w:hyperlink>
-      <w:r>
-        <w:rPr>
-          <w:lang w:val="zh_TW" w:bidi="zh_TW"/>
-        </w:rPr>
-        <w:t>；</w:t>
-      </w:r>
-      <w:hyperlink r:id="rId100">
-        <w:r>
-          <w:rPr>
-            <w:lang w:val="zh_TW" w:bidi="zh_TW"/>
-          </w:rPr>
-          <w:rPr>
-            <w:color w:val="0000EE"/>
-            <w:u w:val="single"/>
-          </w:rPr>
-          <w:t>徒17:31</w:t>
-        </w:r>
-      </w:hyperlink>
-      <w:r>
-        <w:rPr>
-          <w:lang w:val="zh_TW" w:bidi="zh_TW"/>
-        </w:rPr>
-        <w:t>）。有一天，神公義的審判必臨到全地一切悖逆祂的人（</w:t>
-      </w:r>
-      <w:hyperlink r:id="rId101">
         <w:r>
           <w:rPr>
             <w:lang w:val="zh_TW" w:bidi="zh_TW"/>
@@ -4109,6 +4066,42 @@
         </w:rPr>
         <w:t>：古代的征服者慣用這種極其殘忍的方式來滅絕敵人的嬰孩（</w:t>
       </w:r>
+      <w:hyperlink r:id="rId100">
+        <w:r>
+          <w:rPr>
+            <w:lang w:val="zh_TW" w:bidi="zh_TW"/>
+          </w:rPr>
+          <w:rPr>
+            <w:color w:val="0000EE"/>
+            <w:u w:val="single"/>
+          </w:rPr>
+          <w:t>王下8:12</w:t>
+        </w:r>
+      </w:hyperlink>
+      <w:r>
+        <w:rPr>
+          <w:lang w:val="zh_TW" w:bidi="zh_TW"/>
+        </w:rPr>
+        <w:t>；</w:t>
+      </w:r>
+      <w:hyperlink r:id="rId101">
+        <w:r>
+          <w:rPr>
+            <w:lang w:val="zh_TW" w:bidi="zh_TW"/>
+          </w:rPr>
+          <w:rPr>
+            <w:color w:val="0000EE"/>
+            <w:u w:val="single"/>
+          </w:rPr>
+          <w:t>詩137:9</w:t>
+        </w:r>
+      </w:hyperlink>
+      <w:r>
+        <w:rPr>
+          <w:lang w:val="zh_TW" w:bidi="zh_TW"/>
+        </w:rPr>
+        <w:t>；</w:t>
+      </w:r>
       <w:hyperlink r:id="rId102">
         <w:r>
           <w:rPr>
@@ -4118,52 +4111,16 @@
             <w:color w:val="0000EE"/>
             <w:u w:val="single"/>
           </w:rPr>
-          <w:t>王下8:12</w:t>
-        </w:r>
-      </w:hyperlink>
-      <w:r>
-        <w:rPr>
-          <w:lang w:val="zh_TW" w:bidi="zh_TW"/>
-        </w:rPr>
-        <w:t>；</w:t>
+          <w:t>賽13:16</w:t>
+        </w:r>
+      </w:hyperlink>
+      <w:r>
+        <w:rPr>
+          <w:lang w:val="zh_TW" w:bidi="zh_TW"/>
+        </w:rPr>
+        <w:t>、</w:t>
       </w:r>
       <w:hyperlink r:id="rId103">
-        <w:r>
-          <w:rPr>
-            <w:lang w:val="zh_TW" w:bidi="zh_TW"/>
-          </w:rPr>
-          <w:rPr>
-            <w:color w:val="0000EE"/>
-            <w:u w:val="single"/>
-          </w:rPr>
-          <w:t>詩137:9</w:t>
-        </w:r>
-      </w:hyperlink>
-      <w:r>
-        <w:rPr>
-          <w:lang w:val="zh_TW" w:bidi="zh_TW"/>
-        </w:rPr>
-        <w:t>；</w:t>
-      </w:r>
-      <w:hyperlink r:id="rId104">
-        <w:r>
-          <w:rPr>
-            <w:lang w:val="zh_TW" w:bidi="zh_TW"/>
-          </w:rPr>
-          <w:rPr>
-            <w:color w:val="0000EE"/>
-            <w:u w:val="single"/>
-          </w:rPr>
-          <w:t>賽13:16</w:t>
-        </w:r>
-      </w:hyperlink>
-      <w:r>
-        <w:rPr>
-          <w:lang w:val="zh_TW" w:bidi="zh_TW"/>
-        </w:rPr>
-        <w:t>、</w:t>
-      </w:r>
-      <w:hyperlink r:id="rId105">
         <w:r>
           <w:rPr>
             <w:lang w:val="zh_TW" w:bidi="zh_TW"/>
@@ -4223,6 +4180,42 @@
         </w:rPr>
         <w:t>拘禁（見</w:t>
       </w:r>
+      <w:hyperlink r:id="rId104">
+        <w:r>
+          <w:rPr>
+            <w:lang w:val="zh_TW" w:bidi="zh_TW"/>
+          </w:rPr>
+          <w:rPr>
+            <w:color w:val="0000EE"/>
+            <w:u w:val="single"/>
+          </w:rPr>
+          <w:t>王下25:7</w:t>
+        </w:r>
+      </w:hyperlink>
+      <w:r>
+        <w:rPr>
+          <w:lang w:val="zh_TW" w:bidi="zh_TW"/>
+        </w:rPr>
+        <w:t>；</w:t>
+      </w:r>
+      <w:hyperlink r:id="rId105">
+        <w:r>
+          <w:rPr>
+            <w:lang w:val="zh_TW" w:bidi="zh_TW"/>
+          </w:rPr>
+          <w:rPr>
+            <w:color w:val="0000EE"/>
+            <w:u w:val="single"/>
+          </w:rPr>
+          <w:t>耶40:1</w:t>
+        </w:r>
+      </w:hyperlink>
+      <w:r>
+        <w:rPr>
+          <w:lang w:val="zh_TW" w:bidi="zh_TW"/>
+        </w:rPr>
+        <w:t>、</w:t>
+      </w:r>
       <w:hyperlink r:id="rId106">
         <w:r>
           <w:rPr>
@@ -4232,7 +4225,7 @@
             <w:color w:val="0000EE"/>
             <w:u w:val="single"/>
           </w:rPr>
-          <w:t>王下25:7</w:t>
+          <w:t>4</w:t>
         </w:r>
       </w:hyperlink>
       <w:r>
@@ -4250,14 +4243,14 @@
             <w:color w:val="0000EE"/>
             <w:u w:val="single"/>
           </w:rPr>
-          <w:t>耶40:1</w:t>
-        </w:r>
-      </w:hyperlink>
-      <w:r>
-        <w:rPr>
-          <w:lang w:val="zh_TW" w:bidi="zh_TW"/>
-        </w:rPr>
-        <w:t>、</w:t>
+          <w:t>珥3:3</w:t>
+        </w:r>
+      </w:hyperlink>
+      <w:r>
+        <w:rPr>
+          <w:lang w:val="zh_TW" w:bidi="zh_TW"/>
+        </w:rPr>
+        <w:t>；</w:t>
       </w:r>
       <w:hyperlink r:id="rId108">
         <w:r>
@@ -4268,7 +4261,79 @@
             <w:color w:val="0000EE"/>
             <w:u w:val="single"/>
           </w:rPr>
-          <w:t>4</w:t>
+          <w:t>俄1:11</w:t>
+        </w:r>
+      </w:hyperlink>
+      <w:r>
+        <w:rPr>
+          <w:lang w:val="zh_TW" w:bidi="zh_TW"/>
+        </w:rPr>
+        <w:t>）。</w:t>
+      </w:r>
+      <w:r>
+        <w:rPr>
+          <w:lang w:val="zh_TW" w:bidi="zh_TW"/>
+        </w:rPr>
+      </w:r>
+      <w:r>
+        <w:rPr>
+          <w:lang w:val="zh_TW" w:bidi="zh_TW"/>
+        </w:rPr>
+      </w:r>
+    </w:p>
+    <w:p>
+      <w:pPr/>
+      <w:r>
+        <w:rPr>
+          <w:lang w:val="zh_TW" w:bidi="zh_TW"/>
+        </w:rPr>
+      </w:r>
+    </w:p>
+    <w:p>
+      <w:pPr>
+        <w:pStyle w:val="Heading2"/>
+      </w:pPr>
+      <w:r>
+        <w:rPr>
+          <w:lang w:val="zh_TW" w:bidi="zh_TW"/>
+        </w:rPr>
+        <w:t>那鴻書 3:12</w:t>
+      </w:r>
+      <w:r>
+        <w:rPr>
+          <w:lang w:val="zh_TW" w:bidi="zh_TW"/>
+        </w:rPr>
+      </w:r>
+    </w:p>
+    <w:p>
+      <w:pPr/>
+      <w:r>
+        <w:rPr>
+          <w:lang w:val="zh_TW" w:bidi="zh_TW"/>
+        </w:rPr>
+      </w:r>
+      <w:r>
+        <w:rPr>
+          <w:lang w:val="zh_TW" w:bidi="zh_TW"/>
+        </w:rPr>
+        <w:t>初熟的無花果</w:t>
+      </w:r>
+      <w:r>
+        <w:rPr>
+          <w:lang w:val="zh_TW" w:bidi="zh_TW"/>
+        </w:rPr>
+        <w:t>：參</w:t>
+      </w:r>
+      <w:hyperlink r:id="rId109">
+        <w:r>
+          <w:rPr>
+            <w:lang w:val="zh_TW" w:bidi="zh_TW"/>
+          </w:rPr>
+          <w:rPr>
+            <w:color w:val="0000EE"/>
+            <w:u w:val="single"/>
+          </w:rPr>
+          <w:t>阿摩司書八章1至2節</w:t>
         </w:r>
       </w:hyperlink>
       <w:r>
@@ -4277,24 +4342,6 @@
         </w:rPr>
         <w:t>；</w:t>
       </w:r>
-      <w:hyperlink r:id="rId109">
-        <w:r>
-          <w:rPr>
-            <w:lang w:val="zh_TW" w:bidi="zh_TW"/>
-          </w:rPr>
-          <w:rPr>
-            <w:color w:val="0000EE"/>
-            <w:u w:val="single"/>
-          </w:rPr>
-          <w:t>珥3:3</w:t>
-        </w:r>
-      </w:hyperlink>
-      <w:r>
-        <w:rPr>
-          <w:lang w:val="zh_TW" w:bidi="zh_TW"/>
-        </w:rPr>
-        <w:t>；</w:t>
-      </w:r>
       <w:hyperlink r:id="rId110">
         <w:r>
           <w:rPr>
@@ -4304,14 +4351,14 @@
             <w:color w:val="0000EE"/>
             <w:u w:val="single"/>
           </w:rPr>
-          <w:t>俄1:11</w:t>
-        </w:r>
-      </w:hyperlink>
-      <w:r>
-        <w:rPr>
-          <w:lang w:val="zh_TW" w:bidi="zh_TW"/>
-        </w:rPr>
-        <w:t>）。</w:t>
+          <w:t>啟示錄六章13節</w:t>
+        </w:r>
+      </w:hyperlink>
+      <w:r>
+        <w:rPr>
+          <w:lang w:val="zh_TW" w:bidi="zh_TW"/>
+        </w:rPr>
+        <w:t>。</w:t>
       </w:r>
       <w:r>
         <w:rPr>
@@ -4340,7 +4387,7 @@
         <w:rPr>
           <w:lang w:val="zh_TW" w:bidi="zh_TW"/>
         </w:rPr>
-        <w:t>那鴻書 3:12</w:t>
+        <w:t>那鴻書 3:14</w:t>
       </w:r>
       <w:r>
         <w:rPr>
@@ -4359,13 +4406,13 @@
         <w:rPr>
           <w:lang w:val="zh_TW" w:bidi="zh_TW"/>
         </w:rPr>
-        <w:t>初熟的無花果</w:t>
-      </w:r>
-      <w:r>
-        <w:rPr>
-          <w:lang w:val="zh_TW" w:bidi="zh_TW"/>
-        </w:rPr>
-        <w:t>：參</w:t>
+        <w:t>預備......堅固</w:t>
+      </w:r>
+      <w:r>
+        <w:rPr>
+          <w:lang w:val="zh_TW" w:bidi="zh_TW"/>
+        </w:rPr>
+        <w:t>：那鴻用帶有諷刺的語氣強調，無論作多少準備，亞述人都無法抵擋神的忿怒（另請注意</w:t>
       </w:r>
       <w:hyperlink r:id="rId111">
         <w:r>
@@ -4376,154 +4423,64 @@
             <w:color w:val="0000EE"/>
             <w:u w:val="single"/>
           </w:rPr>
-          <w:t>阿摩司書八章1至2節</w:t>
-        </w:r>
-      </w:hyperlink>
-      <w:r>
-        <w:rPr>
-          <w:lang w:val="zh_TW" w:bidi="zh_TW"/>
-        </w:rPr>
-        <w:t>；</w:t>
+          <w:t>2:11–13</w:t>
+        </w:r>
+      </w:hyperlink>
+      <w:r>
+        <w:rPr>
+          <w:lang w:val="zh_TW" w:bidi="zh_TW"/>
+        </w:rPr>
+        <w:t>的諷刺語氣）。</w:t>
+      </w:r>
+      <w:r>
+        <w:rPr>
+          <w:lang w:val="zh_TW" w:bidi="zh_TW"/>
+        </w:rPr>
+      </w:r>
+      <w:r>
+        <w:rPr>
+          <w:lang w:val="zh_TW" w:bidi="zh_TW"/>
+        </w:rPr>
+      </w:r>
+    </w:p>
+    <w:p>
+      <w:pPr/>
+      <w:r>
+        <w:rPr>
+          <w:lang w:val="zh_TW" w:bidi="zh_TW"/>
+        </w:rPr>
+      </w:r>
+    </w:p>
+    <w:p>
+      <w:pPr>
+        <w:pStyle w:val="Heading2"/>
+      </w:pPr>
+      <w:r>
+        <w:rPr>
+          <w:lang w:val="zh_TW" w:bidi="zh_TW"/>
+        </w:rPr>
+        <w:t>那鴻書 3:15</w:t>
+      </w:r>
+      <w:r>
+        <w:rPr>
+          <w:lang w:val="zh_TW" w:bidi="zh_TW"/>
+        </w:rPr>
+      </w:r>
+    </w:p>
+    <w:p>
+      <w:pPr/>
+      <w:r>
+        <w:rPr>
+          <w:lang w:val="zh_TW" w:bidi="zh_TW"/>
+        </w:rPr>
+      </w:r>
+      <w:r>
+        <w:rPr>
+          <w:lang w:val="zh_TW" w:bidi="zh_TW"/>
+        </w:rPr>
+        <w:t>舊約聖經常以蝗蟲作為軍隊的隱喻（見</w:t>
       </w:r>
       <w:hyperlink r:id="rId112">
-        <w:r>
-          <w:rPr>
-            <w:lang w:val="zh_TW" w:bidi="zh_TW"/>
-          </w:rPr>
-          <w:rPr>
-            <w:color w:val="0000EE"/>
-            <w:u w:val="single"/>
-          </w:rPr>
-          <w:t>啟示錄六章13節</w:t>
-        </w:r>
-      </w:hyperlink>
-      <w:r>
-        <w:rPr>
-          <w:lang w:val="zh_TW" w:bidi="zh_TW"/>
-        </w:rPr>
-        <w:t>。</w:t>
-      </w:r>
-      <w:r>
-        <w:rPr>
-          <w:lang w:val="zh_TW" w:bidi="zh_TW"/>
-        </w:rPr>
-      </w:r>
-      <w:r>
-        <w:rPr>
-          <w:lang w:val="zh_TW" w:bidi="zh_TW"/>
-        </w:rPr>
-      </w:r>
-    </w:p>
-    <w:p>
-      <w:pPr/>
-      <w:r>
-        <w:rPr>
-          <w:lang w:val="zh_TW" w:bidi="zh_TW"/>
-        </w:rPr>
-      </w:r>
-    </w:p>
-    <w:p>
-      <w:pPr>
-        <w:pStyle w:val="Heading2"/>
-      </w:pPr>
-      <w:r>
-        <w:rPr>
-          <w:lang w:val="zh_TW" w:bidi="zh_TW"/>
-        </w:rPr>
-        <w:t>那鴻書 3:14</w:t>
-      </w:r>
-      <w:r>
-        <w:rPr>
-          <w:lang w:val="zh_TW" w:bidi="zh_TW"/>
-        </w:rPr>
-      </w:r>
-    </w:p>
-    <w:p>
-      <w:pPr/>
-      <w:r>
-        <w:rPr>
-          <w:lang w:val="zh_TW" w:bidi="zh_TW"/>
-        </w:rPr>
-      </w:r>
-      <w:r>
-        <w:rPr>
-          <w:lang w:val="zh_TW" w:bidi="zh_TW"/>
-        </w:rPr>
-        <w:t>預備......堅固</w:t>
-      </w:r>
-      <w:r>
-        <w:rPr>
-          <w:lang w:val="zh_TW" w:bidi="zh_TW"/>
-        </w:rPr>
-        <w:t>：那鴻用帶有諷刺的語氣強調，無論作多少準備，亞述人都無法抵擋神的忿怒（另請注意</w:t>
-      </w:r>
-      <w:hyperlink r:id="rId113">
-        <w:r>
-          <w:rPr>
-            <w:lang w:val="zh_TW" w:bidi="zh_TW"/>
-          </w:rPr>
-          <w:rPr>
-            <w:color w:val="0000EE"/>
-            <w:u w:val="single"/>
-          </w:rPr>
-          <w:t>2:11–13</w:t>
-        </w:r>
-      </w:hyperlink>
-      <w:r>
-        <w:rPr>
-          <w:lang w:val="zh_TW" w:bidi="zh_TW"/>
-        </w:rPr>
-        <w:t>的諷刺語氣）。</w:t>
-      </w:r>
-      <w:r>
-        <w:rPr>
-          <w:lang w:val="zh_TW" w:bidi="zh_TW"/>
-        </w:rPr>
-      </w:r>
-      <w:r>
-        <w:rPr>
-          <w:lang w:val="zh_TW" w:bidi="zh_TW"/>
-        </w:rPr>
-      </w:r>
-    </w:p>
-    <w:p>
-      <w:pPr/>
-      <w:r>
-        <w:rPr>
-          <w:lang w:val="zh_TW" w:bidi="zh_TW"/>
-        </w:rPr>
-      </w:r>
-    </w:p>
-    <w:p>
-      <w:pPr>
-        <w:pStyle w:val="Heading2"/>
-      </w:pPr>
-      <w:r>
-        <w:rPr>
-          <w:lang w:val="zh_TW" w:bidi="zh_TW"/>
-        </w:rPr>
-        <w:t>那鴻書 3:15</w:t>
-      </w:r>
-      <w:r>
-        <w:rPr>
-          <w:lang w:val="zh_TW" w:bidi="zh_TW"/>
-        </w:rPr>
-      </w:r>
-    </w:p>
-    <w:p>
-      <w:pPr/>
-      <w:r>
-        <w:rPr>
-          <w:lang w:val="zh_TW" w:bidi="zh_TW"/>
-        </w:rPr>
-      </w:r>
-      <w:r>
-        <w:rPr>
-          <w:lang w:val="zh_TW" w:bidi="zh_TW"/>
-        </w:rPr>
-        <w:t>舊約聖經常以蝗蟲作為軍隊的隱喻（見</w:t>
-      </w:r>
-      <w:hyperlink r:id="rId114">
         <w:r>
           <w:rPr>
             <w:lang w:val="zh_TW" w:bidi="zh_TW"/>
@@ -4684,6 +4641,42 @@
         </w:rPr>
         <w:t>；見</w:t>
       </w:r>
+      <w:hyperlink r:id="rId113">
+        <w:r>
+          <w:rPr>
+            <w:lang w:val="zh_TW" w:bidi="zh_TW"/>
+          </w:rPr>
+          <w:rPr>
+            <w:color w:val="0000EE"/>
+            <w:u w:val="single"/>
+          </w:rPr>
+          <w:t>約11:11–14</w:t>
+        </w:r>
+      </w:hyperlink>
+      <w:r>
+        <w:rPr>
+          <w:lang w:val="zh_TW" w:bidi="zh_TW"/>
+        </w:rPr>
+        <w:t>）：亞述的領袖在尼尼微危難之時沉睡，而最終也將在死中長眠。相比之下，以色列的牧者不打盹（</w:t>
+      </w:r>
+      <w:hyperlink r:id="rId114">
+        <w:r>
+          <w:rPr>
+            <w:lang w:val="zh_TW" w:bidi="zh_TW"/>
+          </w:rPr>
+          <w:rPr>
+            <w:color w:val="0000EE"/>
+            <w:u w:val="single"/>
+          </w:rPr>
+          <w:t>詩121:3</w:t>
+        </w:r>
+      </w:hyperlink>
+      <w:r>
+        <w:rPr>
+          <w:lang w:val="zh_TW" w:bidi="zh_TW"/>
+        </w:rPr>
+        <w:t>），並且必招聚以色列失喪的羊（</w:t>
+      </w:r>
       <w:hyperlink r:id="rId115">
         <w:r>
           <w:rPr>
@@ -4693,14 +4686,14 @@
             <w:color w:val="0000EE"/>
             <w:u w:val="single"/>
           </w:rPr>
-          <w:t>約11:11–14</w:t>
-        </w:r>
-      </w:hyperlink>
-      <w:r>
-        <w:rPr>
-          <w:lang w:val="zh_TW" w:bidi="zh_TW"/>
-        </w:rPr>
-        <w:t>）：亞述的領袖在尼尼微危難之時沉睡，而最終也將在死中長眠。相比之下，以色列的牧者不打盹（</w:t>
+          <w:t>耶23:3</w:t>
+        </w:r>
+      </w:hyperlink>
+      <w:r>
+        <w:rPr>
+          <w:lang w:val="zh_TW" w:bidi="zh_TW"/>
+        </w:rPr>
+        <w:t>；</w:t>
       </w:r>
       <w:hyperlink r:id="rId116">
         <w:r>
@@ -4711,14 +4704,62 @@
             <w:color w:val="0000EE"/>
             <w:u w:val="single"/>
           </w:rPr>
-          <w:t>詩121:3</w:t>
-        </w:r>
-      </w:hyperlink>
-      <w:r>
-        <w:rPr>
-          <w:lang w:val="zh_TW" w:bidi="zh_TW"/>
-        </w:rPr>
-        <w:t>），並且必招聚以色列失喪的羊（</w:t>
+          <w:t>結36:35</w:t>
+        </w:r>
+      </w:hyperlink>
+      <w:r>
+        <w:rPr>
+          <w:lang w:val="zh_TW" w:bidi="zh_TW"/>
+        </w:rPr>
+        <w:t>）。</w:t>
+      </w:r>
+      <w:r>
+        <w:rPr>
+          <w:lang w:val="zh_TW" w:bidi="zh_TW"/>
+        </w:rPr>
+      </w:r>
+      <w:r>
+        <w:rPr>
+          <w:lang w:val="zh_TW" w:bidi="zh_TW"/>
+        </w:rPr>
+      </w:r>
+    </w:p>
+    <w:p>
+      <w:pPr/>
+      <w:r>
+        <w:rPr>
+          <w:lang w:val="zh_TW" w:bidi="zh_TW"/>
+        </w:rPr>
+      </w:r>
+    </w:p>
+    <w:p>
+      <w:pPr>
+        <w:pStyle w:val="Heading2"/>
+      </w:pPr>
+      <w:r>
+        <w:rPr>
+          <w:lang w:val="zh_TW" w:bidi="zh_TW"/>
+        </w:rPr>
+        <w:t>那鴻書 3:19</w:t>
+      </w:r>
+      <w:r>
+        <w:rPr>
+          <w:lang w:val="zh_TW" w:bidi="zh_TW"/>
+        </w:rPr>
+      </w:r>
+    </w:p>
+    <w:p>
+      <w:pPr/>
+      <w:r>
+        <w:rPr>
+          <w:lang w:val="zh_TW" w:bidi="zh_TW"/>
+        </w:rPr>
+      </w:r>
+      <w:r>
+        <w:rPr>
+          <w:lang w:val="zh_TW" w:bidi="zh_TW"/>
+        </w:rPr>
+        <w:t>尼尼微應得的是毀滅而不是醫治。雖然在約拿的時代，神曾忍耐寬容尼尼微（</w:t>
       </w:r>
       <w:hyperlink r:id="rId117">
         <w:r>
@@ -4729,7 +4770,25 @@
             <w:color w:val="0000EE"/>
             <w:u w:val="single"/>
           </w:rPr>
-          <w:t>耶23:3</w:t>
+          <w:t>拿3:10</w:t>
+        </w:r>
+      </w:hyperlink>
+      <w:r>
+        <w:rPr>
+          <w:lang w:val="zh_TW" w:bidi="zh_TW"/>
+        </w:rPr>
+        <w:t>），但亞述人又回到殘暴的行徑，終必收割自己邪惡的惡果（見</w:t>
+      </w:r>
+      <w:hyperlink r:id="rId118">
+        <w:r>
+          <w:rPr>
+            <w:lang w:val="zh_TW" w:bidi="zh_TW"/>
+          </w:rPr>
+          <w:rPr>
+            <w:color w:val="0000EE"/>
+            <w:u w:val="single"/>
+          </w:rPr>
+          <w:t>箴11:16–19</w:t>
         </w:r>
       </w:hyperlink>
       <w:r>
@@ -4738,72 +4797,6 @@
         </w:rPr>
         <w:t>；</w:t>
       </w:r>
-      <w:hyperlink r:id="rId118">
-        <w:r>
-          <w:rPr>
-            <w:lang w:val="zh_TW" w:bidi="zh_TW"/>
-          </w:rPr>
-          <w:rPr>
-            <w:color w:val="0000EE"/>
-            <w:u w:val="single"/>
-          </w:rPr>
-          <w:t>結36:35</w:t>
-        </w:r>
-      </w:hyperlink>
-      <w:r>
-        <w:rPr>
-          <w:lang w:val="zh_TW" w:bidi="zh_TW"/>
-        </w:rPr>
-        <w:t>）。</w:t>
-      </w:r>
-      <w:r>
-        <w:rPr>
-          <w:lang w:val="zh_TW" w:bidi="zh_TW"/>
-        </w:rPr>
-      </w:r>
-      <w:r>
-        <w:rPr>
-          <w:lang w:val="zh_TW" w:bidi="zh_TW"/>
-        </w:rPr>
-      </w:r>
-    </w:p>
-    <w:p>
-      <w:pPr/>
-      <w:r>
-        <w:rPr>
-          <w:lang w:val="zh_TW" w:bidi="zh_TW"/>
-        </w:rPr>
-      </w:r>
-    </w:p>
-    <w:p>
-      <w:pPr>
-        <w:pStyle w:val="Heading2"/>
-      </w:pPr>
-      <w:r>
-        <w:rPr>
-          <w:lang w:val="zh_TW" w:bidi="zh_TW"/>
-        </w:rPr>
-        <w:t>那鴻書 3:19</w:t>
-      </w:r>
-      <w:r>
-        <w:rPr>
-          <w:lang w:val="zh_TW" w:bidi="zh_TW"/>
-        </w:rPr>
-      </w:r>
-    </w:p>
-    <w:p>
-      <w:pPr/>
-      <w:r>
-        <w:rPr>
-          <w:lang w:val="zh_TW" w:bidi="zh_TW"/>
-        </w:rPr>
-      </w:r>
-      <w:r>
-        <w:rPr>
-          <w:lang w:val="zh_TW" w:bidi="zh_TW"/>
-        </w:rPr>
-        <w:t>尼尼微應得的是毀滅而不是醫治。雖然在約拿的時代，神曾忍耐寬容尼尼微（</w:t>
-      </w:r>
       <w:hyperlink r:id="rId119">
         <w:r>
           <w:rPr>
@@ -4813,52 +4806,16 @@
             <w:color w:val="0000EE"/>
             <w:u w:val="single"/>
           </w:rPr>
-          <w:t>拿3:10</w:t>
-        </w:r>
-      </w:hyperlink>
-      <w:r>
-        <w:rPr>
-          <w:lang w:val="zh_TW" w:bidi="zh_TW"/>
-        </w:rPr>
-        <w:t>），但亞述人又回到殘暴的行徑，終必收割自己邪惡的惡果（見</w:t>
+          <w:t>賽66:5–6</w:t>
+        </w:r>
+      </w:hyperlink>
+      <w:r>
+        <w:rPr>
+          <w:lang w:val="zh_TW" w:bidi="zh_TW"/>
+        </w:rPr>
+        <w:t>；</w:t>
       </w:r>
       <w:hyperlink r:id="rId120">
-        <w:r>
-          <w:rPr>
-            <w:lang w:val="zh_TW" w:bidi="zh_TW"/>
-          </w:rPr>
-          <w:rPr>
-            <w:color w:val="0000EE"/>
-            <w:u w:val="single"/>
-          </w:rPr>
-          <w:t>箴11:16–19</w:t>
-        </w:r>
-      </w:hyperlink>
-      <w:r>
-        <w:rPr>
-          <w:lang w:val="zh_TW" w:bidi="zh_TW"/>
-        </w:rPr>
-        <w:t>；</w:t>
-      </w:r>
-      <w:hyperlink r:id="rId121">
-        <w:r>
-          <w:rPr>
-            <w:lang w:val="zh_TW" w:bidi="zh_TW"/>
-          </w:rPr>
-          <w:rPr>
-            <w:color w:val="0000EE"/>
-            <w:u w:val="single"/>
-          </w:rPr>
-          <w:t>賽66:5–6</w:t>
-        </w:r>
-      </w:hyperlink>
-      <w:r>
-        <w:rPr>
-          <w:lang w:val="zh_TW" w:bidi="zh_TW"/>
-        </w:rPr>
-        <w:t>；</w:t>
-      </w:r>
-      <w:hyperlink r:id="rId122">
         <w:r>
           <w:rPr>
             <w:lang w:val="zh_TW" w:bidi="zh_TW"/>

--- a/zht/docx/34.content.docx
+++ b/zht/docx/34.content.docx
@@ -163,13 +163,6 @@
         <w:rPr>
           <w:lang w:val="zh_TW" w:bidi="zh_TW"/>
         </w:rPr>
-      </w:r>
-      <w:r>
-        <w:rPr>
-          <w:i/>
-          <w:lang w:val="zh_TW" w:bidi="zh_TW"/>
-        </w:rPr>
-        <w:t>那鴻書 1:1, 那鴻書 1:2, 那鴻書 1:2–6, 那鴻書 1:2–11, 那鴻書 1:3, 那鴻書 1:4, 那鴻書 1:5, 那鴻書 1:6, 那鴻書 1:7, 那鴻書 1:7–11, 那鴻書 1:8, 那鴻書 1:9, 那鴻書 1:11, 那鴻書 1:12, 那鴻書 1:14, 那鴻書 1:15, 那鴻書 2:1, 那鴻書 2:2, 那鴻書 2:4, 那鴻書 2:5, 那鴻書 2:6, 那鴻書 2:7, 那鴻書 2:8, 那鴻書 2:9, 那鴻書 2:10, 那鴻書 2:11–13, 那鴻書 2:13, 那鴻書 3:1, 那鴻書 3:2–3, 那鴻書 3:4, 那鴻書 3:5, 那鴻書 3:8, 那鴻書 3:9–10, 那鴻書 3:12, 那鴻書 3:14, 那鴻書 3:15, 那鴻書 3:16, 那鴻書 3:18, 那鴻書 3:19</w:t>
       </w:r>
       <w:r>
         <w:rPr>

--- a/zht/docx/34.content.docx
+++ b/zht/docx/34.content.docx
@@ -150,19 +150,6 @@
           <w:lang w:val="zh_TW" w:bidi="zh_TW"/>
         </w:rPr>
         <w:t>NAM</w:t>
-      </w:r>
-      <w:r>
-        <w:rPr>
-          <w:lang w:val="zh_TW" w:bidi="zh_TW"/>
-        </w:rPr>
-      </w:r>
-    </w:p>
-    <w:p>
-      <w:pPr/>
-      <w:r>
-        <w:rPr>
-          <w:lang w:val="zh_TW" w:bidi="zh_TW"/>
-        </w:rPr>
       </w:r>
       <w:r>
         <w:rPr>

--- a/zht/docx/34.content.docx
+++ b/zht/docx/34.content.docx
@@ -19,7 +19,7 @@
         <w:rPr>
           <w:lang w:val="zh_TW" w:bidi="zh_TW"/>
         </w:rPr>
-        <w:t>Resource: 研讀筆記 (Tyndale)</w:t>
+        <w:t>Resource: Tyndale Open Study Notes</w:t>
       </w:r>
       <w:r>
         <w:rPr>
@@ -112,7 +112,7 @@
         <w:rPr>
           <w:lang w:val="zh_TW" w:bidi="zh_TW"/>
         </w:rPr>
-        <w:t>研讀筆記 (Tyndale)</w:t>
+        <w:t>Tyndale Open Study Notes</w:t>
       </w:r>
     </w:p>
     <w:p>

--- a/zht/docx/34.content.docx
+++ b/zht/docx/34.content.docx
@@ -19,7 +19,7 @@
         <w:rPr>
           <w:lang w:val="zh_TW" w:bidi="zh_TW"/>
         </w:rPr>
-        <w:t>Resource: Tyndale Open Study Notes</w:t>
+        <w:t>Resource: Aquifer Open Study Notes</w:t>
       </w:r>
       <w:r>
         <w:rPr>
@@ -112,7 +112,7 @@
         <w:rPr>
           <w:lang w:val="zh_TW" w:bidi="zh_TW"/>
         </w:rPr>
-        <w:t>Tyndale Open Study Notes</w:t>
+        <w:t>Aquifer Open Study Notes</w:t>
       </w:r>
     </w:p>
     <w:p>

--- a/zht/docx/34.content.docx
+++ b/zht/docx/34.content.docx
@@ -243,54 +243,36 @@
         </w:rPr>
         <w:t>：這個開場與其它先知書類似（參</w:t>
       </w:r>
-      <w:hyperlink r:id="rId13">
-        <w:r>
-          <w:rPr>
-            <w:lang w:val="zh_TW" w:bidi="zh_TW"/>
-          </w:rPr>
-          <w:rPr>
-            <w:color w:val="0000EE"/>
-            <w:u w:val="single"/>
-          </w:rPr>
-          <w:t>俄1:1</w:t>
-        </w:r>
-      </w:hyperlink>
+      <w:r>
+        <w:rPr>
+          <w:lang w:val="zh_TW" w:bidi="zh_TW"/>
+        </w:rPr>
+        <w:t>俄1:1</w:t>
+      </w:r>
       <w:r>
         <w:rPr>
           <w:lang w:val="zh_TW" w:bidi="zh_TW"/>
         </w:rPr>
         <w:t>；</w:t>
       </w:r>
-      <w:hyperlink r:id="rId14">
-        <w:r>
-          <w:rPr>
-            <w:lang w:val="zh_TW" w:bidi="zh_TW"/>
-          </w:rPr>
-          <w:rPr>
-            <w:color w:val="0000EE"/>
-            <w:u w:val="single"/>
-          </w:rPr>
-          <w:t>哈1:1</w:t>
-        </w:r>
-      </w:hyperlink>
+      <w:r>
+        <w:rPr>
+          <w:lang w:val="zh_TW" w:bidi="zh_TW"/>
+        </w:rPr>
+        <w:t>哈1:1</w:t>
+      </w:r>
       <w:r>
         <w:rPr>
           <w:lang w:val="zh_TW" w:bidi="zh_TW"/>
         </w:rPr>
         <w:t>；</w:t>
       </w:r>
-      <w:hyperlink r:id="rId15">
-        <w:r>
-          <w:rPr>
-            <w:lang w:val="zh_TW" w:bidi="zh_TW"/>
-          </w:rPr>
-          <w:rPr>
-            <w:color w:val="0000EE"/>
-            <w:u w:val="single"/>
-          </w:rPr>
-          <w:t>瑪1:1</w:t>
-        </w:r>
-      </w:hyperlink>
+      <w:r>
+        <w:rPr>
+          <w:lang w:val="zh_TW" w:bidi="zh_TW"/>
+        </w:rPr>
+        <w:t>瑪1:1</w:t>
+      </w:r>
       <w:r>
         <w:rPr>
           <w:lang w:val="zh_TW" w:bidi="zh_TW"/>
@@ -333,36 +315,24 @@
         </w:rPr>
         <w:t>那鴻這個名字的意思是「安慰」或「鼓勵」。他預言的一個重要主題是：藉著尼尼微的傾倒，神要使祂的子民得著鼓勵（</w:t>
       </w:r>
-      <w:hyperlink r:id="rId16">
-        <w:r>
-          <w:rPr>
-            <w:lang w:val="zh_TW" w:bidi="zh_TW"/>
-          </w:rPr>
-          <w:rPr>
-            <w:color w:val="0000EE"/>
-            <w:u w:val="single"/>
-          </w:rPr>
-          <w:t>鴻1:12–15</w:t>
-        </w:r>
-      </w:hyperlink>
+      <w:r>
+        <w:rPr>
+          <w:lang w:val="zh_TW" w:bidi="zh_TW"/>
+        </w:rPr>
+        <w:t>鴻1:12–15</w:t>
+      </w:r>
       <w:r>
         <w:rPr>
           <w:lang w:val="zh_TW" w:bidi="zh_TW"/>
         </w:rPr>
         <w:t>；見</w:t>
       </w:r>
-      <w:hyperlink r:id="rId17">
-        <w:r>
-          <w:rPr>
-            <w:lang w:val="zh_TW" w:bidi="zh_TW"/>
-          </w:rPr>
-          <w:rPr>
-            <w:color w:val="0000EE"/>
-            <w:u w:val="single"/>
-          </w:rPr>
-          <w:t>賽40:1</w:t>
-        </w:r>
-      </w:hyperlink>
+      <w:r>
+        <w:rPr>
+          <w:lang w:val="zh_TW" w:bidi="zh_TW"/>
+        </w:rPr>
+        <w:t>賽40:1</w:t>
+      </w:r>
       <w:r>
         <w:rPr>
           <w:lang w:val="zh_TW" w:bidi="zh_TW"/>
@@ -459,72 +429,48 @@
         </w:rPr>
         <w:t>）：神熱切地保護祂子民的福祉，也熱切渴望他們對祂忠誠（見</w:t>
       </w:r>
-      <w:hyperlink r:id="rId18">
-        <w:r>
-          <w:rPr>
-            <w:lang w:val="zh_TW" w:bidi="zh_TW"/>
-          </w:rPr>
-          <w:rPr>
-            <w:color w:val="0000EE"/>
-            <w:u w:val="single"/>
-          </w:rPr>
-          <w:t>出20:4–5</w:t>
-        </w:r>
-      </w:hyperlink>
+      <w:r>
+        <w:rPr>
+          <w:lang w:val="zh_TW" w:bidi="zh_TW"/>
+        </w:rPr>
+        <w:t>出20:4–5</w:t>
+      </w:r>
       <w:r>
         <w:rPr>
           <w:lang w:val="zh_TW" w:bidi="zh_TW"/>
         </w:rPr>
         <w:t>；</w:t>
       </w:r>
-      <w:hyperlink r:id="rId19">
-        <w:r>
-          <w:rPr>
-            <w:lang w:val="zh_TW" w:bidi="zh_TW"/>
-          </w:rPr>
-          <w:rPr>
-            <w:color w:val="0000EE"/>
-            <w:u w:val="single"/>
-          </w:rPr>
-          <w:t>申4:23–24</w:t>
-        </w:r>
-      </w:hyperlink>
+      <w:r>
+        <w:rPr>
+          <w:lang w:val="zh_TW" w:bidi="zh_TW"/>
+        </w:rPr>
+        <w:t>申4:23–24</w:t>
+      </w:r>
       <w:r>
         <w:rPr>
           <w:lang w:val="zh_TW" w:bidi="zh_TW"/>
         </w:rPr>
         <w:t>；</w:t>
       </w:r>
-      <w:hyperlink r:id="rId20">
-        <w:r>
-          <w:rPr>
-            <w:lang w:val="zh_TW" w:bidi="zh_TW"/>
-          </w:rPr>
-          <w:rPr>
-            <w:color w:val="0000EE"/>
-            <w:u w:val="single"/>
-          </w:rPr>
-          <w:t>6:4</w:t>
-        </w:r>
-      </w:hyperlink>
+      <w:r>
+        <w:rPr>
+          <w:lang w:val="zh_TW" w:bidi="zh_TW"/>
+        </w:rPr>
+        <w:t>6:4</w:t>
+      </w:r>
       <w:r>
         <w:rPr>
           <w:lang w:val="zh_TW" w:bidi="zh_TW"/>
         </w:rPr>
         <w:t>；</w:t>
       </w:r>
-      <w:hyperlink r:id="rId21">
-        <w:r>
-          <w:rPr>
-            <w:lang w:val="zh_TW" w:bidi="zh_TW"/>
-          </w:rPr>
-          <w:rPr>
-            <w:color w:val="0000EE"/>
-            <w:u w:val="single"/>
-          </w:rPr>
-          <w:t>耶2:1–3:5</w:t>
-        </w:r>
-      </w:hyperlink>
+      <w:r>
+        <w:rPr>
+          <w:lang w:val="zh_TW" w:bidi="zh_TW"/>
+        </w:rPr>
+        <w:t>耶2:1–3:5</w:t>
+      </w:r>
       <w:r>
         <w:rPr>
           <w:lang w:val="zh_TW" w:bidi="zh_TW"/>
@@ -549,72 +495,48 @@
         </w:rPr>
         <w:t>神的報應和忿怒不可與人類「報復」的心態混為一談。祂的作為源自祂的聖潔（</w:t>
       </w:r>
-      <w:hyperlink r:id="rId22">
-        <w:r>
-          <w:rPr>
-            <w:lang w:val="zh_TW" w:bidi="zh_TW"/>
-          </w:rPr>
-          <w:rPr>
-            <w:color w:val="0000EE"/>
-            <w:u w:val="single"/>
-          </w:rPr>
-          <w:t>耶50:28–29</w:t>
-        </w:r>
-      </w:hyperlink>
+      <w:r>
+        <w:rPr>
+          <w:lang w:val="zh_TW" w:bidi="zh_TW"/>
+        </w:rPr>
+        <w:t>耶50:28–29</w:t>
+      </w:r>
       <w:r>
         <w:rPr>
           <w:lang w:val="zh_TW" w:bidi="zh_TW"/>
         </w:rPr>
         <w:t>）、公義（</w:t>
       </w:r>
-      <w:hyperlink r:id="rId23">
-        <w:r>
-          <w:rPr>
-            <w:lang w:val="zh_TW" w:bidi="zh_TW"/>
-          </w:rPr>
-          <w:rPr>
-            <w:color w:val="0000EE"/>
-            <w:u w:val="single"/>
-          </w:rPr>
-          <w:t>賽63:1–9</w:t>
-        </w:r>
-      </w:hyperlink>
+      <w:r>
+        <w:rPr>
+          <w:lang w:val="zh_TW" w:bidi="zh_TW"/>
+        </w:rPr>
+        <w:t>賽63:1–9</w:t>
+      </w:r>
       <w:r>
         <w:rPr>
           <w:lang w:val="zh_TW" w:bidi="zh_TW"/>
         </w:rPr>
         <w:t>），以及祂對子民的約的信實（</w:t>
       </w:r>
-      <w:hyperlink r:id="rId24">
-        <w:r>
-          <w:rPr>
-            <w:lang w:val="zh_TW" w:bidi="zh_TW"/>
-          </w:rPr>
-          <w:rPr>
-            <w:color w:val="0000EE"/>
-            <w:u w:val="single"/>
-          </w:rPr>
-          <w:t>利26:23–25</w:t>
-        </w:r>
-      </w:hyperlink>
+      <w:r>
+        <w:rPr>
+          <w:lang w:val="zh_TW" w:bidi="zh_TW"/>
+        </w:rPr>
+        <w:t>利26:23–25</w:t>
+      </w:r>
       <w:r>
         <w:rPr>
           <w:lang w:val="zh_TW" w:bidi="zh_TW"/>
         </w:rPr>
         <w:t>；</w:t>
       </w:r>
-      <w:hyperlink r:id="rId25">
-        <w:r>
-          <w:rPr>
-            <w:lang w:val="zh_TW" w:bidi="zh_TW"/>
-          </w:rPr>
-          <w:rPr>
-            <w:color w:val="0000EE"/>
-            <w:u w:val="single"/>
-          </w:rPr>
-          <w:t>賽1:24–26</w:t>
-        </w:r>
-      </w:hyperlink>
+      <w:r>
+        <w:rPr>
+          <w:lang w:val="zh_TW" w:bidi="zh_TW"/>
+        </w:rPr>
+        <w:t>賽1:24–26</w:t>
+      </w:r>
       <w:r>
         <w:rPr>
           <w:lang w:val="zh_TW" w:bidi="zh_TW"/>
@@ -717,36 +639,24 @@
         </w:rPr>
         <w:t>這首短的兩節詩（</w:t>
       </w:r>
-      <w:hyperlink r:id="rId26">
-        <w:r>
-          <w:rPr>
-            <w:lang w:val="zh_TW" w:bidi="zh_TW"/>
-          </w:rPr>
-          <w:rPr>
-            <w:color w:val="0000EE"/>
-            <w:u w:val="single"/>
-          </w:rPr>
-          <w:t>1:2–6</w:t>
-        </w:r>
-      </w:hyperlink>
+      <w:r>
+        <w:rPr>
+          <w:lang w:val="zh_TW" w:bidi="zh_TW"/>
+        </w:rPr>
+        <w:t>1:2–6</w:t>
+      </w:r>
       <w:r>
         <w:rPr>
           <w:lang w:val="zh_TW" w:bidi="zh_TW"/>
         </w:rPr>
         <w:t>、</w:t>
       </w:r>
-      <w:hyperlink r:id="rId27">
-        <w:r>
-          <w:rPr>
-            <w:lang w:val="zh_TW" w:bidi="zh_TW"/>
-          </w:rPr>
-          <w:rPr>
-            <w:color w:val="0000EE"/>
-            <w:u w:val="single"/>
-          </w:rPr>
-          <w:t>7–11</w:t>
-        </w:r>
-      </w:hyperlink>
+      <w:r>
+        <w:rPr>
+          <w:lang w:val="zh_TW" w:bidi="zh_TW"/>
+        </w:rPr>
+        <w:t>7–11</w:t>
+      </w:r>
       <w:r>
         <w:rPr>
           <w:lang w:val="zh_TW" w:bidi="zh_TW"/>
@@ -811,90 +721,60 @@
         </w:rPr>
         <w:t>：神對悖逆的忍耐與祂信實的慈愛息息相關（</w:t>
       </w:r>
-      <w:hyperlink r:id="rId28">
-        <w:r>
-          <w:rPr>
-            <w:lang w:val="zh_TW" w:bidi="zh_TW"/>
-          </w:rPr>
-          <w:rPr>
-            <w:color w:val="0000EE"/>
-            <w:u w:val="single"/>
-          </w:rPr>
-          <w:t>出34:6</w:t>
-        </w:r>
-      </w:hyperlink>
+      <w:r>
+        <w:rPr>
+          <w:lang w:val="zh_TW" w:bidi="zh_TW"/>
+        </w:rPr>
+        <w:t>出34:6</w:t>
+      </w:r>
       <w:r>
         <w:rPr>
           <w:lang w:val="zh_TW" w:bidi="zh_TW"/>
         </w:rPr>
         <w:t>；</w:t>
       </w:r>
-      <w:hyperlink r:id="rId29">
-        <w:r>
-          <w:rPr>
-            <w:lang w:val="zh_TW" w:bidi="zh_TW"/>
-          </w:rPr>
-          <w:rPr>
-            <w:color w:val="0000EE"/>
-            <w:u w:val="single"/>
-          </w:rPr>
-          <w:t>民14:18</w:t>
-        </w:r>
-      </w:hyperlink>
+      <w:r>
+        <w:rPr>
+          <w:lang w:val="zh_TW" w:bidi="zh_TW"/>
+        </w:rPr>
+        <w:t>民14:18</w:t>
+      </w:r>
       <w:r>
         <w:rPr>
           <w:lang w:val="zh_TW" w:bidi="zh_TW"/>
         </w:rPr>
         <w:t>；</w:t>
       </w:r>
-      <w:hyperlink r:id="rId30">
-        <w:r>
-          <w:rPr>
-            <w:lang w:val="zh_TW" w:bidi="zh_TW"/>
-          </w:rPr>
-          <w:rPr>
-            <w:color w:val="0000EE"/>
-            <w:u w:val="single"/>
-          </w:rPr>
-          <w:t>詩103:8</w:t>
-        </w:r>
-      </w:hyperlink>
+      <w:r>
+        <w:rPr>
+          <w:lang w:val="zh_TW" w:bidi="zh_TW"/>
+        </w:rPr>
+        <w:t>詩103:8</w:t>
+      </w:r>
       <w:r>
         <w:rPr>
           <w:lang w:val="zh_TW" w:bidi="zh_TW"/>
         </w:rPr>
         <w:t>；</w:t>
       </w:r>
-      <w:hyperlink r:id="rId31">
-        <w:r>
-          <w:rPr>
-            <w:lang w:val="zh_TW" w:bidi="zh_TW"/>
-          </w:rPr>
-          <w:rPr>
-            <w:color w:val="0000EE"/>
-            <w:u w:val="single"/>
-          </w:rPr>
-          <w:t>珥2:13</w:t>
-        </w:r>
-      </w:hyperlink>
+      <w:r>
+        <w:rPr>
+          <w:lang w:val="zh_TW" w:bidi="zh_TW"/>
+        </w:rPr>
+        <w:t>珥2:13</w:t>
+      </w:r>
       <w:r>
         <w:rPr>
           <w:lang w:val="zh_TW" w:bidi="zh_TW"/>
         </w:rPr>
         <w:t>）。這特質曾令約拿失望，因他希望尼尼微立刻被毀（</w:t>
       </w:r>
-      <w:hyperlink r:id="rId32">
-        <w:r>
-          <w:rPr>
-            <w:lang w:val="zh_TW" w:bidi="zh_TW"/>
-          </w:rPr>
-          <w:rPr>
-            <w:color w:val="0000EE"/>
-            <w:u w:val="single"/>
-          </w:rPr>
-          <w:t>拿4:2</w:t>
-        </w:r>
-      </w:hyperlink>
+      <w:r>
+        <w:rPr>
+          <w:lang w:val="zh_TW" w:bidi="zh_TW"/>
+        </w:rPr>
+        <w:t>拿4:2</w:t>
+      </w:r>
       <w:r>
         <w:rPr>
           <w:lang w:val="zh_TW" w:bidi="zh_TW"/>
@@ -913,126 +793,84 @@
         </w:rPr>
         <w:t>神，所以祂有時會延遲執行罪人當受的刑罰（</w:t>
       </w:r>
-      <w:hyperlink r:id="rId33">
-        <w:r>
-          <w:rPr>
-            <w:lang w:val="zh_TW" w:bidi="zh_TW"/>
-          </w:rPr>
-          <w:rPr>
-            <w:color w:val="0000EE"/>
-            <w:u w:val="single"/>
-          </w:rPr>
-          <w:t>尼9:29–30</w:t>
-        </w:r>
-      </w:hyperlink>
+      <w:r>
+        <w:rPr>
+          <w:lang w:val="zh_TW" w:bidi="zh_TW"/>
+        </w:rPr>
+        <w:t>尼9:29–30</w:t>
+      </w:r>
       <w:r>
         <w:rPr>
           <w:lang w:val="zh_TW" w:bidi="zh_TW"/>
         </w:rPr>
         <w:t>；</w:t>
       </w:r>
-      <w:hyperlink r:id="rId34">
-        <w:r>
-          <w:rPr>
-            <w:lang w:val="zh_TW" w:bidi="zh_TW"/>
-          </w:rPr>
-          <w:rPr>
-            <w:color w:val="0000EE"/>
-            <w:u w:val="single"/>
-          </w:rPr>
-          <w:t>羅2:4</w:t>
-        </w:r>
-      </w:hyperlink>
+      <w:r>
+        <w:rPr>
+          <w:lang w:val="zh_TW" w:bidi="zh_TW"/>
+        </w:rPr>
+        <w:t>羅2:4</w:t>
+      </w:r>
       <w:r>
         <w:rPr>
           <w:lang w:val="zh_TW" w:bidi="zh_TW"/>
         </w:rPr>
         <w:t>；</w:t>
       </w:r>
-      <w:hyperlink r:id="rId35">
-        <w:r>
-          <w:rPr>
-            <w:lang w:val="zh_TW" w:bidi="zh_TW"/>
-          </w:rPr>
-          <w:rPr>
-            <w:color w:val="0000EE"/>
-            <w:u w:val="single"/>
-          </w:rPr>
-          <w:t>彼後3:9</w:t>
-        </w:r>
-      </w:hyperlink>
+      <w:r>
+        <w:rPr>
+          <w:lang w:val="zh_TW" w:bidi="zh_TW"/>
+        </w:rPr>
+        <w:t>彼後3:9</w:t>
+      </w:r>
       <w:r>
         <w:rPr>
           <w:lang w:val="zh_TW" w:bidi="zh_TW"/>
         </w:rPr>
         <w:t>）；但那些持續犯罪的人最終必面對神的審判（</w:t>
       </w:r>
-      <w:hyperlink r:id="rId36">
-        <w:r>
-          <w:rPr>
-            <w:lang w:val="zh_TW" w:bidi="zh_TW"/>
-          </w:rPr>
-          <w:rPr>
-            <w:color w:val="0000EE"/>
-            <w:u w:val="single"/>
-          </w:rPr>
-          <w:t>出34:7</w:t>
-        </w:r>
-      </w:hyperlink>
+      <w:r>
+        <w:rPr>
+          <w:lang w:val="zh_TW" w:bidi="zh_TW"/>
+        </w:rPr>
+        <w:t>出34:7</w:t>
+      </w:r>
       <w:r>
         <w:rPr>
           <w:lang w:val="zh_TW" w:bidi="zh_TW"/>
         </w:rPr>
         <w:t>；</w:t>
       </w:r>
-      <w:hyperlink r:id="rId37">
-        <w:r>
-          <w:rPr>
-            <w:lang w:val="zh_TW" w:bidi="zh_TW"/>
-          </w:rPr>
-          <w:rPr>
-            <w:color w:val="0000EE"/>
-            <w:u w:val="single"/>
-          </w:rPr>
-          <w:t>羅14:10</w:t>
-        </w:r>
-      </w:hyperlink>
+      <w:r>
+        <w:rPr>
+          <w:lang w:val="zh_TW" w:bidi="zh_TW"/>
+        </w:rPr>
+        <w:t>羅14:10</w:t>
+      </w:r>
       <w:r>
         <w:rPr>
           <w:lang w:val="zh_TW" w:bidi="zh_TW"/>
         </w:rPr>
         <w:t>；</w:t>
       </w:r>
-      <w:hyperlink r:id="rId38">
-        <w:r>
-          <w:rPr>
-            <w:lang w:val="zh_TW" w:bidi="zh_TW"/>
-          </w:rPr>
-          <w:rPr>
-            <w:color w:val="0000EE"/>
-            <w:u w:val="single"/>
-          </w:rPr>
-          <w:t>林後5:10</w:t>
-        </w:r>
-      </w:hyperlink>
+      <w:r>
+        <w:rPr>
+          <w:lang w:val="zh_TW" w:bidi="zh_TW"/>
+        </w:rPr>
+        <w:t>林後5:10</w:t>
+      </w:r>
       <w:r>
         <w:rPr>
           <w:lang w:val="zh_TW" w:bidi="zh_TW"/>
         </w:rPr>
         <w:t>；</w:t>
       </w:r>
-      <w:hyperlink r:id="rId39">
-        <w:r>
-          <w:rPr>
-            <w:lang w:val="zh_TW" w:bidi="zh_TW"/>
-          </w:rPr>
-          <w:rPr>
-            <w:color w:val="0000EE"/>
-            <w:u w:val="single"/>
-          </w:rPr>
-          <w:t>啟14:6–7</w:t>
-        </w:r>
-      </w:hyperlink>
+      <w:r>
+        <w:rPr>
+          <w:lang w:val="zh_TW" w:bidi="zh_TW"/>
+        </w:rPr>
+        <w:t>啟14:6–7</w:t>
+      </w:r>
       <w:r>
         <w:rPr>
           <w:lang w:val="zh_TW" w:bidi="zh_TW"/>
@@ -1063,18 +901,12 @@
         </w:rPr>
         <w:t>：這意象描述了神對惡人施行審判時的忿怒（另見</w:t>
       </w:r>
-      <w:hyperlink r:id="rId40">
-        <w:r>
-          <w:rPr>
-            <w:lang w:val="zh_TW" w:bidi="zh_TW"/>
-          </w:rPr>
-          <w:rPr>
-            <w:color w:val="0000EE"/>
-            <w:u w:val="single"/>
-          </w:rPr>
-          <w:t>賽29:6</w:t>
-        </w:r>
-      </w:hyperlink>
+      <w:r>
+        <w:rPr>
+          <w:lang w:val="zh_TW" w:bidi="zh_TW"/>
+        </w:rPr>
+        <w:t>賽29:6</w:t>
+      </w:r>
       <w:r>
         <w:rPr>
           <w:lang w:val="zh_TW" w:bidi="zh_TW"/>
@@ -1133,126 +965,84 @@
         </w:rPr>
         <w:t>正如雲彩（</w:t>
       </w:r>
-      <w:hyperlink r:id="rId41">
-        <w:r>
-          <w:rPr>
-            <w:lang w:val="zh_TW" w:bidi="zh_TW"/>
-          </w:rPr>
-          <w:rPr>
-            <w:color w:val="0000EE"/>
-            <w:u w:val="single"/>
-          </w:rPr>
-          <w:t>1:3</w:t>
-        </w:r>
-      </w:hyperlink>
+      <w:r>
+        <w:rPr>
+          <w:lang w:val="zh_TW" w:bidi="zh_TW"/>
+        </w:rPr>
+        <w:t>1:3</w:t>
+      </w:r>
       <w:r>
         <w:rPr>
           <w:lang w:val="zh_TW" w:bidi="zh_TW"/>
         </w:rPr>
         <w:t>）和山（</w:t>
       </w:r>
-      <w:hyperlink r:id="rId42">
-        <w:r>
-          <w:rPr>
-            <w:lang w:val="zh_TW" w:bidi="zh_TW"/>
-          </w:rPr>
-          <w:rPr>
-            <w:color w:val="0000EE"/>
-            <w:u w:val="single"/>
-          </w:rPr>
-          <w:t>1:5</w:t>
-        </w:r>
-      </w:hyperlink>
+      <w:r>
+        <w:rPr>
+          <w:lang w:val="zh_TW" w:bidi="zh_TW"/>
+        </w:rPr>
+        <w:t>1:5</w:t>
+      </w:r>
       <w:r>
         <w:rPr>
           <w:lang w:val="zh_TW" w:bidi="zh_TW"/>
         </w:rPr>
         <w:t>）一樣，海和江河也在神主權的掌管之下。舊約聖經中的先知常提及神在出埃及時對海和江河所行的作為（</w:t>
       </w:r>
-      <w:hyperlink r:id="rId43">
-        <w:r>
-          <w:rPr>
-            <w:lang w:val="zh_TW" w:bidi="zh_TW"/>
-          </w:rPr>
-          <w:rPr>
-            <w:color w:val="0000EE"/>
-            <w:u w:val="single"/>
-          </w:rPr>
-          <w:t>出15:8–10</w:t>
-        </w:r>
-      </w:hyperlink>
+      <w:r>
+        <w:rPr>
+          <w:lang w:val="zh_TW" w:bidi="zh_TW"/>
+        </w:rPr>
+        <w:t>出15:8–10</w:t>
+      </w:r>
       <w:r>
         <w:rPr>
           <w:lang w:val="zh_TW" w:bidi="zh_TW"/>
         </w:rPr>
         <w:t>；</w:t>
       </w:r>
-      <w:hyperlink r:id="rId44">
-        <w:r>
-          <w:rPr>
-            <w:lang w:val="zh_TW" w:bidi="zh_TW"/>
-          </w:rPr>
-          <w:rPr>
-            <w:color w:val="0000EE"/>
-            <w:u w:val="single"/>
-          </w:rPr>
-          <w:t>撒下22:16</w:t>
-        </w:r>
-      </w:hyperlink>
+      <w:r>
+        <w:rPr>
+          <w:lang w:val="zh_TW" w:bidi="zh_TW"/>
+        </w:rPr>
+        <w:t>撒下22:16</w:t>
+      </w:r>
       <w:r>
         <w:rPr>
           <w:lang w:val="zh_TW" w:bidi="zh_TW"/>
         </w:rPr>
         <w:t>；</w:t>
       </w:r>
-      <w:hyperlink r:id="rId45">
-        <w:r>
-          <w:rPr>
-            <w:lang w:val="zh_TW" w:bidi="zh_TW"/>
-          </w:rPr>
-          <w:rPr>
-            <w:color w:val="0000EE"/>
-            <w:u w:val="single"/>
-          </w:rPr>
-          <w:t>詩66:6</w:t>
-        </w:r>
-      </w:hyperlink>
+      <w:r>
+        <w:rPr>
+          <w:lang w:val="zh_TW" w:bidi="zh_TW"/>
+        </w:rPr>
+        <w:t>詩66:6</w:t>
+      </w:r>
       <w:r>
         <w:rPr>
           <w:lang w:val="zh_TW" w:bidi="zh_TW"/>
         </w:rPr>
         <w:t>，</w:t>
       </w:r>
-      <w:hyperlink r:id="rId46">
-        <w:r>
-          <w:rPr>
-            <w:lang w:val="zh_TW" w:bidi="zh_TW"/>
-          </w:rPr>
-          <w:rPr>
-            <w:color w:val="0000EE"/>
-            <w:u w:val="single"/>
-          </w:rPr>
-          <w:t>77:16</w:t>
-        </w:r>
-      </w:hyperlink>
+      <w:r>
+        <w:rPr>
+          <w:lang w:val="zh_TW" w:bidi="zh_TW"/>
+        </w:rPr>
+        <w:t>77:16</w:t>
+      </w:r>
       <w:r>
         <w:rPr>
           <w:lang w:val="zh_TW" w:bidi="zh_TW"/>
         </w:rPr>
         <w:t>；</w:t>
       </w:r>
-      <w:hyperlink r:id="rId47">
-        <w:r>
-          <w:rPr>
-            <w:lang w:val="zh_TW" w:bidi="zh_TW"/>
-          </w:rPr>
-          <w:rPr>
-            <w:color w:val="0000EE"/>
-            <w:u w:val="single"/>
-          </w:rPr>
-          <w:t>哈3:15</w:t>
-        </w:r>
-      </w:hyperlink>
+      <w:r>
+        <w:rPr>
+          <w:lang w:val="zh_TW" w:bidi="zh_TW"/>
+        </w:rPr>
+        <w:t>哈3:15</w:t>
+      </w:r>
       <w:r>
         <w:rPr>
           <w:lang w:val="zh_TW" w:bidi="zh_TW"/>
@@ -1277,18 +1067,12 @@
         </w:rPr>
         <w:t>巴珊位於加利利海的東方，以肥沃的牧場聞名，適合牧養牛群（參</w:t>
       </w:r>
-      <w:hyperlink r:id="rId48">
-        <w:r>
-          <w:rPr>
-            <w:lang w:val="zh_TW" w:bidi="zh_TW"/>
-          </w:rPr>
-          <w:rPr>
-            <w:color w:val="0000EE"/>
-            <w:u w:val="single"/>
-          </w:rPr>
-          <w:t>彌7:14</w:t>
-        </w:r>
-      </w:hyperlink>
+      <w:r>
+        <w:rPr>
+          <w:lang w:val="zh_TW" w:bidi="zh_TW"/>
+        </w:rPr>
+        <w:t>彌7:14</w:t>
+      </w:r>
       <w:r>
         <w:rPr>
           <w:lang w:val="zh_TW" w:bidi="zh_TW"/>
@@ -1313,36 +1097,24 @@
         </w:rPr>
         <w:t>迦密位於迦南中部的地中海沿岸，以其美景與豐產著稱（</w:t>
       </w:r>
-      <w:hyperlink r:id="rId49">
-        <w:r>
-          <w:rPr>
-            <w:lang w:val="zh_TW" w:bidi="zh_TW"/>
-          </w:rPr>
-          <w:rPr>
-            <w:color w:val="0000EE"/>
-            <w:u w:val="single"/>
-          </w:rPr>
-          <w:t>歌7:5</w:t>
-        </w:r>
-      </w:hyperlink>
+      <w:r>
+        <w:rPr>
+          <w:lang w:val="zh_TW" w:bidi="zh_TW"/>
+        </w:rPr>
+        <w:t>歌7:5</w:t>
+      </w:r>
       <w:r>
         <w:rPr>
           <w:lang w:val="zh_TW" w:bidi="zh_TW"/>
         </w:rPr>
         <w:t>；</w:t>
       </w:r>
-      <w:hyperlink r:id="rId50">
-        <w:r>
-          <w:rPr>
-            <w:lang w:val="zh_TW" w:bidi="zh_TW"/>
-          </w:rPr>
-          <w:rPr>
-            <w:color w:val="0000EE"/>
-            <w:u w:val="single"/>
-          </w:rPr>
-          <w:t>耶50:19</w:t>
-        </w:r>
-      </w:hyperlink>
+      <w:r>
+        <w:rPr>
+          <w:lang w:val="zh_TW" w:bidi="zh_TW"/>
+        </w:rPr>
+        <w:t>耶50:19</w:t>
+      </w:r>
       <w:r>
         <w:rPr>
           <w:lang w:val="zh_TW" w:bidi="zh_TW"/>
@@ -1367,18 +1139,12 @@
         </w:rPr>
         <w:t>黎巴嫩以其巨大的香柏樹而聞名（</w:t>
       </w:r>
-      <w:hyperlink r:id="rId51">
-        <w:r>
-          <w:rPr>
-            <w:lang w:val="zh_TW" w:bidi="zh_TW"/>
-          </w:rPr>
-          <w:rPr>
-            <w:color w:val="0000EE"/>
-            <w:u w:val="single"/>
-          </w:rPr>
-          <w:t>王上5:6–18</w:t>
-        </w:r>
-      </w:hyperlink>
+      <w:r>
+        <w:rPr>
+          <w:lang w:val="zh_TW" w:bidi="zh_TW"/>
+        </w:rPr>
+        <w:t>王上5:6–18</w:t>
+      </w:r>
       <w:r>
         <w:rPr>
           <w:lang w:val="zh_TW" w:bidi="zh_TW"/>
@@ -1433,54 +1199,36 @@
         </w:rPr>
         <w:t>舊約聖經中的詩歌常提到大地震動，以紀念出埃及時期的事件（例，</w:t>
       </w:r>
-      <w:hyperlink r:id="rId52">
-        <w:r>
-          <w:rPr>
-            <w:lang w:val="zh_TW" w:bidi="zh_TW"/>
-          </w:rPr>
-          <w:rPr>
-            <w:color w:val="0000EE"/>
-            <w:u w:val="single"/>
-          </w:rPr>
-          <w:t>詩18:7</w:t>
-        </w:r>
-      </w:hyperlink>
+      <w:r>
+        <w:rPr>
+          <w:lang w:val="zh_TW" w:bidi="zh_TW"/>
+        </w:rPr>
+        <w:t>詩18:7</w:t>
+      </w:r>
       <w:r>
         <w:rPr>
           <w:lang w:val="zh_TW" w:bidi="zh_TW"/>
         </w:rPr>
         <w:t>；</w:t>
       </w:r>
-      <w:hyperlink r:id="rId53">
-        <w:r>
-          <w:rPr>
-            <w:lang w:val="zh_TW" w:bidi="zh_TW"/>
-          </w:rPr>
-          <w:rPr>
-            <w:color w:val="0000EE"/>
-            <w:u w:val="single"/>
-          </w:rPr>
-          <w:t>哈3:6</w:t>
-        </w:r>
-      </w:hyperlink>
+      <w:r>
+        <w:rPr>
+          <w:lang w:val="zh_TW" w:bidi="zh_TW"/>
+        </w:rPr>
+        <w:t>哈3:6</w:t>
+      </w:r>
       <w:r>
         <w:rPr>
           <w:lang w:val="zh_TW" w:bidi="zh_TW"/>
         </w:rPr>
         <w:t>；見</w:t>
       </w:r>
-      <w:hyperlink r:id="rId54">
-        <w:r>
-          <w:rPr>
-            <w:lang w:val="zh_TW" w:bidi="zh_TW"/>
-          </w:rPr>
-          <w:rPr>
-            <w:color w:val="0000EE"/>
-            <w:u w:val="single"/>
-          </w:rPr>
-          <w:t>出19:18</w:t>
-        </w:r>
-      </w:hyperlink>
+      <w:r>
+        <w:rPr>
+          <w:lang w:val="zh_TW" w:bidi="zh_TW"/>
+        </w:rPr>
+        <w:t>出19:18</w:t>
+      </w:r>
       <w:r>
         <w:rPr>
           <w:lang w:val="zh_TW" w:bidi="zh_TW"/>
@@ -1535,36 +1283,24 @@
         </w:rPr>
         <w:t>此處譯為忿怒的希伯來文詞重複了在</w:t>
       </w:r>
-      <w:hyperlink r:id="rId55">
-        <w:r>
-          <w:rPr>
-            <w:lang w:val="zh_TW" w:bidi="zh_TW"/>
-          </w:rPr>
-          <w:rPr>
-            <w:color w:val="0000EE"/>
-            <w:u w:val="single"/>
-          </w:rPr>
-          <w:t>一章2節</w:t>
-        </w:r>
-      </w:hyperlink>
+      <w:r>
+        <w:rPr>
+          <w:lang w:val="zh_TW" w:bidi="zh_TW"/>
+        </w:rPr>
+        <w:t>一章2節</w:t>
+      </w:r>
       <w:r>
         <w:rPr>
           <w:lang w:val="zh_TW" w:bidi="zh_TW"/>
         </w:rPr>
         <w:t>出現的詞。此詞的重複使</w:t>
       </w:r>
-      <w:hyperlink r:id="rId26">
-        <w:r>
-          <w:rPr>
-            <w:lang w:val="zh_TW" w:bidi="zh_TW"/>
-          </w:rPr>
-          <w:rPr>
-            <w:color w:val="0000EE"/>
-            <w:u w:val="single"/>
-          </w:rPr>
-          <w:t>一章2至6節</w:t>
-        </w:r>
-      </w:hyperlink>
+      <w:r>
+        <w:rPr>
+          <w:lang w:val="zh_TW" w:bidi="zh_TW"/>
+        </w:rPr>
+        <w:t>一章2至6節</w:t>
+      </w:r>
       <w:r>
         <w:rPr>
           <w:lang w:val="zh_TW" w:bidi="zh_TW"/>
@@ -1625,54 +1361,36 @@
         </w:rPr>
         <w:t>：神在審判惡人時行事公正，並為信靠祂的人提供避難所。在人生的試煉中，祂接納並保護他們 （</w:t>
       </w:r>
-      <w:hyperlink r:id="rId56">
-        <w:r>
-          <w:rPr>
-            <w:lang w:val="zh_TW" w:bidi="zh_TW"/>
-          </w:rPr>
-          <w:rPr>
-            <w:color w:val="0000EE"/>
-            <w:u w:val="single"/>
-          </w:rPr>
-          <w:t>詩18:2</w:t>
-        </w:r>
-      </w:hyperlink>
+      <w:r>
+        <w:rPr>
+          <w:lang w:val="zh_TW" w:bidi="zh_TW"/>
+        </w:rPr>
+        <w:t>詩18:2</w:t>
+      </w:r>
       <w:r>
         <w:rPr>
           <w:lang w:val="zh_TW" w:bidi="zh_TW"/>
         </w:rPr>
         <w:t>，</w:t>
       </w:r>
-      <w:hyperlink r:id="rId57">
-        <w:r>
-          <w:rPr>
-            <w:lang w:val="zh_TW" w:bidi="zh_TW"/>
-          </w:rPr>
-          <w:rPr>
-            <w:color w:val="0000EE"/>
-            <w:u w:val="single"/>
-          </w:rPr>
-          <w:t>62:5–7</w:t>
-        </w:r>
-      </w:hyperlink>
+      <w:r>
+        <w:rPr>
+          <w:lang w:val="zh_TW" w:bidi="zh_TW"/>
+        </w:rPr>
+        <w:t>62:5–7</w:t>
+      </w:r>
       <w:r>
         <w:rPr>
           <w:lang w:val="zh_TW" w:bidi="zh_TW"/>
         </w:rPr>
         <w:t>）。神豐富的美善能引領人悔改（</w:t>
       </w:r>
-      <w:hyperlink r:id="rId58">
-        <w:r>
-          <w:rPr>
-            <w:lang w:val="zh_TW" w:bidi="zh_TW"/>
-          </w:rPr>
-          <w:rPr>
-            <w:color w:val="0000EE"/>
-            <w:u w:val="single"/>
-          </w:rPr>
-          <w:t>羅2:2–4</w:t>
-        </w:r>
-      </w:hyperlink>
+      <w:r>
+        <w:rPr>
+          <w:lang w:val="zh_TW" w:bidi="zh_TW"/>
+        </w:rPr>
+        <w:t>羅2:2–4</w:t>
+      </w:r>
       <w:r>
         <w:rPr>
           <w:lang w:val="zh_TW" w:bidi="zh_TW"/>
@@ -1793,18 +1511,12 @@
         </w:rPr>
         <w:t>：這是一個形容神審判的力量極其強大的隱喻（見</w:t>
       </w:r>
-      <w:hyperlink r:id="rId59">
-        <w:r>
-          <w:rPr>
-            <w:lang w:val="zh_TW" w:bidi="zh_TW"/>
-          </w:rPr>
-          <w:rPr>
-            <w:color w:val="0000EE"/>
-            <w:u w:val="single"/>
-          </w:rPr>
-          <w:t>2:6</w:t>
-        </w:r>
-      </w:hyperlink>
+      <w:r>
+        <w:rPr>
+          <w:lang w:val="zh_TW" w:bidi="zh_TW"/>
+        </w:rPr>
+        <w:t>2:6</w:t>
+      </w:r>
       <w:r>
         <w:rPr>
           <w:lang w:val="zh_TW" w:bidi="zh_TW"/>
@@ -1871,54 +1583,36 @@
         </w:rPr>
         <w:t>：任何針對神的圖謀或計劃都不可能成功。若不符合神的計劃，人所籌算的都是徒然的（</w:t>
       </w:r>
-      <w:hyperlink r:id="rId60">
-        <w:r>
-          <w:rPr>
-            <w:lang w:val="zh_TW" w:bidi="zh_TW"/>
-          </w:rPr>
-          <w:rPr>
-            <w:color w:val="0000EE"/>
-            <w:u w:val="single"/>
-          </w:rPr>
-          <w:t>詩2篇</w:t>
-        </w:r>
-      </w:hyperlink>
+      <w:r>
+        <w:rPr>
+          <w:lang w:val="zh_TW" w:bidi="zh_TW"/>
+        </w:rPr>
+        <w:t>詩2篇</w:t>
+      </w:r>
       <w:r>
         <w:rPr>
           <w:lang w:val="zh_TW" w:bidi="zh_TW"/>
         </w:rPr>
         <w:t>；</w:t>
       </w:r>
-      <w:hyperlink r:id="rId61">
-        <w:r>
-          <w:rPr>
-            <w:lang w:val="zh_TW" w:bidi="zh_TW"/>
-          </w:rPr>
-          <w:rPr>
-            <w:color w:val="0000EE"/>
-            <w:u w:val="single"/>
-          </w:rPr>
-          <w:t>賽14:26–27</w:t>
-        </w:r>
-      </w:hyperlink>
+      <w:r>
+        <w:rPr>
+          <w:lang w:val="zh_TW" w:bidi="zh_TW"/>
+        </w:rPr>
+        <w:t>賽14:26–27</w:t>
+      </w:r>
       <w:r>
         <w:rPr>
           <w:lang w:val="zh_TW" w:bidi="zh_TW"/>
         </w:rPr>
         <w:t>，</w:t>
       </w:r>
-      <w:hyperlink r:id="rId62">
-        <w:r>
-          <w:rPr>
-            <w:lang w:val="zh_TW" w:bidi="zh_TW"/>
-          </w:rPr>
-          <w:rPr>
-            <w:color w:val="0000EE"/>
-            <w:u w:val="single"/>
-          </w:rPr>
-          <w:t>23:9</w:t>
-        </w:r>
-      </w:hyperlink>
+      <w:r>
+        <w:rPr>
+          <w:lang w:val="zh_TW" w:bidi="zh_TW"/>
+        </w:rPr>
+        <w:t>23:9</w:t>
+      </w:r>
       <w:r>
         <w:rPr>
           <w:lang w:val="zh_TW" w:bidi="zh_TW"/>
@@ -1985,18 +1679,12 @@
         </w:rPr>
         <w:t>）就是亞述王。神也曾在希西家時代（約公元前701年；見</w:t>
       </w:r>
-      <w:hyperlink r:id="rId63">
-        <w:r>
-          <w:rPr>
-            <w:lang w:val="zh_TW" w:bidi="zh_TW"/>
-          </w:rPr>
-          <w:rPr>
-            <w:color w:val="0000EE"/>
-            <w:u w:val="single"/>
-          </w:rPr>
-          <w:t>王下19:35–36</w:t>
-        </w:r>
-      </w:hyperlink>
+      <w:r>
+        <w:rPr>
+          <w:lang w:val="zh_TW" w:bidi="zh_TW"/>
+        </w:rPr>
+        <w:t>王下19:35–36</w:t>
+      </w:r>
       <w:r>
         <w:rPr>
           <w:lang w:val="zh_TW" w:bidi="zh_TW"/>
@@ -2029,18 +1717,12 @@
         </w:rPr>
         <w:t>）與即將來臨的彌賽亞形成對比，那君王是「奇妙策士（Wonderful Counselor）」（</w:t>
       </w:r>
-      <w:hyperlink r:id="rId64">
-        <w:r>
-          <w:rPr>
-            <w:lang w:val="zh_TW" w:bidi="zh_TW"/>
-          </w:rPr>
-          <w:rPr>
-            <w:color w:val="0000EE"/>
-            <w:u w:val="single"/>
-          </w:rPr>
-          <w:t>賽9:6</w:t>
-        </w:r>
-      </w:hyperlink>
+      <w:r>
+        <w:rPr>
+          <w:lang w:val="zh_TW" w:bidi="zh_TW"/>
+        </w:rPr>
+        <w:t>賽9:6</w:t>
+      </w:r>
       <w:r>
         <w:rPr>
           <w:lang w:val="zh_TW" w:bidi="zh_TW"/>
@@ -2129,54 +1811,36 @@
         </w:rPr>
         <w:t>）」指的是猶大，神早先在亞述王西拿基立（公元前704–681年）於公元前701年對近東西部諸國發動戰役時（</w:t>
       </w:r>
-      <w:hyperlink r:id="rId65">
-        <w:r>
-          <w:rPr>
-            <w:lang w:val="zh_TW" w:bidi="zh_TW"/>
-          </w:rPr>
-          <w:rPr>
-            <w:color w:val="0000EE"/>
-            <w:u w:val="single"/>
-          </w:rPr>
-          <w:t>王下19:32–36</w:t>
-        </w:r>
-      </w:hyperlink>
+      <w:r>
+        <w:rPr>
+          <w:lang w:val="zh_TW" w:bidi="zh_TW"/>
+        </w:rPr>
+        <w:t>王下19:32–36</w:t>
+      </w:r>
       <w:r>
         <w:rPr>
           <w:lang w:val="zh_TW" w:bidi="zh_TW"/>
         </w:rPr>
         <w:t>）懲罰過他們。雖然西拿基立未能攻下耶路撒冷，他卻在編年史中自誇擄去了耶路撒冷的進貢，以及猶大四十六座城的大量戰利品。雖然猶大此時淪為附庸國，並時刻面對亞述的威脅，但亞述並沒有擊敗南國；然而，在公元前586年，巴比倫卻擊敗了它。可悲的是，以色列與猶大都沒有聽從神持續的警告──若不悔改，就必面臨審判（</w:t>
       </w:r>
-      <w:hyperlink r:id="rId66">
-        <w:r>
-          <w:rPr>
-            <w:lang w:val="zh_TW" w:bidi="zh_TW"/>
-          </w:rPr>
-          <w:rPr>
-            <w:color w:val="0000EE"/>
-            <w:u w:val="single"/>
-          </w:rPr>
-          <w:t>何11:5</w:t>
-        </w:r>
-      </w:hyperlink>
+      <w:r>
+        <w:rPr>
+          <w:lang w:val="zh_TW" w:bidi="zh_TW"/>
+        </w:rPr>
+        <w:t>何11:5</w:t>
+      </w:r>
       <w:r>
         <w:rPr>
           <w:lang w:val="zh_TW" w:bidi="zh_TW"/>
         </w:rPr>
         <w:t>；</w:t>
       </w:r>
-      <w:hyperlink r:id="rId67">
-        <w:r>
-          <w:rPr>
-            <w:lang w:val="zh_TW" w:bidi="zh_TW"/>
-          </w:rPr>
-          <w:rPr>
-            <w:color w:val="0000EE"/>
-            <w:u w:val="single"/>
-          </w:rPr>
-          <w:t>珥2:1–27</w:t>
-        </w:r>
-      </w:hyperlink>
+      <w:r>
+        <w:rPr>
+          <w:lang w:val="zh_TW" w:bidi="zh_TW"/>
+        </w:rPr>
+        <w:t>珥2:1–27</w:t>
+      </w:r>
       <w:r>
         <w:rPr>
           <w:lang w:val="zh_TW" w:bidi="zh_TW"/>
@@ -2247,54 +1911,36 @@
         </w:rPr>
         <w:t>）：尼尼微將被徹底毀滅。剪除一人的名，讓他沒有後代，就等於徹底毀滅他（</w:t>
       </w:r>
-      <w:hyperlink r:id="rId68">
-        <w:r>
-          <w:rPr>
-            <w:lang w:val="zh_TW" w:bidi="zh_TW"/>
-          </w:rPr>
-          <w:rPr>
-            <w:color w:val="0000EE"/>
-            <w:u w:val="single"/>
-          </w:rPr>
-          <w:t>撒上24:21</w:t>
-        </w:r>
-      </w:hyperlink>
+      <w:r>
+        <w:rPr>
+          <w:lang w:val="zh_TW" w:bidi="zh_TW"/>
+        </w:rPr>
+        <w:t>撒上24:21</w:t>
+      </w:r>
       <w:r>
         <w:rPr>
           <w:lang w:val="zh_TW" w:bidi="zh_TW"/>
         </w:rPr>
         <w:t>；</w:t>
       </w:r>
-      <w:hyperlink r:id="rId69">
-        <w:r>
-          <w:rPr>
-            <w:lang w:val="zh_TW" w:bidi="zh_TW"/>
-          </w:rPr>
-          <w:rPr>
-            <w:color w:val="0000EE"/>
-            <w:u w:val="single"/>
-          </w:rPr>
-          <w:t>伯18:17</w:t>
-        </w:r>
-      </w:hyperlink>
+      <w:r>
+        <w:rPr>
+          <w:lang w:val="zh_TW" w:bidi="zh_TW"/>
+        </w:rPr>
+        <w:t>伯18:17</w:t>
+      </w:r>
       <w:r>
         <w:rPr>
           <w:lang w:val="zh_TW" w:bidi="zh_TW"/>
         </w:rPr>
         <w:t>；</w:t>
       </w:r>
-      <w:hyperlink r:id="rId70">
-        <w:r>
-          <w:rPr>
-            <w:lang w:val="zh_TW" w:bidi="zh_TW"/>
-          </w:rPr>
-          <w:rPr>
-            <w:color w:val="0000EE"/>
-            <w:u w:val="single"/>
-          </w:rPr>
-          <w:t>賽14:22</w:t>
-        </w:r>
-      </w:hyperlink>
+      <w:r>
+        <w:rPr>
+          <w:lang w:val="zh_TW" w:bidi="zh_TW"/>
+        </w:rPr>
+        <w:t>賽14:22</w:t>
+      </w:r>
       <w:r>
         <w:rPr>
           <w:lang w:val="zh_TW" w:bidi="zh_TW"/>
@@ -2385,36 +2031,24 @@
         </w:rPr>
         <w:t>那鴻在預言猶大將脫離束縛（</w:t>
       </w:r>
-      <w:hyperlink r:id="rId71">
-        <w:r>
-          <w:rPr>
-            <w:lang w:val="zh_TW" w:bidi="zh_TW"/>
-          </w:rPr>
-          <w:rPr>
-            <w:color w:val="0000EE"/>
-            <w:u w:val="single"/>
-          </w:rPr>
-          <w:t>1:13</w:t>
-        </w:r>
-      </w:hyperlink>
+      <w:r>
+        <w:rPr>
+          <w:lang w:val="zh_TW" w:bidi="zh_TW"/>
+        </w:rPr>
+        <w:t>1:13</w:t>
+      </w:r>
       <w:r>
         <w:rPr>
           <w:lang w:val="zh_TW" w:bidi="zh_TW"/>
         </w:rPr>
         <w:t>）之後，又補充了一個異象──將有報好信息的使者來臨，宣告和平得以恢復（另見</w:t>
       </w:r>
-      <w:hyperlink r:id="rId72">
-        <w:r>
-          <w:rPr>
-            <w:lang w:val="zh_TW" w:bidi="zh_TW"/>
-          </w:rPr>
-          <w:rPr>
-            <w:color w:val="0000EE"/>
-            <w:u w:val="single"/>
-          </w:rPr>
-          <w:t>賽52:7</w:t>
-        </w:r>
-      </w:hyperlink>
+      <w:r>
+        <w:rPr>
+          <w:lang w:val="zh_TW" w:bidi="zh_TW"/>
+        </w:rPr>
+        <w:t>賽52:7</w:t>
+      </w:r>
       <w:r>
         <w:rPr>
           <w:lang w:val="zh_TW" w:bidi="zh_TW"/>
@@ -2433,90 +2067,60 @@
         </w:rPr>
         <w:t>（</w:t>
       </w:r>
-      <w:hyperlink r:id="rId73">
-        <w:r>
-          <w:rPr>
-            <w:lang w:val="zh_TW" w:bidi="zh_TW"/>
-          </w:rPr>
-          <w:rPr>
-            <w:color w:val="0000EE"/>
-            <w:u w:val="single"/>
-          </w:rPr>
-          <w:t>番3:13</w:t>
-        </w:r>
-      </w:hyperlink>
+      <w:r>
+        <w:rPr>
+          <w:lang w:val="zh_TW" w:bidi="zh_TW"/>
+        </w:rPr>
+        <w:t>番3:13</w:t>
+      </w:r>
       <w:r>
         <w:rPr>
           <w:lang w:val="zh_TW" w:bidi="zh_TW"/>
         </w:rPr>
         <w:t>；</w:t>
       </w:r>
-      <w:hyperlink r:id="rId74">
-        <w:r>
-          <w:rPr>
-            <w:lang w:val="zh_TW" w:bidi="zh_TW"/>
-          </w:rPr>
-          <w:rPr>
-            <w:color w:val="0000EE"/>
-            <w:u w:val="single"/>
-          </w:rPr>
-          <w:t>路2:10–14</w:t>
-        </w:r>
-      </w:hyperlink>
+      <w:r>
+        <w:rPr>
+          <w:lang w:val="zh_TW" w:bidi="zh_TW"/>
+        </w:rPr>
+        <w:t>路2:10–14</w:t>
+      </w:r>
       <w:r>
         <w:rPr>
           <w:lang w:val="zh_TW" w:bidi="zh_TW"/>
         </w:rPr>
         <w:t>；</w:t>
       </w:r>
-      <w:hyperlink r:id="rId75">
-        <w:r>
-          <w:rPr>
-            <w:lang w:val="zh_TW" w:bidi="zh_TW"/>
-          </w:rPr>
-          <w:rPr>
-            <w:color w:val="0000EE"/>
-            <w:u w:val="single"/>
-          </w:rPr>
-          <w:t>徒10:34–43</w:t>
-        </w:r>
-      </w:hyperlink>
+      <w:r>
+        <w:rPr>
+          <w:lang w:val="zh_TW" w:bidi="zh_TW"/>
+        </w:rPr>
+        <w:t>徒10:34–43</w:t>
+      </w:r>
       <w:r>
         <w:rPr>
           <w:lang w:val="zh_TW" w:bidi="zh_TW"/>
         </w:rPr>
         <w:t>；</w:t>
       </w:r>
-      <w:hyperlink r:id="rId76">
-        <w:r>
-          <w:rPr>
-            <w:lang w:val="zh_TW" w:bidi="zh_TW"/>
-          </w:rPr>
-          <w:rPr>
-            <w:color w:val="0000EE"/>
-            <w:u w:val="single"/>
-          </w:rPr>
-          <w:t>羅10:15</w:t>
-        </w:r>
-      </w:hyperlink>
+      <w:r>
+        <w:rPr>
+          <w:lang w:val="zh_TW" w:bidi="zh_TW"/>
+        </w:rPr>
+        <w:t>羅10:15</w:t>
+      </w:r>
       <w:r>
         <w:rPr>
           <w:lang w:val="zh_TW" w:bidi="zh_TW"/>
         </w:rPr>
         <w:t>；</w:t>
       </w:r>
-      <w:hyperlink r:id="rId77">
-        <w:r>
-          <w:rPr>
-            <w:lang w:val="zh_TW" w:bidi="zh_TW"/>
-          </w:rPr>
-          <w:rPr>
-            <w:color w:val="0000EE"/>
-            <w:u w:val="single"/>
-          </w:rPr>
-          <w:t>弗2:14–18</w:t>
-        </w:r>
-      </w:hyperlink>
+      <w:r>
+        <w:rPr>
+          <w:lang w:val="zh_TW" w:bidi="zh_TW"/>
+        </w:rPr>
+        <w:t>弗2:14–18</w:t>
+      </w:r>
       <w:r>
         <w:rPr>
           <w:lang w:val="zh_TW" w:bidi="zh_TW"/>
@@ -2571,18 +2175,12 @@
         </w:rPr>
         <w:t>儘管尼尼微的守衛者已做好充分的準備，以城牆......道路......防禦措施和軍隊來保護這座城市，但他們的努力注定會失敗（</w:t>
       </w:r>
-      <w:hyperlink r:id="rId78">
-        <w:r>
-          <w:rPr>
-            <w:lang w:val="zh_TW" w:bidi="zh_TW"/>
-          </w:rPr>
-          <w:rPr>
-            <w:color w:val="0000EE"/>
-            <w:u w:val="single"/>
-          </w:rPr>
-          <w:t>1:1–14</w:t>
-        </w:r>
-      </w:hyperlink>
+      <w:r>
+        <w:rPr>
+          <w:lang w:val="zh_TW" w:bidi="zh_TW"/>
+        </w:rPr>
+        <w:t>1:1–14</w:t>
+      </w:r>
       <w:r>
         <w:rPr>
           <w:lang w:val="zh_TW" w:bidi="zh_TW"/>
@@ -2637,18 +2235,12 @@
         </w:rPr>
         <w:t>葡萄樹象徵神賜福祂的子民（</w:t>
       </w:r>
-      <w:hyperlink r:id="rId79">
-        <w:r>
-          <w:rPr>
-            <w:lang w:val="zh_TW" w:bidi="zh_TW"/>
-          </w:rPr>
-          <w:rPr>
-            <w:color w:val="0000EE"/>
-            <w:u w:val="single"/>
-          </w:rPr>
-          <w:t>賽27:2–6</w:t>
-        </w:r>
-      </w:hyperlink>
+      <w:r>
+        <w:rPr>
+          <w:lang w:val="zh_TW" w:bidi="zh_TW"/>
+        </w:rPr>
+        <w:t>賽27:2–6</w:t>
+      </w:r>
       <w:r>
         <w:rPr>
           <w:lang w:val="zh_TW" w:bidi="zh_TW"/>
@@ -2667,18 +2259,12 @@
         </w:rPr>
         <w:t>的葡萄樹則反映出神先前對他們的管教（</w:t>
       </w:r>
-      <w:hyperlink r:id="rId80">
-        <w:r>
-          <w:rPr>
-            <w:lang w:val="zh_TW" w:bidi="zh_TW"/>
-          </w:rPr>
-          <w:rPr>
-            <w:color w:val="0000EE"/>
-            <w:u w:val="single"/>
-          </w:rPr>
-          <w:t>賽5:1–7</w:t>
-        </w:r>
-      </w:hyperlink>
+      <w:r>
+        <w:rPr>
+          <w:lang w:val="zh_TW" w:bidi="zh_TW"/>
+        </w:rPr>
+        <w:t>賽5:1–7</w:t>
+      </w:r>
       <w:r>
         <w:rPr>
           <w:lang w:val="zh_TW" w:bidi="zh_TW"/>
@@ -2923,18 +2509,12 @@
         </w:rPr>
         <w:t>匆忙的防守行動（</w:t>
       </w:r>
-      <w:hyperlink r:id="rId81">
-        <w:r>
-          <w:rPr>
-            <w:lang w:val="zh_TW" w:bidi="zh_TW"/>
-          </w:rPr>
-          <w:rPr>
-            <w:color w:val="0000EE"/>
-            <w:u w:val="single"/>
-          </w:rPr>
-          <w:t>2:5</w:t>
-        </w:r>
-      </w:hyperlink>
+      <w:r>
+        <w:rPr>
+          <w:lang w:val="zh_TW" w:bidi="zh_TW"/>
+        </w:rPr>
+        <w:t>2:5</w:t>
+      </w:r>
       <w:r>
         <w:rPr>
           <w:lang w:val="zh_TW" w:bidi="zh_TW"/>
@@ -3047,18 +2627,12 @@
         </w:rPr>
         <w:t>是哀悼的常見表現（例，見</w:t>
       </w:r>
-      <w:hyperlink r:id="rId82">
-        <w:r>
-          <w:rPr>
-            <w:lang w:val="zh_TW" w:bidi="zh_TW"/>
-          </w:rPr>
-          <w:rPr>
-            <w:color w:val="0000EE"/>
-            <w:u w:val="single"/>
-          </w:rPr>
-          <w:t>路18:13</w:t>
-        </w:r>
-      </w:hyperlink>
+      <w:r>
+        <w:rPr>
+          <w:lang w:val="zh_TW" w:bidi="zh_TW"/>
+        </w:rPr>
+        <w:t>路18:13</w:t>
+      </w:r>
       <w:r>
         <w:rPr>
           <w:lang w:val="zh_TW" w:bidi="zh_TW"/>
@@ -3173,54 +2747,36 @@
         </w:rPr>
         <w:t>亞述首都曾以貿易、進貢和戰利品積聚了來自列國的巨大且數不清的財富，但這些財富轉瞬即逝。殘暴的侵略和邪惡或許能暫時得逞，但最終必被毀滅（</w:t>
       </w:r>
-      <w:hyperlink r:id="rId83">
-        <w:r>
-          <w:rPr>
-            <w:lang w:val="zh_TW" w:bidi="zh_TW"/>
-          </w:rPr>
-          <w:rPr>
-            <w:color w:val="0000EE"/>
-            <w:u w:val="single"/>
-          </w:rPr>
-          <w:t>箴13:22</w:t>
-        </w:r>
-      </w:hyperlink>
+      <w:r>
+        <w:rPr>
+          <w:lang w:val="zh_TW" w:bidi="zh_TW"/>
+        </w:rPr>
+        <w:t>箴13:22</w:t>
+      </w:r>
       <w:r>
         <w:rPr>
           <w:lang w:val="zh_TW" w:bidi="zh_TW"/>
         </w:rPr>
         <w:t>；</w:t>
       </w:r>
-      <w:hyperlink r:id="rId84">
-        <w:r>
-          <w:rPr>
-            <w:lang w:val="zh_TW" w:bidi="zh_TW"/>
-          </w:rPr>
-          <w:rPr>
-            <w:color w:val="0000EE"/>
-            <w:u w:val="single"/>
-          </w:rPr>
-          <w:t>俄1:15</w:t>
-        </w:r>
-      </w:hyperlink>
+      <w:r>
+        <w:rPr>
+          <w:lang w:val="zh_TW" w:bidi="zh_TW"/>
+        </w:rPr>
+        <w:t>俄1:15</w:t>
+      </w:r>
       <w:r>
         <w:rPr>
           <w:lang w:val="zh_TW" w:bidi="zh_TW"/>
         </w:rPr>
         <w:t>；</w:t>
       </w:r>
-      <w:hyperlink r:id="rId85">
-        <w:r>
-          <w:rPr>
-            <w:lang w:val="zh_TW" w:bidi="zh_TW"/>
-          </w:rPr>
-          <w:rPr>
-            <w:color w:val="0000EE"/>
-            <w:u w:val="single"/>
-          </w:rPr>
-          <w:t>路12:16–20</w:t>
-        </w:r>
-      </w:hyperlink>
+      <w:r>
+        <w:rPr>
+          <w:lang w:val="zh_TW" w:bidi="zh_TW"/>
+        </w:rPr>
+        <w:t>路12:16–20</w:t>
+      </w:r>
       <w:r>
         <w:rPr>
           <w:lang w:val="zh_TW" w:bidi="zh_TW"/>
@@ -3347,54 +2903,36 @@
         </w:rPr>
         <w:t>在描述尼尼微的滅亡（</w:t>
       </w:r>
-      <w:hyperlink r:id="rId86">
-        <w:r>
-          <w:rPr>
-            <w:lang w:val="zh_TW" w:bidi="zh_TW"/>
-          </w:rPr>
-          <w:rPr>
-            <w:color w:val="0000EE"/>
-            <w:u w:val="single"/>
-          </w:rPr>
-          <w:t>2:1–10</w:t>
-        </w:r>
-      </w:hyperlink>
+      <w:r>
+        <w:rPr>
+          <w:lang w:val="zh_TW" w:bidi="zh_TW"/>
+        </w:rPr>
+        <w:t>2:1–10</w:t>
+      </w:r>
       <w:r>
         <w:rPr>
           <w:lang w:val="zh_TW" w:bidi="zh_TW"/>
         </w:rPr>
         <w:t>）之後，那鴻加入了三首諷刺詩中的第一首（另見</w:t>
       </w:r>
-      <w:hyperlink r:id="rId87">
-        <w:r>
-          <w:rPr>
-            <w:lang w:val="zh_TW" w:bidi="zh_TW"/>
-          </w:rPr>
-          <w:rPr>
-            <w:color w:val="0000EE"/>
-            <w:u w:val="single"/>
-          </w:rPr>
-          <w:t>3:8–13</w:t>
-        </w:r>
-      </w:hyperlink>
+      <w:r>
+        <w:rPr>
+          <w:lang w:val="zh_TW" w:bidi="zh_TW"/>
+        </w:rPr>
+        <w:t>3:8–13</w:t>
+      </w:r>
       <w:r>
         <w:rPr>
           <w:lang w:val="zh_TW" w:bidi="zh_TW"/>
         </w:rPr>
         <w:t>，</w:t>
       </w:r>
-      <w:hyperlink r:id="rId88">
-        <w:r>
-          <w:rPr>
-            <w:lang w:val="zh_TW" w:bidi="zh_TW"/>
-          </w:rPr>
-          <w:rPr>
-            <w:color w:val="0000EE"/>
-            <w:u w:val="single"/>
-          </w:rPr>
-          <w:t>14–19</w:t>
-        </w:r>
-      </w:hyperlink>
+      <w:r>
+        <w:rPr>
+          <w:lang w:val="zh_TW" w:bidi="zh_TW"/>
+        </w:rPr>
+        <w:t>14–19</w:t>
+      </w:r>
       <w:r>
         <w:rPr>
           <w:lang w:val="zh_TW" w:bidi="zh_TW"/>
@@ -3474,18 +3012,12 @@
         </w:rPr>
         <w:t>亞述驕傲的使者的聲音，可見於</w:t>
       </w:r>
-      <w:hyperlink r:id="rId89">
-        <w:r>
-          <w:rPr>
-            <w:lang w:val="zh_TW" w:bidi="zh_TW"/>
-          </w:rPr>
-          <w:rPr>
-            <w:color w:val="0000EE"/>
-            <w:u w:val="single"/>
-          </w:rPr>
-          <w:t>列王紀下十八章19節至十九章13節</w:t>
-        </w:r>
-      </w:hyperlink>
+      <w:r>
+        <w:rPr>
+          <w:lang w:val="zh_TW" w:bidi="zh_TW"/>
+        </w:rPr>
+        <w:t>列王紀下十八章19節至十九章13節</w:t>
+      </w:r>
       <w:r>
         <w:rPr>
           <w:lang w:val="zh_TW" w:bidi="zh_TW"/>
@@ -3670,72 +3202,48 @@
         </w:rPr>
         <w:t>：亞述以財富和安全、繁榮的承諾誘惑列國，卻以軍事武力和經濟剝削加害他們。因此，他們所受的懲罰，是對其所行之事理所當然的公義報應（見</w:t>
       </w:r>
-      <w:hyperlink r:id="rId90">
-        <w:r>
-          <w:rPr>
-            <w:lang w:val="zh_TW" w:bidi="zh_TW"/>
-          </w:rPr>
-          <w:rPr>
-            <w:color w:val="0000EE"/>
-            <w:u w:val="single"/>
-          </w:rPr>
-          <w:t>箴24:12</w:t>
-        </w:r>
-      </w:hyperlink>
+      <w:r>
+        <w:rPr>
+          <w:lang w:val="zh_TW" w:bidi="zh_TW"/>
+        </w:rPr>
+        <w:t>箴24:12</w:t>
+      </w:r>
       <w:r>
         <w:rPr>
           <w:lang w:val="zh_TW" w:bidi="zh_TW"/>
         </w:rPr>
         <w:t>；</w:t>
       </w:r>
-      <w:hyperlink r:id="rId91">
-        <w:r>
-          <w:rPr>
-            <w:lang w:val="zh_TW" w:bidi="zh_TW"/>
-          </w:rPr>
-          <w:rPr>
-            <w:color w:val="0000EE"/>
-            <w:u w:val="single"/>
-          </w:rPr>
-          <w:t>珥3:4–8</w:t>
-        </w:r>
-      </w:hyperlink>
+      <w:r>
+        <w:rPr>
+          <w:lang w:val="zh_TW" w:bidi="zh_TW"/>
+        </w:rPr>
+        <w:t>珥3:4–8</w:t>
+      </w:r>
       <w:r>
         <w:rPr>
           <w:lang w:val="zh_TW" w:bidi="zh_TW"/>
         </w:rPr>
         <w:t>；</w:t>
       </w:r>
-      <w:hyperlink r:id="rId92">
-        <w:r>
-          <w:rPr>
-            <w:lang w:val="zh_TW" w:bidi="zh_TW"/>
-          </w:rPr>
-          <w:rPr>
-            <w:color w:val="0000EE"/>
-            <w:u w:val="single"/>
-          </w:rPr>
-          <w:t>啟18:6</w:t>
-        </w:r>
-      </w:hyperlink>
+      <w:r>
+        <w:rPr>
+          <w:lang w:val="zh_TW" w:bidi="zh_TW"/>
+        </w:rPr>
+        <w:t>啟18:6</w:t>
+      </w:r>
       <w:r>
         <w:rPr>
           <w:lang w:val="zh_TW" w:bidi="zh_TW"/>
         </w:rPr>
         <w:t>，</w:t>
       </w:r>
-      <w:hyperlink r:id="rId93">
-        <w:r>
-          <w:rPr>
-            <w:lang w:val="zh_TW" w:bidi="zh_TW"/>
-          </w:rPr>
-          <w:rPr>
-            <w:color w:val="0000EE"/>
-            <w:u w:val="single"/>
-          </w:rPr>
-          <w:t>20:12</w:t>
-        </w:r>
-      </w:hyperlink>
+      <w:r>
+        <w:rPr>
+          <w:lang w:val="zh_TW" w:bidi="zh_TW"/>
+        </w:rPr>
+        <w:t>20:12</w:t>
+      </w:r>
       <w:r>
         <w:rPr>
           <w:lang w:val="zh_TW" w:bidi="zh_TW"/>
@@ -3802,108 +3310,72 @@
         </w:rPr>
         <w:t>（另見</w:t>
       </w:r>
-      <w:hyperlink r:id="rId94">
-        <w:r>
-          <w:rPr>
-            <w:lang w:val="zh_TW" w:bidi="zh_TW"/>
-          </w:rPr>
-          <w:rPr>
-            <w:color w:val="0000EE"/>
-            <w:u w:val="single"/>
-          </w:rPr>
-          <w:t>2:13</w:t>
-        </w:r>
-      </w:hyperlink>
+      <w:r>
+        <w:rPr>
+          <w:lang w:val="zh_TW" w:bidi="zh_TW"/>
+        </w:rPr>
+        <w:t>2:13</w:t>
+      </w:r>
       <w:r>
         <w:rPr>
           <w:lang w:val="zh_TW" w:bidi="zh_TW"/>
         </w:rPr>
         <w:t>）。尼尼微所受的審判就像是歷史的警戒，提醒世人耶和華憎惡罪惡，並必照著人的行為報應個人和列國（</w:t>
       </w:r>
-      <w:hyperlink r:id="rId95">
-        <w:r>
-          <w:rPr>
-            <w:lang w:val="zh_TW" w:bidi="zh_TW"/>
-          </w:rPr>
-          <w:rPr>
-            <w:color w:val="0000EE"/>
-            <w:u w:val="single"/>
-          </w:rPr>
-          <w:t>詩9:7–8</w:t>
-        </w:r>
-      </w:hyperlink>
+      <w:r>
+        <w:rPr>
+          <w:lang w:val="zh_TW" w:bidi="zh_TW"/>
+        </w:rPr>
+        <w:t>詩9:7–8</w:t>
+      </w:r>
       <w:r>
         <w:rPr>
           <w:lang w:val="zh_TW" w:bidi="zh_TW"/>
         </w:rPr>
         <w:t>，</w:t>
       </w:r>
-      <w:hyperlink r:id="rId96">
-        <w:r>
-          <w:rPr>
-            <w:lang w:val="zh_TW" w:bidi="zh_TW"/>
-          </w:rPr>
-          <w:rPr>
-            <w:color w:val="0000EE"/>
-            <w:u w:val="single"/>
-          </w:rPr>
-          <w:t>62:12</w:t>
-        </w:r>
-      </w:hyperlink>
+      <w:r>
+        <w:rPr>
+          <w:lang w:val="zh_TW" w:bidi="zh_TW"/>
+        </w:rPr>
+        <w:t>62:12</w:t>
+      </w:r>
       <w:r>
         <w:rPr>
           <w:lang w:val="zh_TW" w:bidi="zh_TW"/>
         </w:rPr>
         <w:t>；</w:t>
       </w:r>
-      <w:hyperlink r:id="rId97">
-        <w:r>
-          <w:rPr>
-            <w:lang w:val="zh_TW" w:bidi="zh_TW"/>
-          </w:rPr>
-          <w:rPr>
-            <w:color w:val="0000EE"/>
-            <w:u w:val="single"/>
-          </w:rPr>
-          <w:t>耶46:28</w:t>
-        </w:r>
-      </w:hyperlink>
+      <w:r>
+        <w:rPr>
+          <w:lang w:val="zh_TW" w:bidi="zh_TW"/>
+        </w:rPr>
+        <w:t>耶46:28</w:t>
+      </w:r>
       <w:r>
         <w:rPr>
           <w:lang w:val="zh_TW" w:bidi="zh_TW"/>
         </w:rPr>
         <w:t>；</w:t>
       </w:r>
-      <w:hyperlink r:id="rId98">
-        <w:r>
-          <w:rPr>
-            <w:lang w:val="zh_TW" w:bidi="zh_TW"/>
-          </w:rPr>
-          <w:rPr>
-            <w:color w:val="0000EE"/>
-            <w:u w:val="single"/>
-          </w:rPr>
-          <w:t>徒17:31</w:t>
-        </w:r>
-      </w:hyperlink>
+      <w:r>
+        <w:rPr>
+          <w:lang w:val="zh_TW" w:bidi="zh_TW"/>
+        </w:rPr>
+        <w:t>徒17:31</w:t>
+      </w:r>
       <w:r>
         <w:rPr>
           <w:lang w:val="zh_TW" w:bidi="zh_TW"/>
         </w:rPr>
         <w:t>）。有一天，神公義的審判必臨到全地一切悖逆祂的人（</w:t>
       </w:r>
-      <w:hyperlink r:id="rId99">
-        <w:r>
-          <w:rPr>
-            <w:lang w:val="zh_TW" w:bidi="zh_TW"/>
-          </w:rPr>
-          <w:rPr>
-            <w:color w:val="0000EE"/>
-            <w:u w:val="single"/>
-          </w:rPr>
-          <w:t>啟17–19章</w:t>
-        </w:r>
-      </w:hyperlink>
+      <w:r>
+        <w:rPr>
+          <w:lang w:val="zh_TW" w:bidi="zh_TW"/>
+        </w:rPr>
+        <w:t>啟17–19章</w:t>
+      </w:r>
       <w:r>
         <w:rPr>
           <w:lang w:val="zh_TW" w:bidi="zh_TW"/>
@@ -4046,72 +3518,48 @@
         </w:rPr>
         <w:t>：古代的征服者慣用這種極其殘忍的方式來滅絕敵人的嬰孩（</w:t>
       </w:r>
-      <w:hyperlink r:id="rId100">
-        <w:r>
-          <w:rPr>
-            <w:lang w:val="zh_TW" w:bidi="zh_TW"/>
-          </w:rPr>
-          <w:rPr>
-            <w:color w:val="0000EE"/>
-            <w:u w:val="single"/>
-          </w:rPr>
-          <w:t>王下8:12</w:t>
-        </w:r>
-      </w:hyperlink>
+      <w:r>
+        <w:rPr>
+          <w:lang w:val="zh_TW" w:bidi="zh_TW"/>
+        </w:rPr>
+        <w:t>王下8:12</w:t>
+      </w:r>
       <w:r>
         <w:rPr>
           <w:lang w:val="zh_TW" w:bidi="zh_TW"/>
         </w:rPr>
         <w:t>；</w:t>
       </w:r>
-      <w:hyperlink r:id="rId101">
-        <w:r>
-          <w:rPr>
-            <w:lang w:val="zh_TW" w:bidi="zh_TW"/>
-          </w:rPr>
-          <w:rPr>
-            <w:color w:val="0000EE"/>
-            <w:u w:val="single"/>
-          </w:rPr>
-          <w:t>詩137:9</w:t>
-        </w:r>
-      </w:hyperlink>
+      <w:r>
+        <w:rPr>
+          <w:lang w:val="zh_TW" w:bidi="zh_TW"/>
+        </w:rPr>
+        <w:t>詩137:9</w:t>
+      </w:r>
       <w:r>
         <w:rPr>
           <w:lang w:val="zh_TW" w:bidi="zh_TW"/>
         </w:rPr>
         <w:t>；</w:t>
       </w:r>
-      <w:hyperlink r:id="rId102">
-        <w:r>
-          <w:rPr>
-            <w:lang w:val="zh_TW" w:bidi="zh_TW"/>
-          </w:rPr>
-          <w:rPr>
-            <w:color w:val="0000EE"/>
-            <w:u w:val="single"/>
-          </w:rPr>
-          <w:t>賽13:16</w:t>
-        </w:r>
-      </w:hyperlink>
+      <w:r>
+        <w:rPr>
+          <w:lang w:val="zh_TW" w:bidi="zh_TW"/>
+        </w:rPr>
+        <w:t>賽13:16</w:t>
+      </w:r>
       <w:r>
         <w:rPr>
           <w:lang w:val="zh_TW" w:bidi="zh_TW"/>
         </w:rPr>
         <w:t>、</w:t>
       </w:r>
-      <w:hyperlink r:id="rId103">
-        <w:r>
-          <w:rPr>
-            <w:lang w:val="zh_TW" w:bidi="zh_TW"/>
-          </w:rPr>
-          <w:rPr>
-            <w:color w:val="0000EE"/>
-            <w:u w:val="single"/>
-          </w:rPr>
-          <w:t>18</w:t>
-        </w:r>
-      </w:hyperlink>
+      <w:r>
+        <w:rPr>
+          <w:lang w:val="zh_TW" w:bidi="zh_TW"/>
+        </w:rPr>
+        <w:t>18</w:t>
+      </w:r>
       <w:r>
         <w:rPr>
           <w:lang w:val="zh_TW" w:bidi="zh_TW"/>
@@ -4160,90 +3608,60 @@
         </w:rPr>
         <w:t>拘禁（見</w:t>
       </w:r>
-      <w:hyperlink r:id="rId104">
-        <w:r>
-          <w:rPr>
-            <w:lang w:val="zh_TW" w:bidi="zh_TW"/>
-          </w:rPr>
-          <w:rPr>
-            <w:color w:val="0000EE"/>
-            <w:u w:val="single"/>
-          </w:rPr>
-          <w:t>王下25:7</w:t>
-        </w:r>
-      </w:hyperlink>
+      <w:r>
+        <w:rPr>
+          <w:lang w:val="zh_TW" w:bidi="zh_TW"/>
+        </w:rPr>
+        <w:t>王下25:7</w:t>
+      </w:r>
       <w:r>
         <w:rPr>
           <w:lang w:val="zh_TW" w:bidi="zh_TW"/>
         </w:rPr>
         <w:t>；</w:t>
       </w:r>
-      <w:hyperlink r:id="rId105">
-        <w:r>
-          <w:rPr>
-            <w:lang w:val="zh_TW" w:bidi="zh_TW"/>
-          </w:rPr>
-          <w:rPr>
-            <w:color w:val="0000EE"/>
-            <w:u w:val="single"/>
-          </w:rPr>
-          <w:t>耶40:1</w:t>
-        </w:r>
-      </w:hyperlink>
+      <w:r>
+        <w:rPr>
+          <w:lang w:val="zh_TW" w:bidi="zh_TW"/>
+        </w:rPr>
+        <w:t>耶40:1</w:t>
+      </w:r>
       <w:r>
         <w:rPr>
           <w:lang w:val="zh_TW" w:bidi="zh_TW"/>
         </w:rPr>
         <w:t>、</w:t>
       </w:r>
-      <w:hyperlink r:id="rId106">
-        <w:r>
-          <w:rPr>
-            <w:lang w:val="zh_TW" w:bidi="zh_TW"/>
-          </w:rPr>
-          <w:rPr>
-            <w:color w:val="0000EE"/>
-            <w:u w:val="single"/>
-          </w:rPr>
-          <w:t>4</w:t>
-        </w:r>
-      </w:hyperlink>
+      <w:r>
+        <w:rPr>
+          <w:lang w:val="zh_TW" w:bidi="zh_TW"/>
+        </w:rPr>
+        <w:t>4</w:t>
+      </w:r>
       <w:r>
         <w:rPr>
           <w:lang w:val="zh_TW" w:bidi="zh_TW"/>
         </w:rPr>
         <w:t>；</w:t>
       </w:r>
-      <w:hyperlink r:id="rId107">
-        <w:r>
-          <w:rPr>
-            <w:lang w:val="zh_TW" w:bidi="zh_TW"/>
-          </w:rPr>
-          <w:rPr>
-            <w:color w:val="0000EE"/>
-            <w:u w:val="single"/>
-          </w:rPr>
-          <w:t>珥3:3</w:t>
-        </w:r>
-      </w:hyperlink>
+      <w:r>
+        <w:rPr>
+          <w:lang w:val="zh_TW" w:bidi="zh_TW"/>
+        </w:rPr>
+        <w:t>珥3:3</w:t>
+      </w:r>
       <w:r>
         <w:rPr>
           <w:lang w:val="zh_TW" w:bidi="zh_TW"/>
         </w:rPr>
         <w:t>；</w:t>
       </w:r>
-      <w:hyperlink r:id="rId108">
-        <w:r>
-          <w:rPr>
-            <w:lang w:val="zh_TW" w:bidi="zh_TW"/>
-          </w:rPr>
-          <w:rPr>
-            <w:color w:val="0000EE"/>
-            <w:u w:val="single"/>
-          </w:rPr>
-          <w:t>俄1:11</w:t>
-        </w:r>
-      </w:hyperlink>
+      <w:r>
+        <w:rPr>
+          <w:lang w:val="zh_TW" w:bidi="zh_TW"/>
+        </w:rPr>
+        <w:t>俄1:11</w:t>
+      </w:r>
       <w:r>
         <w:rPr>
           <w:lang w:val="zh_TW" w:bidi="zh_TW"/>
@@ -4304,36 +3722,24 @@
         </w:rPr>
         <w:t>：參</w:t>
       </w:r>
-      <w:hyperlink r:id="rId109">
-        <w:r>
-          <w:rPr>
-            <w:lang w:val="zh_TW" w:bidi="zh_TW"/>
-          </w:rPr>
-          <w:rPr>
-            <w:color w:val="0000EE"/>
-            <w:u w:val="single"/>
-          </w:rPr>
-          <w:t>阿摩司書八章1至2節</w:t>
-        </w:r>
-      </w:hyperlink>
+      <w:r>
+        <w:rPr>
+          <w:lang w:val="zh_TW" w:bidi="zh_TW"/>
+        </w:rPr>
+        <w:t>阿摩司書八章1至2節</w:t>
+      </w:r>
       <w:r>
         <w:rPr>
           <w:lang w:val="zh_TW" w:bidi="zh_TW"/>
         </w:rPr>
         <w:t>；</w:t>
       </w:r>
-      <w:hyperlink r:id="rId110">
-        <w:r>
-          <w:rPr>
-            <w:lang w:val="zh_TW" w:bidi="zh_TW"/>
-          </w:rPr>
-          <w:rPr>
-            <w:color w:val="0000EE"/>
-            <w:u w:val="single"/>
-          </w:rPr>
-          <w:t>啟示錄六章13節</w:t>
-        </w:r>
-      </w:hyperlink>
+      <w:r>
+        <w:rPr>
+          <w:lang w:val="zh_TW" w:bidi="zh_TW"/>
+        </w:rPr>
+        <w:t>啟示錄六章13節</w:t>
+      </w:r>
       <w:r>
         <w:rPr>
           <w:lang w:val="zh_TW" w:bidi="zh_TW"/>
@@ -4394,18 +3800,12 @@
         </w:rPr>
         <w:t>：那鴻用帶有諷刺的語氣強調，無論作多少準備，亞述人都無法抵擋神的忿怒（另請注意</w:t>
       </w:r>
-      <w:hyperlink r:id="rId111">
-        <w:r>
-          <w:rPr>
-            <w:lang w:val="zh_TW" w:bidi="zh_TW"/>
-          </w:rPr>
-          <w:rPr>
-            <w:color w:val="0000EE"/>
-            <w:u w:val="single"/>
-          </w:rPr>
-          <w:t>2:11–13</w:t>
-        </w:r>
-      </w:hyperlink>
+      <w:r>
+        <w:rPr>
+          <w:lang w:val="zh_TW" w:bidi="zh_TW"/>
+        </w:rPr>
+        <w:t>2:11–13</w:t>
+      </w:r>
       <w:r>
         <w:rPr>
           <w:lang w:val="zh_TW" w:bidi="zh_TW"/>
@@ -4460,18 +3860,12 @@
         </w:rPr>
         <w:t>舊約聖經常以蝗蟲作為軍隊的隱喻（見</w:t>
       </w:r>
-      <w:hyperlink r:id="rId112">
-        <w:r>
-          <w:rPr>
-            <w:lang w:val="zh_TW" w:bidi="zh_TW"/>
-          </w:rPr>
-          <w:rPr>
-            <w:color w:val="0000EE"/>
-            <w:u w:val="single"/>
-          </w:rPr>
-          <w:t>珥2:1–11</w:t>
-        </w:r>
-      </w:hyperlink>
+      <w:r>
+        <w:rPr>
+          <w:lang w:val="zh_TW" w:bidi="zh_TW"/>
+        </w:rPr>
+        <w:t>珥2:1–11</w:t>
+      </w:r>
       <w:r>
         <w:rPr>
           <w:lang w:val="zh_TW" w:bidi="zh_TW"/>
@@ -4621,72 +4015,48 @@
         </w:rPr>
         <w:t>；見</w:t>
       </w:r>
-      <w:hyperlink r:id="rId113">
-        <w:r>
-          <w:rPr>
-            <w:lang w:val="zh_TW" w:bidi="zh_TW"/>
-          </w:rPr>
-          <w:rPr>
-            <w:color w:val="0000EE"/>
-            <w:u w:val="single"/>
-          </w:rPr>
-          <w:t>約11:11–14</w:t>
-        </w:r>
-      </w:hyperlink>
+      <w:r>
+        <w:rPr>
+          <w:lang w:val="zh_TW" w:bidi="zh_TW"/>
+        </w:rPr>
+        <w:t>約11:11–14</w:t>
+      </w:r>
       <w:r>
         <w:rPr>
           <w:lang w:val="zh_TW" w:bidi="zh_TW"/>
         </w:rPr>
         <w:t>）：亞述的領袖在尼尼微危難之時沉睡，而最終也將在死中長眠。相比之下，以色列的牧者不打盹（</w:t>
       </w:r>
-      <w:hyperlink r:id="rId114">
-        <w:r>
-          <w:rPr>
-            <w:lang w:val="zh_TW" w:bidi="zh_TW"/>
-          </w:rPr>
-          <w:rPr>
-            <w:color w:val="0000EE"/>
-            <w:u w:val="single"/>
-          </w:rPr>
-          <w:t>詩121:3</w:t>
-        </w:r>
-      </w:hyperlink>
+      <w:r>
+        <w:rPr>
+          <w:lang w:val="zh_TW" w:bidi="zh_TW"/>
+        </w:rPr>
+        <w:t>詩121:3</w:t>
+      </w:r>
       <w:r>
         <w:rPr>
           <w:lang w:val="zh_TW" w:bidi="zh_TW"/>
         </w:rPr>
         <w:t>），並且必招聚以色列失喪的羊（</w:t>
       </w:r>
-      <w:hyperlink r:id="rId115">
-        <w:r>
-          <w:rPr>
-            <w:lang w:val="zh_TW" w:bidi="zh_TW"/>
-          </w:rPr>
-          <w:rPr>
-            <w:color w:val="0000EE"/>
-            <w:u w:val="single"/>
-          </w:rPr>
-          <w:t>耶23:3</w:t>
-        </w:r>
-      </w:hyperlink>
+      <w:r>
+        <w:rPr>
+          <w:lang w:val="zh_TW" w:bidi="zh_TW"/>
+        </w:rPr>
+        <w:t>耶23:3</w:t>
+      </w:r>
       <w:r>
         <w:rPr>
           <w:lang w:val="zh_TW" w:bidi="zh_TW"/>
         </w:rPr>
         <w:t>；</w:t>
       </w:r>
-      <w:hyperlink r:id="rId116">
-        <w:r>
-          <w:rPr>
-            <w:lang w:val="zh_TW" w:bidi="zh_TW"/>
-          </w:rPr>
-          <w:rPr>
-            <w:color w:val="0000EE"/>
-            <w:u w:val="single"/>
-          </w:rPr>
-          <w:t>結36:35</w:t>
-        </w:r>
-      </w:hyperlink>
+      <w:r>
+        <w:rPr>
+          <w:lang w:val="zh_TW" w:bidi="zh_TW"/>
+        </w:rPr>
+        <w:t>結36:35</w:t>
+      </w:r>
       <w:r>
         <w:rPr>
           <w:lang w:val="zh_TW" w:bidi="zh_TW"/>
@@ -4741,72 +4111,48 @@
         </w:rPr>
         <w:t>尼尼微應得的是毀滅而不是醫治。雖然在約拿的時代，神曾忍耐寬容尼尼微（</w:t>
       </w:r>
-      <w:hyperlink r:id="rId117">
-        <w:r>
-          <w:rPr>
-            <w:lang w:val="zh_TW" w:bidi="zh_TW"/>
-          </w:rPr>
-          <w:rPr>
-            <w:color w:val="0000EE"/>
-            <w:u w:val="single"/>
-          </w:rPr>
-          <w:t>拿3:10</w:t>
-        </w:r>
-      </w:hyperlink>
+      <w:r>
+        <w:rPr>
+          <w:lang w:val="zh_TW" w:bidi="zh_TW"/>
+        </w:rPr>
+        <w:t>拿3:10</w:t>
+      </w:r>
       <w:r>
         <w:rPr>
           <w:lang w:val="zh_TW" w:bidi="zh_TW"/>
         </w:rPr>
         <w:t>），但亞述人又回到殘暴的行徑，終必收割自己邪惡的惡果（見</w:t>
       </w:r>
-      <w:hyperlink r:id="rId118">
-        <w:r>
-          <w:rPr>
-            <w:lang w:val="zh_TW" w:bidi="zh_TW"/>
-          </w:rPr>
-          <w:rPr>
-            <w:color w:val="0000EE"/>
-            <w:u w:val="single"/>
-          </w:rPr>
-          <w:t>箴11:16–19</w:t>
-        </w:r>
-      </w:hyperlink>
+      <w:r>
+        <w:rPr>
+          <w:lang w:val="zh_TW" w:bidi="zh_TW"/>
+        </w:rPr>
+        <w:t>箴11:16–19</w:t>
+      </w:r>
       <w:r>
         <w:rPr>
           <w:lang w:val="zh_TW" w:bidi="zh_TW"/>
         </w:rPr>
         <w:t>；</w:t>
       </w:r>
-      <w:hyperlink r:id="rId119">
-        <w:r>
-          <w:rPr>
-            <w:lang w:val="zh_TW" w:bidi="zh_TW"/>
-          </w:rPr>
-          <w:rPr>
-            <w:color w:val="0000EE"/>
-            <w:u w:val="single"/>
-          </w:rPr>
-          <w:t>賽66:5–6</w:t>
-        </w:r>
-      </w:hyperlink>
+      <w:r>
+        <w:rPr>
+          <w:lang w:val="zh_TW" w:bidi="zh_TW"/>
+        </w:rPr>
+        <w:t>賽66:5–6</w:t>
+      </w:r>
       <w:r>
         <w:rPr>
           <w:lang w:val="zh_TW" w:bidi="zh_TW"/>
         </w:rPr>
         <w:t>；</w:t>
       </w:r>
-      <w:hyperlink r:id="rId120">
-        <w:r>
-          <w:rPr>
-            <w:lang w:val="zh_TW" w:bidi="zh_TW"/>
-          </w:rPr>
-          <w:rPr>
-            <w:color w:val="0000EE"/>
-            <w:u w:val="single"/>
-          </w:rPr>
-          <w:t>何8:7</w:t>
-        </w:r>
-      </w:hyperlink>
+      <w:r>
+        <w:rPr>
+          <w:lang w:val="zh_TW" w:bidi="zh_TW"/>
+        </w:rPr>
+        <w:t>何8:7</w:t>
+      </w:r>
       <w:r>
         <w:rPr>
           <w:lang w:val="zh_TW" w:bidi="zh_TW"/>
